--- a/downloads/卷08 知识篇：RAG 检索增强生成.docx
+++ b/downloads/卷08 知识篇：RAG 检索增强生成.docx
@@ -1157,8 +1157,8 @@
         </w:p>
         <w:p>
           <w:pPr>
-            <w:pStyle w:val="11"/>
-            <w:ind w:left="360"/>
+            <w:pStyle w:val="12"/>
+            <w:ind w:left="720"/>
             <w:tabs>
               <w:tab w:val="right" w:leader="dot" w:pos="9026"/>
             </w:tabs>
@@ -1169,7 +1169,7 @@
               <w:rPr>
                 <w:rStyle w:val="Hyperlink"/>
               </w:rPr>
-              <w:t>3.3 查询改写：在提问与文档之间架桥</w:t>
+              <w:t>3.2.1 BM25 实战（一）：rank_bm25 + jieba，二十行跑通关键词通道</w:t>
             </w:r>
             <w:r>
               <w:tab/>
@@ -1193,8 +1193,8 @@
         </w:p>
         <w:p>
           <w:pPr>
-            <w:pStyle w:val="11"/>
-            <w:ind w:left="360"/>
+            <w:pStyle w:val="12"/>
+            <w:ind w:left="720"/>
             <w:tabs>
               <w:tab w:val="right" w:leader="dot" w:pos="9026"/>
             </w:tabs>
@@ -1205,7 +1205,7 @@
               <w:rPr>
                 <w:rStyle w:val="Hyperlink"/>
               </w:rPr>
-              <w:t>3.4 重排序：召回之后，把最准的几条捞出来</w:t>
+              <w:t>3.2.2 中文实战的四个坑：分词、停用词、大小写与未登录词</w:t>
             </w:r>
             <w:r>
               <w:tab/>
@@ -1220,7 +1220,7 @@
               <w:fldChar w:fldCharType="separate"/>
             </w:r>
             <w:r>
-              <w:t>22</w:t>
+              <w:t>23</w:t>
             </w:r>
             <w:r>
               <w:fldChar w:fldCharType="end"/>
@@ -1241,7 +1241,7 @@
               <w:rPr>
                 <w:rStyle w:val="Hyperlink"/>
               </w:rPr>
-              <w:t>3.4.1 两阶段的算力经济学：为什么必须"先宽后精"</w:t>
+              <w:t>3.2.3 BM25 实战（二）：Elasticsearch + IK 分词器的生产形态</w:t>
             </w:r>
             <w:r>
               <w:tab/>
@@ -1256,7 +1256,7 @@
               <w:fldChar w:fldCharType="separate"/>
             </w:r>
             <w:r>
-              <w:t>22</w:t>
+              <w:t>23</w:t>
             </w:r>
             <w:r>
               <w:fldChar w:fldCharType="end"/>
@@ -1277,7 +1277,7 @@
               <w:rPr>
                 <w:rStyle w:val="Hyperlink"/>
               </w:rPr>
-              <w:t>3.4.2 三种交互架构：双塔、交叉编码器与晚期交互</w:t>
+              <w:t>3.2.4 BM25 实战（三）：k1 与 b 不是玄学，用评估集网格实验定</w:t>
             </w:r>
             <w:r>
               <w:tab/>
@@ -1292,7 +1292,7 @@
               <w:fldChar w:fldCharType="separate"/>
             </w:r>
             <w:r>
-              <w:t>23</w:t>
+              <w:t>27</w:t>
             </w:r>
             <w:r>
               <w:fldChar w:fldCharType="end"/>
@@ -1313,7 +1313,7 @@
               <w:rPr>
                 <w:rStyle w:val="Hyperlink"/>
               </w:rPr>
-              <w:t>3.4.3 重排模型怎么选</w:t>
+              <w:t>3.2.5 实战收官：BM25 + 向量 + RRF 的完整混合检索</w:t>
             </w:r>
             <w:r>
               <w:tab/>
@@ -1328,7 +1328,7 @@
               <w:fldChar w:fldCharType="separate"/>
             </w:r>
             <w:r>
-              <w:t>24</w:t>
+              <w:t>30</w:t>
             </w:r>
             <w:r>
               <w:fldChar w:fldCharType="end"/>
@@ -1337,8 +1337,8 @@
         </w:p>
         <w:p>
           <w:pPr>
-            <w:pStyle w:val="12"/>
-            <w:ind w:left="720"/>
+            <w:pStyle w:val="11"/>
+            <w:ind w:left="360"/>
             <w:tabs>
               <w:tab w:val="right" w:leader="dot" w:pos="9026"/>
             </w:tabs>
@@ -1349,7 +1349,7 @@
               <w:rPr>
                 <w:rStyle w:val="Hyperlink"/>
               </w:rPr>
-              <w:t>3.4.4 让 LLM 来排序：RankGPT 与 listwise 重排</w:t>
+              <w:t>3.3 查询改写：在提问与文档之间架桥</w:t>
             </w:r>
             <w:r>
               <w:tab/>
@@ -1364,7 +1364,7 @@
               <w:fldChar w:fldCharType="separate"/>
             </w:r>
             <w:r>
-              <w:t>24</w:t>
+              <w:t>32</w:t>
             </w:r>
             <w:r>
               <w:fldChar w:fldCharType="end"/>
@@ -1373,8 +1373,8 @@
         </w:p>
         <w:p>
           <w:pPr>
-            <w:pStyle w:val="12"/>
-            <w:ind w:left="720"/>
+            <w:pStyle w:val="11"/>
+            <w:ind w:left="360"/>
             <w:tabs>
               <w:tab w:val="right" w:leader="dot" w:pos="9026"/>
             </w:tabs>
@@ -1385,7 +1385,7 @@
               <w:rPr>
                 <w:rStyle w:val="Hyperlink"/>
               </w:rPr>
-              <w:t>3.4.5 工程落地：六个参数与一条流水线</w:t>
+              <w:t>3.4 重排序：召回之后，把最准的几条捞出来</w:t>
             </w:r>
             <w:r>
               <w:tab/>
@@ -1400,7 +1400,7 @@
               <w:fldChar w:fldCharType="separate"/>
             </w:r>
             <w:r>
-              <w:t>25</w:t>
+              <w:t>35</w:t>
             </w:r>
             <w:r>
               <w:fldChar w:fldCharType="end"/>
@@ -1421,7 +1421,7 @@
               <w:rPr>
                 <w:rStyle w:val="Hyperlink"/>
               </w:rPr>
-              <w:t>3.4.6 评估与六个常见陷阱</w:t>
+              <w:t>3.4.1 两阶段的算力经济学：为什么必须"先宽后精"</w:t>
             </w:r>
             <w:r>
               <w:tab/>
@@ -1436,7 +1436,7 @@
               <w:fldChar w:fldCharType="separate"/>
             </w:r>
             <w:r>
-              <w:t>27</w:t>
+              <w:t>35</w:t>
             </w:r>
             <w:r>
               <w:fldChar w:fldCharType="end"/>
@@ -1445,7 +1445,8 @@
         </w:p>
         <w:p>
           <w:pPr>
-            <w:pStyle w:val="9"/>
+            <w:pStyle w:val="12"/>
+            <w:ind w:left="720"/>
             <w:tabs>
               <w:tab w:val="right" w:leader="dot" w:pos="9026"/>
             </w:tabs>
@@ -1456,7 +1457,7 @@
               <w:rPr>
                 <w:rStyle w:val="Hyperlink"/>
               </w:rPr>
-              <w:t>第四章 生成：从检索到可信回答</w:t>
+              <w:t>3.4.2 三种交互架构：双塔、交叉编码器与晚期交互</w:t>
             </w:r>
             <w:r>
               <w:tab/>
@@ -1471,7 +1472,7 @@
               <w:fldChar w:fldCharType="separate"/>
             </w:r>
             <w:r>
-              <w:t>27</w:t>
+              <w:t>36</w:t>
             </w:r>
             <w:r>
               <w:fldChar w:fldCharType="end"/>
@@ -1480,8 +1481,8 @@
         </w:p>
         <w:p>
           <w:pPr>
-            <w:pStyle w:val="11"/>
-            <w:ind w:left="360"/>
+            <w:pStyle w:val="12"/>
+            <w:ind w:left="720"/>
             <w:tabs>
               <w:tab w:val="right" w:leader="dot" w:pos="9026"/>
             </w:tabs>
@@ -1492,7 +1493,7 @@
               <w:rPr>
                 <w:rStyle w:val="Hyperlink"/>
               </w:rPr>
-              <w:t>4.1 上下文注入的排版规范</w:t>
+              <w:t>3.4.3 重排模型怎么选</w:t>
             </w:r>
             <w:r>
               <w:tab/>
@@ -1507,7 +1508,7 @@
               <w:fldChar w:fldCharType="separate"/>
             </w:r>
             <w:r>
-              <w:t>28</w:t>
+              <w:t>37</w:t>
             </w:r>
             <w:r>
               <w:fldChar w:fldCharType="end"/>
@@ -1516,8 +1517,8 @@
         </w:p>
         <w:p>
           <w:pPr>
-            <w:pStyle w:val="11"/>
-            <w:ind w:left="360"/>
+            <w:pStyle w:val="12"/>
+            <w:ind w:left="720"/>
             <w:tabs>
               <w:tab w:val="right" w:leader="dot" w:pos="9026"/>
             </w:tabs>
@@ -1528,7 +1529,7 @@
               <w:rPr>
                 <w:rStyle w:val="Hyperlink"/>
               </w:rPr>
-              <w:t>4.2 引用与溯源：让每个结论都能被核查</w:t>
+              <w:t>3.4.4 让 LLM 来排序：RankGPT 与 listwise 重排</w:t>
             </w:r>
             <w:r>
               <w:tab/>
@@ -1543,7 +1544,7 @@
               <w:fldChar w:fldCharType="separate"/>
             </w:r>
             <w:r>
-              <w:t>28</w:t>
+              <w:t>37</w:t>
             </w:r>
             <w:r>
               <w:fldChar w:fldCharType="end"/>
@@ -1552,8 +1553,8 @@
         </w:p>
         <w:p>
           <w:pPr>
-            <w:pStyle w:val="11"/>
-            <w:ind w:left="360"/>
+            <w:pStyle w:val="12"/>
+            <w:ind w:left="720"/>
             <w:tabs>
               <w:tab w:val="right" w:leader="dot" w:pos="9026"/>
             </w:tabs>
@@ -1564,7 +1565,7 @@
               <w:rPr>
                 <w:rStyle w:val="Hyperlink"/>
               </w:rPr>
-              <w:t>4.3 检索不到时，诚实地说不知道</w:t>
+              <w:t>3.4.5 工程落地：六个参数与一条流水线</w:t>
             </w:r>
             <w:r>
               <w:tab/>
@@ -1579,7 +1580,7 @@
               <w:fldChar w:fldCharType="separate"/>
             </w:r>
             <w:r>
-              <w:t>29</w:t>
+              <w:t>38</w:t>
             </w:r>
             <w:r>
               <w:fldChar w:fldCharType="end"/>
@@ -1588,8 +1589,8 @@
         </w:p>
         <w:p>
           <w:pPr>
-            <w:pStyle w:val="11"/>
-            <w:ind w:left="360"/>
+            <w:pStyle w:val="12"/>
+            <w:ind w:left="720"/>
             <w:tabs>
               <w:tab w:val="right" w:leader="dot" w:pos="9026"/>
             </w:tabs>
@@ -1600,7 +1601,7 @@
               <w:rPr>
                 <w:rStyle w:val="Hyperlink"/>
               </w:rPr>
-              <w:t>4.4 长上下文时代，RAG 还有必要吗</w:t>
+              <w:t>3.4.6 评估与六个常见陷阱</w:t>
             </w:r>
             <w:r>
               <w:tab/>
@@ -1615,7 +1616,7 @@
               <w:fldChar w:fldCharType="separate"/>
             </w:r>
             <w:r>
-              <w:t>29</w:t>
+              <w:t>40</w:t>
             </w:r>
             <w:r>
               <w:fldChar w:fldCharType="end"/>
@@ -1635,7 +1636,7 @@
               <w:rPr>
                 <w:rStyle w:val="Hyperlink"/>
               </w:rPr>
-              <w:t>第五章 Agentic RAG 与进阶架构</w:t>
+              <w:t>第四章 生成：从检索到可信回答</w:t>
             </w:r>
             <w:r>
               <w:tab/>
@@ -1650,7 +1651,7 @@
               <w:fldChar w:fldCharType="separate"/>
             </w:r>
             <w:r>
-              <w:t>30</w:t>
+              <w:t>40</w:t>
             </w:r>
             <w:r>
               <w:fldChar w:fldCharType="end"/>
@@ -1671,7 +1672,7 @@
               <w:rPr>
                 <w:rStyle w:val="Hyperlink"/>
               </w:rPr>
-              <w:t>5.1 从被动检索到主动规划</w:t>
+              <w:t>4.1 上下文注入的排版规范</w:t>
             </w:r>
             <w:r>
               <w:tab/>
@@ -1686,7 +1687,7 @@
               <w:fldChar w:fldCharType="separate"/>
             </w:r>
             <w:r>
-              <w:t>30</w:t>
+              <w:t>41</w:t>
             </w:r>
             <w:r>
               <w:fldChar w:fldCharType="end"/>
@@ -1707,7 +1708,7 @@
               <w:rPr>
                 <w:rStyle w:val="Hyperlink"/>
               </w:rPr>
-              <w:t>5.2 Search-R1 与 ReSearch：让模型学会何时检索</w:t>
+              <w:t>4.2 引用与溯源：让每个结论都能被核查</w:t>
             </w:r>
             <w:r>
               <w:tab/>
@@ -1722,7 +1723,7 @@
               <w:fldChar w:fldCharType="separate"/>
             </w:r>
             <w:r>
-              <w:t>31</w:t>
+              <w:t>41</w:t>
             </w:r>
             <w:r>
               <w:fldChar w:fldCharType="end"/>
@@ -1743,7 +1744,7 @@
               <w:rPr>
                 <w:rStyle w:val="Hyperlink"/>
               </w:rPr>
-              <w:t>5.3 GraphRAG：用知识图谱回答全局问题</w:t>
+              <w:t>4.3 检索不到时，诚实地说不知道</w:t>
             </w:r>
             <w:r>
               <w:tab/>
@@ -1758,7 +1759,7 @@
               <w:fldChar w:fldCharType="separate"/>
             </w:r>
             <w:r>
-              <w:t>31</w:t>
+              <w:t>42</w:t>
             </w:r>
             <w:r>
               <w:fldChar w:fldCharType="end"/>
@@ -1779,7 +1780,7 @@
               <w:rPr>
                 <w:rStyle w:val="Hyperlink"/>
               </w:rPr>
-              <w:t>5.4 多模态 RAG：知识不只有文字</w:t>
+              <w:t>4.4 长上下文时代，RAG 还有必要吗</w:t>
             </w:r>
             <w:r>
               <w:tab/>
@@ -1794,7 +1795,42 @@
               <w:fldChar w:fldCharType="separate"/>
             </w:r>
             <w:r>
-              <w:t>32</w:t>
+              <w:t>42</w:t>
+            </w:r>
+            <w:r>
+              <w:fldChar w:fldCharType="end"/>
+            </w:r>
+          </w:hyperlink>
+        </w:p>
+        <w:p>
+          <w:pPr>
+            <w:pStyle w:val="9"/>
+            <w:tabs>
+              <w:tab w:val="right" w:leader="dot" w:pos="9026"/>
+            </w:tabs>
+            <w:spacing w:before="120" w:after="60"/>
+          </w:pPr>
+          <w:hyperlink w:anchor="_Toc100036" w:history="1">
+            <w:r>
+              <w:rPr>
+                <w:rStyle w:val="Hyperlink"/>
+              </w:rPr>
+              <w:t>第五章 Agentic RAG 与进阶架构</w:t>
+            </w:r>
+            <w:r>
+              <w:tab/>
+            </w:r>
+            <w:r>
+              <w:fldChar w:fldCharType="begin"/>
+            </w:r>
+            <w:r>
+              <w:instrText xml:space="preserve"> PAGEREF _Toc100036 \h </w:instrText>
+            </w:r>
+            <w:r>
+              <w:fldChar w:fldCharType="separate"/>
+            </w:r>
+            <w:r>
+              <w:t>43</w:t>
             </w:r>
             <w:r>
               <w:fldChar w:fldCharType="end"/>
@@ -1810,12 +1846,12 @@
             </w:tabs>
             <w:spacing w:before="120" w:after="60"/>
           </w:pPr>
-          <w:hyperlink w:anchor="_Toc100036" w:history="1">
+          <w:hyperlink w:anchor="_Toc100037" w:history="1">
             <w:r>
               <w:rPr>
                 <w:rStyle w:val="Hyperlink"/>
               </w:rPr>
-              <w:t>5.5 评估指标速览：用数据代替感觉</w:t>
+              <w:t>5.1 从被动检索到主动规划</w:t>
             </w:r>
             <w:r>
               <w:tab/>
@@ -1824,48 +1860,13 @@
               <w:fldChar w:fldCharType="begin"/>
             </w:r>
             <w:r>
-              <w:instrText xml:space="preserve"> PAGEREF _Toc100036 \h </w:instrText>
+              <w:instrText xml:space="preserve"> PAGEREF _Toc100037 \h </w:instrText>
             </w:r>
             <w:r>
               <w:fldChar w:fldCharType="separate"/>
             </w:r>
             <w:r>
-              <w:t>32</w:t>
-            </w:r>
-            <w:r>
-              <w:fldChar w:fldCharType="end"/>
-            </w:r>
-          </w:hyperlink>
-        </w:p>
-        <w:p>
-          <w:pPr>
-            <w:pStyle w:val="9"/>
-            <w:tabs>
-              <w:tab w:val="right" w:leader="dot" w:pos="9026"/>
-            </w:tabs>
-            <w:spacing w:before="120" w:after="60"/>
-          </w:pPr>
-          <w:hyperlink w:anchor="_Toc100037" w:history="1">
-            <w:r>
-              <w:rPr>
-                <w:rStyle w:val="Hyperlink"/>
-              </w:rPr>
-              <w:t>第六章 LlamaIndex 框架深度：RAG 工程的另一条主线</w:t>
-            </w:r>
-            <w:r>
-              <w:tab/>
-            </w:r>
-            <w:r>
-              <w:fldChar w:fldCharType="begin"/>
-            </w:r>
-            <w:r>
-              <w:instrText xml:space="preserve"> PAGEREF _Toc100037 \h </w:instrText>
-            </w:r>
-            <w:r>
-              <w:fldChar w:fldCharType="separate"/>
-            </w:r>
-            <w:r>
-              <w:t>33</w:t>
+              <w:t>43</w:t>
             </w:r>
             <w:r>
               <w:fldChar w:fldCharType="end"/>
@@ -1886,7 +1887,7 @@
               <w:rPr>
                 <w:rStyle w:val="Hyperlink"/>
               </w:rPr>
-              <w:t>6.1 为什么单独讲 LlamaIndex</w:t>
+              <w:t>5.2 Search-R1 与 ReSearch：让模型学会何时检索</w:t>
             </w:r>
             <w:r>
               <w:tab/>
@@ -1901,7 +1902,7 @@
               <w:fldChar w:fldCharType="separate"/>
             </w:r>
             <w:r>
-              <w:t>33</w:t>
+              <w:t>44</w:t>
             </w:r>
             <w:r>
               <w:fldChar w:fldCharType="end"/>
@@ -1922,7 +1923,7 @@
               <w:rPr>
                 <w:rStyle w:val="Hyperlink"/>
               </w:rPr>
-              <w:t>6.2 核心抽象与数据流</w:t>
+              <w:t>5.3 GraphRAG：用知识图谱回答全局问题</w:t>
             </w:r>
             <w:r>
               <w:tab/>
@@ -1937,7 +1938,7 @@
               <w:fldChar w:fldCharType="separate"/>
             </w:r>
             <w:r>
-              <w:t>34</w:t>
+              <w:t>44</w:t>
             </w:r>
             <w:r>
               <w:fldChar w:fldCharType="end"/>
@@ -1958,7 +1959,7 @@
               <w:rPr>
                 <w:rStyle w:val="Hyperlink"/>
               </w:rPr>
-              <w:t>6.3 数据接入：Reader 与 Document 体系</w:t>
+              <w:t>5.4 多模态 RAG：知识不只有文字</w:t>
             </w:r>
             <w:r>
               <w:tab/>
@@ -1973,7 +1974,7 @@
               <w:fldChar w:fldCharType="separate"/>
             </w:r>
             <w:r>
-              <w:t>34</w:t>
+              <w:t>45</w:t>
             </w:r>
             <w:r>
               <w:fldChar w:fldCharType="end"/>
@@ -1994,7 +1995,7 @@
               <w:rPr>
                 <w:rStyle w:val="Hyperlink"/>
               </w:rPr>
-              <w:t>6.4 索引体系详解</w:t>
+              <w:t>5.5 评估指标速览：用数据代替感觉</w:t>
             </w:r>
             <w:r>
               <w:tab/>
@@ -2009,7 +2010,7 @@
               <w:fldChar w:fldCharType="separate"/>
             </w:r>
             <w:r>
-              <w:t>36</w:t>
+              <w:t>45</w:t>
             </w:r>
             <w:r>
               <w:fldChar w:fldCharType="end"/>
@@ -2018,8 +2019,7 @@
         </w:p>
         <w:p>
           <w:pPr>
-            <w:pStyle w:val="11"/>
-            <w:ind w:left="360"/>
+            <w:pStyle w:val="9"/>
             <w:tabs>
               <w:tab w:val="right" w:leader="dot" w:pos="9026"/>
             </w:tabs>
@@ -2030,7 +2030,7 @@
               <w:rPr>
                 <w:rStyle w:val="Hyperlink"/>
               </w:rPr>
-              <w:t>6.5 查询引擎与响应合成</w:t>
+              <w:t>第六章 LlamaIndex 框架深度：RAG 工程的另一条主线</w:t>
             </w:r>
             <w:r>
               <w:tab/>
@@ -2045,7 +2045,7 @@
               <w:fldChar w:fldCharType="separate"/>
             </w:r>
             <w:r>
-              <w:t>36</w:t>
+              <w:t>46</w:t>
             </w:r>
             <w:r>
               <w:fldChar w:fldCharType="end"/>
@@ -2066,7 +2066,7 @@
               <w:rPr>
                 <w:rStyle w:val="Hyperlink"/>
               </w:rPr>
-              <w:t>6.6 Agent 与 Workflows 范式</w:t>
+              <w:t>6.1 为什么单独讲 LlamaIndex</w:t>
             </w:r>
             <w:r>
               <w:tab/>
@@ -2081,7 +2081,7 @@
               <w:fldChar w:fldCharType="separate"/>
             </w:r>
             <w:r>
-              <w:t>38</w:t>
+              <w:t>46</w:t>
             </w:r>
             <w:r>
               <w:fldChar w:fldCharType="end"/>
@@ -2102,7 +2102,7 @@
               <w:rPr>
                 <w:rStyle w:val="Hyperlink"/>
               </w:rPr>
-              <w:t>6.7 与 LangChain 的工程对比</w:t>
+              <w:t>6.2 核心抽象与数据流</w:t>
             </w:r>
             <w:r>
               <w:tab/>
@@ -2117,7 +2117,7 @@
               <w:fldChar w:fldCharType="separate"/>
             </w:r>
             <w:r>
-              <w:t>40</w:t>
+              <w:t>47</w:t>
             </w:r>
             <w:r>
               <w:fldChar w:fldCharType="end"/>
@@ -2138,6 +2138,186 @@
               <w:rPr>
                 <w:rStyle w:val="Hyperlink"/>
               </w:rPr>
+              <w:t>6.3 数据接入：Reader 与 Document 体系</w:t>
+            </w:r>
+            <w:r>
+              <w:tab/>
+            </w:r>
+            <w:r>
+              <w:fldChar w:fldCharType="begin"/>
+            </w:r>
+            <w:r>
+              <w:instrText xml:space="preserve"> PAGEREF _Toc100045 \h </w:instrText>
+            </w:r>
+            <w:r>
+              <w:fldChar w:fldCharType="separate"/>
+            </w:r>
+            <w:r>
+              <w:t>47</w:t>
+            </w:r>
+            <w:r>
+              <w:fldChar w:fldCharType="end"/>
+            </w:r>
+          </w:hyperlink>
+        </w:p>
+        <w:p>
+          <w:pPr>
+            <w:pStyle w:val="11"/>
+            <w:ind w:left="360"/>
+            <w:tabs>
+              <w:tab w:val="right" w:leader="dot" w:pos="9026"/>
+            </w:tabs>
+            <w:spacing w:before="120" w:after="60"/>
+          </w:pPr>
+          <w:hyperlink w:anchor="_Toc100046" w:history="1">
+            <w:r>
+              <w:rPr>
+                <w:rStyle w:val="Hyperlink"/>
+              </w:rPr>
+              <w:t>6.4 索引体系详解</w:t>
+            </w:r>
+            <w:r>
+              <w:tab/>
+            </w:r>
+            <w:r>
+              <w:fldChar w:fldCharType="begin"/>
+            </w:r>
+            <w:r>
+              <w:instrText xml:space="preserve"> PAGEREF _Toc100046 \h </w:instrText>
+            </w:r>
+            <w:r>
+              <w:fldChar w:fldCharType="separate"/>
+            </w:r>
+            <w:r>
+              <w:t>49</w:t>
+            </w:r>
+            <w:r>
+              <w:fldChar w:fldCharType="end"/>
+            </w:r>
+          </w:hyperlink>
+        </w:p>
+        <w:p>
+          <w:pPr>
+            <w:pStyle w:val="11"/>
+            <w:ind w:left="360"/>
+            <w:tabs>
+              <w:tab w:val="right" w:leader="dot" w:pos="9026"/>
+            </w:tabs>
+            <w:spacing w:before="120" w:after="60"/>
+          </w:pPr>
+          <w:hyperlink w:anchor="_Toc100047" w:history="1">
+            <w:r>
+              <w:rPr>
+                <w:rStyle w:val="Hyperlink"/>
+              </w:rPr>
+              <w:t>6.5 查询引擎与响应合成</w:t>
+            </w:r>
+            <w:r>
+              <w:tab/>
+            </w:r>
+            <w:r>
+              <w:fldChar w:fldCharType="begin"/>
+            </w:r>
+            <w:r>
+              <w:instrText xml:space="preserve"> PAGEREF _Toc100047 \h </w:instrText>
+            </w:r>
+            <w:r>
+              <w:fldChar w:fldCharType="separate"/>
+            </w:r>
+            <w:r>
+              <w:t>49</w:t>
+            </w:r>
+            <w:r>
+              <w:fldChar w:fldCharType="end"/>
+            </w:r>
+          </w:hyperlink>
+        </w:p>
+        <w:p>
+          <w:pPr>
+            <w:pStyle w:val="11"/>
+            <w:ind w:left="360"/>
+            <w:tabs>
+              <w:tab w:val="right" w:leader="dot" w:pos="9026"/>
+            </w:tabs>
+            <w:spacing w:before="120" w:after="60"/>
+          </w:pPr>
+          <w:hyperlink w:anchor="_Toc100048" w:history="1">
+            <w:r>
+              <w:rPr>
+                <w:rStyle w:val="Hyperlink"/>
+              </w:rPr>
+              <w:t>6.6 Agent 与 Workflows 范式</w:t>
+            </w:r>
+            <w:r>
+              <w:tab/>
+            </w:r>
+            <w:r>
+              <w:fldChar w:fldCharType="begin"/>
+            </w:r>
+            <w:r>
+              <w:instrText xml:space="preserve"> PAGEREF _Toc100048 \h </w:instrText>
+            </w:r>
+            <w:r>
+              <w:fldChar w:fldCharType="separate"/>
+            </w:r>
+            <w:r>
+              <w:t>51</w:t>
+            </w:r>
+            <w:r>
+              <w:fldChar w:fldCharType="end"/>
+            </w:r>
+          </w:hyperlink>
+        </w:p>
+        <w:p>
+          <w:pPr>
+            <w:pStyle w:val="11"/>
+            <w:ind w:left="360"/>
+            <w:tabs>
+              <w:tab w:val="right" w:leader="dot" w:pos="9026"/>
+            </w:tabs>
+            <w:spacing w:before="120" w:after="60"/>
+          </w:pPr>
+          <w:hyperlink w:anchor="_Toc100049" w:history="1">
+            <w:r>
+              <w:rPr>
+                <w:rStyle w:val="Hyperlink"/>
+              </w:rPr>
+              <w:t>6.7 与 LangChain 的工程对比</w:t>
+            </w:r>
+            <w:r>
+              <w:tab/>
+            </w:r>
+            <w:r>
+              <w:fldChar w:fldCharType="begin"/>
+            </w:r>
+            <w:r>
+              <w:instrText xml:space="preserve"> PAGEREF _Toc100049 \h </w:instrText>
+            </w:r>
+            <w:r>
+              <w:fldChar w:fldCharType="separate"/>
+            </w:r>
+            <w:r>
+              <w:t>53</w:t>
+            </w:r>
+            <w:r>
+              <w:fldChar w:fldCharType="end"/>
+            </w:r>
+          </w:hyperlink>
+        </w:p>
+        <w:p>
+          <w:pPr>
+            <w:pStyle w:val="11"/>
+            <w:ind w:left="360"/>
+            <w:tabs>
+              <w:tab w:val="right" w:leader="dot" w:pos="9026"/>
+            </w:tabs>
+            <w:spacing w:before="120" w:after="60"/>
+          </w:pPr>
+          <w:hyperlink w:anchor="_Toc100050" w:history="1">
+            <w:r>
+              <w:rPr>
+                <w:rStyle w:val="Hyperlink"/>
+              </w:rPr>
               <w:t>6.8 选型决策与工程落地建议</w:t>
             </w:r>
             <w:r>
@@ -2147,13 +2327,13 @@
               <w:fldChar w:fldCharType="begin"/>
             </w:r>
             <w:r>
-              <w:instrText xml:space="preserve"> PAGEREF _Toc100045 \h </w:instrText>
+              <w:instrText xml:space="preserve"> PAGEREF _Toc100050 \h </w:instrText>
             </w:r>
             <w:r>
               <w:fldChar w:fldCharType="separate"/>
             </w:r>
             <w:r>
-              <w:t>41</w:t>
+              <w:t>54</w:t>
             </w:r>
             <w:r>
               <w:fldChar w:fldCharType="end"/>
@@ -2168,7 +2348,7 @@
             </w:tabs>
             <w:spacing w:before="120" w:after="60"/>
           </w:pPr>
-          <w:hyperlink w:anchor="_Toc100046" w:history="1">
+          <w:hyperlink w:anchor="_Toc100051" w:history="1">
             <w:r>
               <w:rPr>
                 <w:rStyle w:val="Hyperlink"/>
@@ -2182,13 +2362,13 @@
               <w:fldChar w:fldCharType="begin"/>
             </w:r>
             <w:r>
-              <w:instrText xml:space="preserve"> PAGEREF _Toc100046 \h </w:instrText>
+              <w:instrText xml:space="preserve"> PAGEREF _Toc100051 \h </w:instrText>
             </w:r>
             <w:r>
               <w:fldChar w:fldCharType="separate"/>
             </w:r>
             <w:r>
-              <w:t>41</w:t>
+              <w:t>54</w:t>
             </w:r>
             <w:r>
               <w:fldChar w:fldCharType="end"/>
@@ -2203,7 +2383,7 @@
             </w:tabs>
             <w:spacing w:before="120" w:after="60"/>
           </w:pPr>
-          <w:hyperlink w:anchor="_Toc100047" w:history="1">
+          <w:hyperlink w:anchor="_Toc100052" w:history="1">
             <w:r>
               <w:rPr>
                 <w:rStyle w:val="Hyperlink"/>
@@ -2217,13 +2397,13 @@
               <w:fldChar w:fldCharType="begin"/>
             </w:r>
             <w:r>
-              <w:instrText xml:space="preserve"> PAGEREF _Toc100047 \h </w:instrText>
+              <w:instrText xml:space="preserve"> PAGEREF _Toc100052 \h </w:instrText>
             </w:r>
             <w:r>
               <w:fldChar w:fldCharType="separate"/>
             </w:r>
             <w:r>
-              <w:t>42</w:t>
+              <w:t>55</w:t>
             </w:r>
             <w:r>
               <w:fldChar w:fldCharType="end"/>
@@ -2238,11 +2418,406 @@
             </w:tabs>
             <w:spacing w:before="120" w:after="60"/>
           </w:pPr>
-          <w:hyperlink w:anchor="_Toc100048" w:history="1">
+          <w:hyperlink w:anchor="_Toc100053" w:history="1">
             <w:r>
               <w:rPr>
                 <w:rStyle w:val="Hyperlink"/>
               </w:rPr>
+              <w:t>面试题精选（附参考答案）</w:t>
+            </w:r>
+            <w:r>
+              <w:tab/>
+            </w:r>
+            <w:r>
+              <w:fldChar w:fldCharType="begin"/>
+            </w:r>
+            <w:r>
+              <w:instrText xml:space="preserve"> PAGEREF _Toc100053 \h </w:instrText>
+            </w:r>
+            <w:r>
+              <w:fldChar w:fldCharType="separate"/>
+            </w:r>
+            <w:r>
+              <w:t>55</w:t>
+            </w:r>
+            <w:r>
+              <w:fldChar w:fldCharType="end"/>
+            </w:r>
+          </w:hyperlink>
+        </w:p>
+        <w:p>
+          <w:pPr>
+            <w:pStyle w:val="11"/>
+            <w:ind w:left="360"/>
+            <w:tabs>
+              <w:tab w:val="right" w:leader="dot" w:pos="9026"/>
+            </w:tabs>
+            <w:spacing w:before="120" w:after="60"/>
+          </w:pPr>
+          <w:hyperlink w:anchor="_Toc100054" w:history="1">
+            <w:r>
+              <w:rPr>
+                <w:rStyle w:val="Hyperlink"/>
+              </w:rPr>
+              <w:t>题1　什么是 RAG？它解决了大模型的哪些核心问题？</w:t>
+            </w:r>
+            <w:r>
+              <w:tab/>
+            </w:r>
+            <w:r>
+              <w:fldChar w:fldCharType="begin"/>
+            </w:r>
+            <w:r>
+              <w:instrText xml:space="preserve"> PAGEREF _Toc100054 \h </w:instrText>
+            </w:r>
+            <w:r>
+              <w:fldChar w:fldCharType="separate"/>
+            </w:r>
+            <w:r>
+              <w:t>56</w:t>
+            </w:r>
+            <w:r>
+              <w:fldChar w:fldCharType="end"/>
+            </w:r>
+          </w:hyperlink>
+        </w:p>
+        <w:p>
+          <w:pPr>
+            <w:pStyle w:val="11"/>
+            <w:ind w:left="360"/>
+            <w:tabs>
+              <w:tab w:val="right" w:leader="dot" w:pos="9026"/>
+            </w:tabs>
+            <w:spacing w:before="120" w:after="60"/>
+          </w:pPr>
+          <w:hyperlink w:anchor="_Toc100055" w:history="1">
+            <w:r>
+              <w:rPr>
+                <w:rStyle w:val="Hyperlink"/>
+              </w:rPr>
+              <w:t>题2　RAG 与微调有什么区别？各自适用于什么场景？</w:t>
+            </w:r>
+            <w:r>
+              <w:tab/>
+            </w:r>
+            <w:r>
+              <w:fldChar w:fldCharType="begin"/>
+            </w:r>
+            <w:r>
+              <w:instrText xml:space="preserve"> PAGEREF _Toc100055 \h </w:instrText>
+            </w:r>
+            <w:r>
+              <w:fldChar w:fldCharType="separate"/>
+            </w:r>
+            <w:r>
+              <w:t>56</w:t>
+            </w:r>
+            <w:r>
+              <w:fldChar w:fldCharType="end"/>
+            </w:r>
+          </w:hyperlink>
+        </w:p>
+        <w:p>
+          <w:pPr>
+            <w:pStyle w:val="11"/>
+            <w:ind w:left="360"/>
+            <w:tabs>
+              <w:tab w:val="right" w:leader="dot" w:pos="9026"/>
+            </w:tabs>
+            <w:spacing w:before="120" w:after="60"/>
+          </w:pPr>
+          <w:hyperlink w:anchor="_Toc100056" w:history="1">
+            <w:r>
+              <w:rPr>
+                <w:rStyle w:val="Hyperlink"/>
+              </w:rPr>
+              <w:t>题3　简述 RAG 技术的五阶段演进。</w:t>
+            </w:r>
+            <w:r>
+              <w:tab/>
+            </w:r>
+            <w:r>
+              <w:fldChar w:fldCharType="begin"/>
+            </w:r>
+            <w:r>
+              <w:instrText xml:space="preserve"> PAGEREF _Toc100056 \h </w:instrText>
+            </w:r>
+            <w:r>
+              <w:fldChar w:fldCharType="separate"/>
+            </w:r>
+            <w:r>
+              <w:t>56</w:t>
+            </w:r>
+            <w:r>
+              <w:fldChar w:fldCharType="end"/>
+            </w:r>
+          </w:hyperlink>
+        </w:p>
+        <w:p>
+          <w:pPr>
+            <w:pStyle w:val="11"/>
+            <w:ind w:left="360"/>
+            <w:tabs>
+              <w:tab w:val="right" w:leader="dot" w:pos="9026"/>
+            </w:tabs>
+            <w:spacing w:before="120" w:after="60"/>
+          </w:pPr>
+          <w:hyperlink w:anchor="_Toc100057" w:history="1">
+            <w:r>
+              <w:rPr>
+                <w:rStyle w:val="Hyperlink"/>
+              </w:rPr>
+              <w:t>题4　常见的文档切分策略有哪些？各适用于什么场景？</w:t>
+            </w:r>
+            <w:r>
+              <w:tab/>
+            </w:r>
+            <w:r>
+              <w:fldChar w:fldCharType="begin"/>
+            </w:r>
+            <w:r>
+              <w:instrText xml:space="preserve"> PAGEREF _Toc100057 \h </w:instrText>
+            </w:r>
+            <w:r>
+              <w:fldChar w:fldCharType="separate"/>
+            </w:r>
+            <w:r>
+              <w:t>56</w:t>
+            </w:r>
+            <w:r>
+              <w:fldChar w:fldCharType="end"/>
+            </w:r>
+          </w:hyperlink>
+        </w:p>
+        <w:p>
+          <w:pPr>
+            <w:pStyle w:val="11"/>
+            <w:ind w:left="360"/>
+            <w:tabs>
+              <w:tab w:val="right" w:leader="dot" w:pos="9026"/>
+            </w:tabs>
+            <w:spacing w:before="120" w:after="60"/>
+          </w:pPr>
+          <w:hyperlink w:anchor="_Toc100058" w:history="1">
+            <w:r>
+              <w:rPr>
+                <w:rStyle w:val="Hyperlink"/>
+              </w:rPr>
+              <w:t>题5　什么是父子分块？它化解了什么矛盾？</w:t>
+            </w:r>
+            <w:r>
+              <w:tab/>
+            </w:r>
+            <w:r>
+              <w:fldChar w:fldCharType="begin"/>
+            </w:r>
+            <w:r>
+              <w:instrText xml:space="preserve"> PAGEREF _Toc100058 \h </w:instrText>
+            </w:r>
+            <w:r>
+              <w:fldChar w:fldCharType="separate"/>
+            </w:r>
+            <w:r>
+              <w:t>57</w:t>
+            </w:r>
+            <w:r>
+              <w:fldChar w:fldCharType="end"/>
+            </w:r>
+          </w:hyperlink>
+        </w:p>
+        <w:p>
+          <w:pPr>
+            <w:pStyle w:val="11"/>
+            <w:ind w:left="360"/>
+            <w:tabs>
+              <w:tab w:val="right" w:leader="dot" w:pos="9026"/>
+            </w:tabs>
+            <w:spacing w:before="120" w:after="60"/>
+          </w:pPr>
+          <w:hyperlink w:anchor="_Toc100059" w:history="1">
+            <w:r>
+              <w:rPr>
+                <w:rStyle w:val="Hyperlink"/>
+              </w:rPr>
+              <w:t>题6　什么是混合搜索？RRF 是如何融合多路结果的？</w:t>
+            </w:r>
+            <w:r>
+              <w:tab/>
+            </w:r>
+            <w:r>
+              <w:fldChar w:fldCharType="begin"/>
+            </w:r>
+            <w:r>
+              <w:instrText xml:space="preserve"> PAGEREF _Toc100059 \h </w:instrText>
+            </w:r>
+            <w:r>
+              <w:fldChar w:fldCharType="separate"/>
+            </w:r>
+            <w:r>
+              <w:t>57</w:t>
+            </w:r>
+            <w:r>
+              <w:fldChar w:fldCharType="end"/>
+            </w:r>
+          </w:hyperlink>
+        </w:p>
+        <w:p>
+          <w:pPr>
+            <w:pStyle w:val="11"/>
+            <w:ind w:left="360"/>
+            <w:tabs>
+              <w:tab w:val="right" w:leader="dot" w:pos="9026"/>
+            </w:tabs>
+            <w:spacing w:before="120" w:after="60"/>
+          </w:pPr>
+          <w:hyperlink w:anchor="_Toc100060" w:history="1">
+            <w:r>
+              <w:rPr>
+                <w:rStyle w:val="Hyperlink"/>
+              </w:rPr>
+              <w:t>题7　Bi-Encoder 与 Cross-Encoder 有何区别？为何重排用后者？</w:t>
+            </w:r>
+            <w:r>
+              <w:tab/>
+            </w:r>
+            <w:r>
+              <w:fldChar w:fldCharType="begin"/>
+            </w:r>
+            <w:r>
+              <w:instrText xml:space="preserve"> PAGEREF _Toc100060 \h </w:instrText>
+            </w:r>
+            <w:r>
+              <w:fldChar w:fldCharType="separate"/>
+            </w:r>
+            <w:r>
+              <w:t>57</w:t>
+            </w:r>
+            <w:r>
+              <w:fldChar w:fldCharType="end"/>
+            </w:r>
+          </w:hyperlink>
+        </w:p>
+        <w:p>
+          <w:pPr>
+            <w:pStyle w:val="11"/>
+            <w:ind w:left="360"/>
+            <w:tabs>
+              <w:tab w:val="right" w:leader="dot" w:pos="9026"/>
+            </w:tabs>
+            <w:spacing w:before="120" w:after="60"/>
+          </w:pPr>
+          <w:hyperlink w:anchor="_Toc100061" w:history="1">
+            <w:r>
+              <w:rPr>
+                <w:rStyle w:val="Hyperlink"/>
+              </w:rPr>
+              <w:t>题8　上下文窗口越来越大，RAG 还有必要吗？</w:t>
+            </w:r>
+            <w:r>
+              <w:tab/>
+            </w:r>
+            <w:r>
+              <w:fldChar w:fldCharType="begin"/>
+            </w:r>
+            <w:r>
+              <w:instrText xml:space="preserve"> PAGEREF _Toc100061 \h </w:instrText>
+            </w:r>
+            <w:r>
+              <w:fldChar w:fldCharType="separate"/>
+            </w:r>
+            <w:r>
+              <w:t>57</w:t>
+            </w:r>
+            <w:r>
+              <w:fldChar w:fldCharType="end"/>
+            </w:r>
+          </w:hyperlink>
+        </w:p>
+        <w:p>
+          <w:pPr>
+            <w:pStyle w:val="11"/>
+            <w:ind w:left="360"/>
+            <w:tabs>
+              <w:tab w:val="right" w:leader="dot" w:pos="9026"/>
+            </w:tabs>
+            <w:spacing w:before="120" w:after="60"/>
+          </w:pPr>
+          <w:hyperlink w:anchor="_Toc100062" w:history="1">
+            <w:r>
+              <w:rPr>
+                <w:rStyle w:val="Hyperlink"/>
+              </w:rPr>
+              <w:t>题9　什么是 Agentic RAG？它与固定流水线 RAG 有何不同？</w:t>
+            </w:r>
+            <w:r>
+              <w:tab/>
+            </w:r>
+            <w:r>
+              <w:fldChar w:fldCharType="begin"/>
+            </w:r>
+            <w:r>
+              <w:instrText xml:space="preserve"> PAGEREF _Toc100062 \h </w:instrText>
+            </w:r>
+            <w:r>
+              <w:fldChar w:fldCharType="separate"/>
+            </w:r>
+            <w:r>
+              <w:t>58</w:t>
+            </w:r>
+            <w:r>
+              <w:fldChar w:fldCharType="end"/>
+            </w:r>
+          </w:hyperlink>
+        </w:p>
+        <w:p>
+          <w:pPr>
+            <w:pStyle w:val="11"/>
+            <w:ind w:left="360"/>
+            <w:tabs>
+              <w:tab w:val="right" w:leader="dot" w:pos="9026"/>
+            </w:tabs>
+            <w:spacing w:before="120" w:after="60"/>
+          </w:pPr>
+          <w:hyperlink w:anchor="_Toc100063" w:history="1">
+            <w:r>
+              <w:rPr>
+                <w:rStyle w:val="Hyperlink"/>
+              </w:rPr>
+              <w:t>题10　GraphRAG 是什么？它解决了向量 RAG 的什么盲区？</w:t>
+            </w:r>
+            <w:r>
+              <w:tab/>
+            </w:r>
+            <w:r>
+              <w:fldChar w:fldCharType="begin"/>
+            </w:r>
+            <w:r>
+              <w:instrText xml:space="preserve"> PAGEREF _Toc100063 \h </w:instrText>
+            </w:r>
+            <w:r>
+              <w:fldChar w:fldCharType="separate"/>
+            </w:r>
+            <w:r>
+              <w:t>58</w:t>
+            </w:r>
+            <w:r>
+              <w:fldChar w:fldCharType="end"/>
+            </w:r>
+          </w:hyperlink>
+        </w:p>
+        <w:p>
+          <w:pPr>
+            <w:pStyle w:val="9"/>
+            <w:tabs>
+              <w:tab w:val="right" w:leader="dot" w:pos="9026"/>
+            </w:tabs>
+            <w:spacing w:before="120" w:after="60"/>
+          </w:pPr>
+          <w:hyperlink w:anchor="_Toc100064" w:history="1">
+            <w:r>
+              <w:rPr>
+                <w:rStyle w:val="Hyperlink"/>
+              </w:rPr>
               <w:t>下一卷预告</w:t>
             </w:r>
             <w:r>
@@ -2252,13 +2827,13 @@
               <w:fldChar w:fldCharType="begin"/>
             </w:r>
             <w:r>
-              <w:instrText xml:space="preserve"> PAGEREF _Toc100048 \h </w:instrText>
+              <w:instrText xml:space="preserve"> PAGEREF _Toc100064 \h </w:instrText>
             </w:r>
             <w:r>
               <w:fldChar w:fldCharType="separate"/>
             </w:r>
             <w:r>
-              <w:t>42</w:t>
+              <w:t>58</w:t>
             </w:r>
             <w:r>
               <w:fldChar w:fldCharType="end"/>
@@ -6925,9 +7500,9 @@
     </w:p>
     <w:p>
       <w:pPr>
-        <w:pStyle w:val="Heading2"/>
+        <w:pStyle w:val="Heading3"/>
         <w:keepNext/>
-        <w:spacing w:after="140" w:before="280" w:line="360" w:lineRule="atLeast"/>
+        <w:spacing w:after="100" w:before="220" w:line="320" w:lineRule="atLeast"/>
       </w:pPr>
       <w:bookmarkStart w:id="100018" w:name="_Toc100018"/>
       <w:r>
@@ -6935,11 +7510,11 @@
           <w:rFonts w:ascii="Calibri" w:eastAsia="SimHei"/>
           <w:b/>
           <w:bCs/>
-          <w:color w:val="1B4A5C"/>
-          <w:sz w:val="28"/>
-          <w:szCs w:val="28"/>
-        </w:rPr>
-        <w:t xml:space="preserve">3.3 查询改写：在提问与文档之间架桥</w:t>
+          <w:color w:val="1B6B7A"/>
+          <w:sz w:val="24"/>
+          <w:szCs w:val="24"/>
+        </w:rPr>
+        <w:t xml:space="preserve">3.2.1 BM25 实战（一）：rank_bm25 + jieba，二十行跑通关键词通道</w:t>
       </w:r>
       <w:bookmarkEnd w:id="100018"/>
     </w:p>
@@ -6956,7 +7531,487 @@
           <w:sz w:val="24"/>
           <w:szCs w:val="24"/>
         </w:rPr>
-        <w:t xml:space="preserve">混合搜索解决了“通道”问题，还有一个更隐蔽的问题在查询侧：用户的问题与文档的表述天然不对称。用户问“密码忘了咋办”，文档标题是“账号凭证重置指引”；用户问“这机器能带几公斤行李”，文档写“免费托运额度的规定”。语义空间里两者确有距离，检索自然打折。查询改写（Query Rewriting）的哲学是：既然改不动存量文档，就改造查询——把口语化、含指代、有歧义的原始问题，加工成贴近文档语料的规范表达。</w:t>
+        <w:t xml:space="preserve">原理讲了三节，现在把关键词通道真正跑起来。最小可用组合是 Python 生态的 rank_bm25 库（BM25Okapi 实现）加中文分词器 jieba——二十行代码，不需要任何外部服务，就能让你亲手体会 BM25 的打分过程。下面的例子用三篇客服知识库文档做语料，演示完整流程：</w:t>
+      </w:r>
+    </w:p>
+    <w:p>
+      <w:pPr>
+        <w:pBdr>
+          <w:left w:val="single" w:color="8FA6AD" w:sz="10" w:space="8"/>
+        </w:pBdr>
+        <w:shd w:fill="F4F6F7" w:val="clear"/>
+        <w:spacing w:after="0" w:before="0" w:line="276" w:lineRule="atLeast"/>
+        <w:ind w:left="240"/>
+        <w:jc w:val="left"/>
+      </w:pPr>
+      <w:r>
+        <w:rPr>
+          <w:rFonts w:ascii="Courier New" w:cs="Courier New" w:eastAsia="Microsoft YaHei" w:hAnsi="Courier New"/>
+          <w:color w:val="24343C"/>
+          <w:sz w:val="18"/>
+          <w:szCs w:val="18"/>
+        </w:rPr>
+        <w:t xml:space="preserve"># pip install rank_bm25 jieba</w:t>
+      </w:r>
+    </w:p>
+    <w:p>
+      <w:pPr>
+        <w:pBdr>
+          <w:left w:val="single" w:color="8FA6AD" w:sz="10" w:space="8"/>
+        </w:pBdr>
+        <w:shd w:fill="F4F6F7" w:val="clear"/>
+        <w:spacing w:after="0" w:before="0" w:line="276" w:lineRule="atLeast"/>
+        <w:ind w:left="240"/>
+        <w:jc w:val="left"/>
+      </w:pPr>
+      <w:r>
+        <w:rPr>
+          <w:rFonts w:ascii="Courier New" w:cs="Courier New" w:eastAsia="Microsoft YaHei" w:hAnsi="Courier New"/>
+          <w:color w:val="24343C"/>
+          <w:sz w:val="18"/>
+          <w:szCs w:val="18"/>
+        </w:rPr>
+        <w:t xml:space="preserve">import jieba</w:t>
+      </w:r>
+    </w:p>
+    <w:p>
+      <w:pPr>
+        <w:pBdr>
+          <w:left w:val="single" w:color="8FA6AD" w:sz="10" w:space="8"/>
+        </w:pBdr>
+        <w:shd w:fill="F4F6F7" w:val="clear"/>
+        <w:spacing w:after="0" w:before="0" w:line="276" w:lineRule="atLeast"/>
+        <w:ind w:left="240"/>
+        <w:jc w:val="left"/>
+      </w:pPr>
+      <w:r>
+        <w:rPr>
+          <w:rFonts w:ascii="Courier New" w:cs="Courier New" w:eastAsia="Microsoft YaHei" w:hAnsi="Courier New"/>
+          <w:color w:val="24343C"/>
+          <w:sz w:val="18"/>
+          <w:szCs w:val="18"/>
+        </w:rPr>
+        <w:t xml:space="preserve">from rank_bm25 import BM25Okapi</w:t>
+      </w:r>
+    </w:p>
+    <w:p>
+      <w:pPr>
+        <w:pBdr>
+          <w:left w:val="single" w:color="8FA6AD" w:sz="10" w:space="8"/>
+        </w:pBdr>
+        <w:shd w:fill="F4F6F7" w:val="clear"/>
+        <w:spacing w:after="0" w:before="0" w:line="276" w:lineRule="atLeast"/>
+        <w:ind w:left="240"/>
+        <w:jc w:val="left"/>
+      </w:pPr>
+      <w:r>
+        <w:rPr>
+          <w:rFonts w:ascii="Courier New" w:cs="Courier New" w:eastAsia="Microsoft YaHei" w:hAnsi="Courier New"/>
+          <w:color w:val="24343C"/>
+          <w:sz w:val="18"/>
+          <w:szCs w:val="18"/>
+        </w:rPr>
+        <w:t xml:space="preserve"> </w:t>
+      </w:r>
+    </w:p>
+    <w:p>
+      <w:pPr>
+        <w:pBdr>
+          <w:left w:val="single" w:color="8FA6AD" w:sz="10" w:space="8"/>
+        </w:pBdr>
+        <w:shd w:fill="F4F6F7" w:val="clear"/>
+        <w:spacing w:after="0" w:before="0" w:line="276" w:lineRule="atLeast"/>
+        <w:ind w:left="240"/>
+        <w:jc w:val="left"/>
+      </w:pPr>
+      <w:r>
+        <w:rPr>
+          <w:rFonts w:ascii="Courier New" w:cs="Courier New" w:eastAsia="Microsoft YaHei" w:hAnsi="Courier New"/>
+          <w:color w:val="24343C"/>
+          <w:sz w:val="18"/>
+          <w:szCs w:val="18"/>
+        </w:rPr>
+        <w:t xml:space="preserve">docs = [</w:t>
+      </w:r>
+    </w:p>
+    <w:p>
+      <w:pPr>
+        <w:pBdr>
+          <w:left w:val="single" w:color="8FA6AD" w:sz="10" w:space="8"/>
+        </w:pBdr>
+        <w:shd w:fill="F4F6F7" w:val="clear"/>
+        <w:spacing w:after="0" w:before="0" w:line="276" w:lineRule="atLeast"/>
+        <w:ind w:left="240"/>
+        <w:jc w:val="left"/>
+      </w:pPr>
+      <w:r>
+        <w:rPr>
+          <w:rFonts w:ascii="Courier New" w:cs="Courier New" w:eastAsia="Microsoft YaHei" w:hAnsi="Courier New"/>
+          <w:color w:val="24343C"/>
+          <w:sz w:val="18"/>
+          <w:szCs w:val="18"/>
+        </w:rPr>
+        <w:t xml:space="preserve">    "如何申请退款：登录账户后进入订单页，选择申请退款，"</w:t>
+      </w:r>
+    </w:p>
+    <w:p>
+      <w:pPr>
+        <w:pBdr>
+          <w:left w:val="single" w:color="8FA6AD" w:sz="10" w:space="8"/>
+        </w:pBdr>
+        <w:shd w:fill="F4F6F7" w:val="clear"/>
+        <w:spacing w:after="0" w:before="0" w:line="276" w:lineRule="atLeast"/>
+        <w:ind w:left="240"/>
+        <w:jc w:val="left"/>
+      </w:pPr>
+      <w:r>
+        <w:rPr>
+          <w:rFonts w:ascii="Courier New" w:cs="Courier New" w:eastAsia="Microsoft YaHei" w:hAnsi="Courier New"/>
+          <w:color w:val="24343C"/>
+          <w:sz w:val="18"/>
+          <w:szCs w:val="18"/>
+        </w:rPr>
+        <w:t xml:space="preserve">    "填写原因后提交，1-3 个工作日原路到账。",</w:t>
+      </w:r>
+    </w:p>
+    <w:p>
+      <w:pPr>
+        <w:pBdr>
+          <w:left w:val="single" w:color="8FA6AD" w:sz="10" w:space="8"/>
+        </w:pBdr>
+        <w:shd w:fill="F4F6F7" w:val="clear"/>
+        <w:spacing w:after="0" w:before="0" w:line="276" w:lineRule="atLeast"/>
+        <w:ind w:left="240"/>
+        <w:jc w:val="left"/>
+      </w:pPr>
+      <w:r>
+        <w:rPr>
+          <w:rFonts w:ascii="Courier New" w:cs="Courier New" w:eastAsia="Microsoft YaHei" w:hAnsi="Courier New"/>
+          <w:color w:val="24343C"/>
+          <w:sz w:val="18"/>
+          <w:szCs w:val="18"/>
+        </w:rPr>
+        <w:t xml:space="preserve">    "账户注销流程：进入设置-账号安全-注销账户，"</w:t>
+      </w:r>
+    </w:p>
+    <w:p>
+      <w:pPr>
+        <w:pBdr>
+          <w:left w:val="single" w:color="8FA6AD" w:sz="10" w:space="8"/>
+        </w:pBdr>
+        <w:shd w:fill="F4F6F7" w:val="clear"/>
+        <w:spacing w:after="0" w:before="0" w:line="276" w:lineRule="atLeast"/>
+        <w:ind w:left="240"/>
+        <w:jc w:val="left"/>
+      </w:pPr>
+      <w:r>
+        <w:rPr>
+          <w:rFonts w:ascii="Courier New" w:cs="Courier New" w:eastAsia="Microsoft YaHei" w:hAnsi="Courier New"/>
+          <w:color w:val="24343C"/>
+          <w:sz w:val="18"/>
+          <w:szCs w:val="18"/>
+        </w:rPr>
+        <w:t xml:space="preserve">    "注销后数据不可恢复，请谨慎操作。",</w:t>
+      </w:r>
+    </w:p>
+    <w:p>
+      <w:pPr>
+        <w:pBdr>
+          <w:left w:val="single" w:color="8FA6AD" w:sz="10" w:space="8"/>
+        </w:pBdr>
+        <w:shd w:fill="F4F6F7" w:val="clear"/>
+        <w:spacing w:after="0" w:before="0" w:line="276" w:lineRule="atLeast"/>
+        <w:ind w:left="240"/>
+        <w:jc w:val="left"/>
+      </w:pPr>
+      <w:r>
+        <w:rPr>
+          <w:rFonts w:ascii="Courier New" w:cs="Courier New" w:eastAsia="Microsoft YaHei" w:hAnsi="Courier New"/>
+          <w:color w:val="24343C"/>
+          <w:sz w:val="18"/>
+          <w:szCs w:val="18"/>
+        </w:rPr>
+        <w:t xml:space="preserve">    "修改收货地址：订单发货前可在订单详情页修改，"</w:t>
+      </w:r>
+    </w:p>
+    <w:p>
+      <w:pPr>
+        <w:pBdr>
+          <w:left w:val="single" w:color="8FA6AD" w:sz="10" w:space="8"/>
+        </w:pBdr>
+        <w:shd w:fill="F4F6F7" w:val="clear"/>
+        <w:spacing w:after="0" w:before="0" w:line="276" w:lineRule="atLeast"/>
+        <w:ind w:left="240"/>
+        <w:jc w:val="left"/>
+      </w:pPr>
+      <w:r>
+        <w:rPr>
+          <w:rFonts w:ascii="Courier New" w:cs="Courier New" w:eastAsia="Microsoft YaHei" w:hAnsi="Courier New"/>
+          <w:color w:val="24343C"/>
+          <w:sz w:val="18"/>
+          <w:szCs w:val="18"/>
+        </w:rPr>
+        <w:t xml:space="preserve">    "发货后需联系客服协助改址。",</w:t>
+      </w:r>
+    </w:p>
+    <w:p>
+      <w:pPr>
+        <w:pBdr>
+          <w:left w:val="single" w:color="8FA6AD" w:sz="10" w:space="8"/>
+        </w:pBdr>
+        <w:shd w:fill="F4F6F7" w:val="clear"/>
+        <w:spacing w:after="0" w:before="0" w:line="276" w:lineRule="atLeast"/>
+        <w:ind w:left="240"/>
+        <w:jc w:val="left"/>
+      </w:pPr>
+      <w:r>
+        <w:rPr>
+          <w:rFonts w:ascii="Courier New" w:cs="Courier New" w:eastAsia="Microsoft YaHei" w:hAnsi="Courier New"/>
+          <w:color w:val="24343C"/>
+          <w:sz w:val="18"/>
+          <w:szCs w:val="18"/>
+        </w:rPr>
+        <w:t xml:space="preserve">]</w:t>
+      </w:r>
+    </w:p>
+    <w:p>
+      <w:pPr>
+        <w:pBdr>
+          <w:left w:val="single" w:color="8FA6AD" w:sz="10" w:space="8"/>
+        </w:pBdr>
+        <w:shd w:fill="F4F6F7" w:val="clear"/>
+        <w:spacing w:after="0" w:before="0" w:line="276" w:lineRule="atLeast"/>
+        <w:ind w:left="240"/>
+        <w:jc w:val="left"/>
+      </w:pPr>
+      <w:r>
+        <w:rPr>
+          <w:rFonts w:ascii="Courier New" w:cs="Courier New" w:eastAsia="Microsoft YaHei" w:hAnsi="Courier New"/>
+          <w:color w:val="24343C"/>
+          <w:sz w:val="18"/>
+          <w:szCs w:val="18"/>
+        </w:rPr>
+        <w:t xml:space="preserve"># 索引侧：每篇文档切词（写入道）</w:t>
+      </w:r>
+    </w:p>
+    <w:p>
+      <w:pPr>
+        <w:pBdr>
+          <w:left w:val="single" w:color="8FA6AD" w:sz="10" w:space="8"/>
+        </w:pBdr>
+        <w:shd w:fill="F4F6F7" w:val="clear"/>
+        <w:spacing w:after="0" w:before="0" w:line="276" w:lineRule="atLeast"/>
+        <w:ind w:left="240"/>
+        <w:jc w:val="left"/>
+      </w:pPr>
+      <w:r>
+        <w:rPr>
+          <w:rFonts w:ascii="Courier New" w:cs="Courier New" w:eastAsia="Microsoft YaHei" w:hAnsi="Courier New"/>
+          <w:color w:val="24343C"/>
+          <w:sz w:val="18"/>
+          <w:szCs w:val="18"/>
+        </w:rPr>
+        <w:t xml:space="preserve">tokenized = [list(jieba.cut_for_search(d)) for d in docs]</w:t>
+      </w:r>
+    </w:p>
+    <w:p>
+      <w:pPr>
+        <w:pBdr>
+          <w:left w:val="single" w:color="8FA6AD" w:sz="10" w:space="8"/>
+        </w:pBdr>
+        <w:shd w:fill="F4F6F7" w:val="clear"/>
+        <w:spacing w:after="0" w:before="0" w:line="276" w:lineRule="atLeast"/>
+        <w:ind w:left="240"/>
+        <w:jc w:val="left"/>
+      </w:pPr>
+      <w:r>
+        <w:rPr>
+          <w:rFonts w:ascii="Courier New" w:cs="Courier New" w:eastAsia="Microsoft YaHei" w:hAnsi="Courier New"/>
+          <w:color w:val="24343C"/>
+          <w:sz w:val="18"/>
+          <w:szCs w:val="18"/>
+        </w:rPr>
+        <w:t xml:space="preserve">bm25 = BM25Okapi(tokenized)          # 默认 k1=1.5, b=0.75</w:t>
+      </w:r>
+    </w:p>
+    <w:p>
+      <w:pPr>
+        <w:pBdr>
+          <w:left w:val="single" w:color="8FA6AD" w:sz="10" w:space="8"/>
+        </w:pBdr>
+        <w:shd w:fill="F4F6F7" w:val="clear"/>
+        <w:spacing w:after="0" w:before="0" w:line="276" w:lineRule="atLeast"/>
+        <w:ind w:left="240"/>
+        <w:jc w:val="left"/>
+      </w:pPr>
+      <w:r>
+        <w:rPr>
+          <w:rFonts w:ascii="Courier New" w:cs="Courier New" w:eastAsia="Microsoft YaHei" w:hAnsi="Courier New"/>
+          <w:color w:val="24343C"/>
+          <w:sz w:val="18"/>
+          <w:szCs w:val="18"/>
+        </w:rPr>
+        <w:t xml:space="preserve"> </w:t>
+      </w:r>
+    </w:p>
+    <w:p>
+      <w:pPr>
+        <w:pBdr>
+          <w:left w:val="single" w:color="8FA6AD" w:sz="10" w:space="8"/>
+        </w:pBdr>
+        <w:shd w:fill="F4F6F7" w:val="clear"/>
+        <w:spacing w:after="0" w:before="0" w:line="276" w:lineRule="atLeast"/>
+        <w:ind w:left="240"/>
+        <w:jc w:val="left"/>
+      </w:pPr>
+      <w:r>
+        <w:rPr>
+          <w:rFonts w:ascii="Courier New" w:cs="Courier New" w:eastAsia="Microsoft YaHei" w:hAnsi="Courier New"/>
+          <w:color w:val="24343C"/>
+          <w:sz w:val="18"/>
+          <w:szCs w:val="18"/>
+        </w:rPr>
+        <w:t xml:space="preserve"># 查询侧：问题切词后打分（查询道）</w:t>
+      </w:r>
+    </w:p>
+    <w:p>
+      <w:pPr>
+        <w:pBdr>
+          <w:left w:val="single" w:color="8FA6AD" w:sz="10" w:space="8"/>
+        </w:pBdr>
+        <w:shd w:fill="F4F6F7" w:val="clear"/>
+        <w:spacing w:after="0" w:before="0" w:line="276" w:lineRule="atLeast"/>
+        <w:ind w:left="240"/>
+        <w:jc w:val="left"/>
+      </w:pPr>
+      <w:r>
+        <w:rPr>
+          <w:rFonts w:ascii="Courier New" w:cs="Courier New" w:eastAsia="Microsoft YaHei" w:hAnsi="Courier New"/>
+          <w:color w:val="24343C"/>
+          <w:sz w:val="18"/>
+          <w:szCs w:val="18"/>
+        </w:rPr>
+        <w:t xml:space="preserve">query = "退款多久能到账"</w:t>
+      </w:r>
+    </w:p>
+    <w:p>
+      <w:pPr>
+        <w:pBdr>
+          <w:left w:val="single" w:color="8FA6AD" w:sz="10" w:space="8"/>
+        </w:pBdr>
+        <w:shd w:fill="F4F6F7" w:val="clear"/>
+        <w:spacing w:after="0" w:before="0" w:line="276" w:lineRule="atLeast"/>
+        <w:ind w:left="240"/>
+        <w:jc w:val="left"/>
+      </w:pPr>
+      <w:r>
+        <w:rPr>
+          <w:rFonts w:ascii="Courier New" w:cs="Courier New" w:eastAsia="Microsoft YaHei" w:hAnsi="Courier New"/>
+          <w:color w:val="24343C"/>
+          <w:sz w:val="18"/>
+          <w:szCs w:val="18"/>
+        </w:rPr>
+        <w:t xml:space="preserve">scores = bm25.get_scores(list(jieba.cut_for_search(query)))</w:t>
+      </w:r>
+    </w:p>
+    <w:p>
+      <w:pPr>
+        <w:pBdr>
+          <w:left w:val="single" w:color="8FA6AD" w:sz="10" w:space="8"/>
+        </w:pBdr>
+        <w:shd w:fill="F4F6F7" w:val="clear"/>
+        <w:spacing w:after="0" w:before="0" w:line="276" w:lineRule="atLeast"/>
+        <w:ind w:left="240"/>
+        <w:jc w:val="left"/>
+      </w:pPr>
+      <w:r>
+        <w:rPr>
+          <w:rFonts w:ascii="Courier New" w:cs="Courier New" w:eastAsia="Microsoft YaHei" w:hAnsi="Courier New"/>
+          <w:color w:val="24343C"/>
+          <w:sz w:val="18"/>
+          <w:szCs w:val="18"/>
+        </w:rPr>
+        <w:t xml:space="preserve">for doc, sc in sorted(zip(docs, scores), key=lambda x: -x[1]):</w:t>
+      </w:r>
+    </w:p>
+    <w:p>
+      <w:pPr>
+        <w:pBdr>
+          <w:left w:val="single" w:color="8FA6AD" w:sz="10" w:space="8"/>
+        </w:pBdr>
+        <w:shd w:fill="F4F6F7" w:val="clear"/>
+        <w:spacing w:after="0" w:before="0" w:line="276" w:lineRule="atLeast"/>
+        <w:ind w:left="240"/>
+        <w:jc w:val="left"/>
+      </w:pPr>
+      <w:r>
+        <w:rPr>
+          <w:rFonts w:ascii="Courier New" w:cs="Courier New" w:eastAsia="Microsoft YaHei" w:hAnsi="Courier New"/>
+          <w:color w:val="24343C"/>
+          <w:sz w:val="18"/>
+          <w:szCs w:val="18"/>
+        </w:rPr>
+        <w:t xml:space="preserve">    if sc &gt; 0:</w:t>
+      </w:r>
+    </w:p>
+    <w:p>
+      <w:pPr>
+        <w:pBdr>
+          <w:left w:val="single" w:color="8FA6AD" w:sz="10" w:space="8"/>
+        </w:pBdr>
+        <w:shd w:fill="F4F6F7" w:val="clear"/>
+        <w:spacing w:after="0" w:before="0" w:line="276" w:lineRule="atLeast"/>
+        <w:ind w:left="240"/>
+        <w:jc w:val="left"/>
+      </w:pPr>
+      <w:r>
+        <w:rPr>
+          <w:rFonts w:ascii="Courier New" w:cs="Courier New" w:eastAsia="Microsoft YaHei" w:hAnsi="Courier New"/>
+          <w:color w:val="24343C"/>
+          <w:sz w:val="18"/>
+          <w:szCs w:val="18"/>
+        </w:rPr>
+        <w:t xml:space="preserve">        print(f"{sc:5.2f}  {doc[:24]}…")</w:t>
+      </w:r>
+    </w:p>
+    <w:p>
+      <w:pPr>
+        <w:pBdr>
+          <w:left w:val="single" w:color="8FA6AD" w:sz="10" w:space="8"/>
+        </w:pBdr>
+        <w:shd w:fill="F4F6F7" w:val="clear"/>
+        <w:spacing w:after="0" w:before="0" w:line="276" w:lineRule="atLeast"/>
+        <w:ind w:left="240"/>
+        <w:jc w:val="left"/>
+      </w:pPr>
+      <w:r>
+        <w:rPr>
+          <w:rFonts w:ascii="Courier New" w:cs="Courier New" w:eastAsia="Microsoft YaHei" w:hAnsi="Courier New"/>
+          <w:color w:val="24343C"/>
+          <w:sz w:val="18"/>
+          <w:szCs w:val="18"/>
+        </w:rPr>
+        <w:t xml:space="preserve"># 输出：第一条（退款文档）得分最高——查询中的「退款」「到账」</w:t>
+      </w:r>
+    </w:p>
+    <w:p>
+      <w:pPr>
+        <w:pBdr>
+          <w:left w:val="single" w:color="8FA6AD" w:sz="10" w:space="8"/>
+        </w:pBdr>
+        <w:shd w:fill="F4F6F7" w:val="clear"/>
+        <w:spacing w:after="0" w:before="0" w:line="276" w:lineRule="atLeast"/>
+        <w:ind w:left="240"/>
+        <w:jc w:val="left"/>
+      </w:pPr>
+      <w:r>
+        <w:rPr>
+          <w:rFonts w:ascii="Courier New" w:cs="Courier New" w:eastAsia="Microsoft YaHei" w:hAnsi="Courier New"/>
+          <w:color w:val="24343C"/>
+          <w:sz w:val="18"/>
+          <w:szCs w:val="18"/>
+        </w:rPr>
+        <w:t xml:space="preserve"># 两个词都被命中且都是较罕见的词（IDF 高）</w:t>
       </w:r>
     </w:p>
     <w:p>
@@ -6972,7 +8027,59 @@
           <w:sz w:val="24"/>
           <w:szCs w:val="24"/>
         </w:rPr>
-        <w:t xml:space="preserve">图3-2 用「换个问法再问」把查询改写的思路画了出来。用户用口语问，文档用书面语写，只拿原问题去搜，命中全凭运气；改写成三种不同角度的表述一起搜，相当于撒了三张网。改写由模型完成（一次小成本调用），换来的是长尾查询召回率的显著提升。</w:t>
+        <w:t xml:space="preserve">走读这段代码，BM25 的全流程就落地了：**写入道**把三篇文档切词后交给 BM25Okapi，它在内部统计每个词的 DF（算 IDF）与每篇文档的长度（算长度归一化）；**查询道**把问题切词，对每个查询词逐文档查 TF 并按公式打分求和。注意查询里的「多久能到账」没有完整出现在文档里——但「退款」「到账」两个词命中了，BM25 靠词级匹配照样把正确文档顶到第一。这就是关键词通道的典型工作方式：不需要懂语义，靠词的重叠就能解决大量查询。</w:t>
+      </w:r>
+    </w:p>
+    <w:p>
+      <w:pPr>
+        <w:pStyle w:val="Heading3"/>
+        <w:keepNext/>
+        <w:spacing w:after="100" w:before="220" w:line="320" w:lineRule="atLeast"/>
+      </w:pPr>
+      <w:bookmarkStart w:id="100019" w:name="_Toc100019"/>
+      <w:r>
+        <w:rPr>
+          <w:rFonts w:ascii="Calibri" w:eastAsia="SimHei"/>
+          <w:b/>
+          <w:bCs/>
+          <w:color w:val="1B6B7A"/>
+          <w:sz w:val="24"/>
+          <w:szCs w:val="24"/>
+        </w:rPr>
+        <w:t xml:space="preserve">3.2.2 中文实战的四个坑：分词、停用词、大小写与未登录词</w:t>
+      </w:r>
+      <w:bookmarkEnd w:id="100019"/>
+    </w:p>
+    <w:p>
+      <w:pPr>
+        <w:spacing w:line="312"/>
+        <w:ind w:firstLine="480"/>
+        <w:jc w:val="both"/>
+      </w:pPr>
+      <w:r>
+        <w:rPr>
+          <w:rFonts w:ascii="Calibri" w:eastAsia="Microsoft YaHei"/>
+          <w:color w:val="1A2B33"/>
+          <w:sz w:val="24"/>
+          <w:szCs w:val="24"/>
+        </w:rPr>
+        <w:t xml:space="preserve">上面二十行是「能跑」，距离「能用于中文生产」还差四个坑，每一个都会实打实拉低召回。**坑一：分词粒度**。jieba 的 cut（精确模式）与 cut_for_search（搜索引擎模式）不同：前者倾向长词，后者会把长词再细切出子词供检索。业界惯例是**索引侧用细粒度（ik_max_word 的思路）、查询侧用粗粒度（ik_smart 的思路）**——索引切得细，无论查询怎么切都能对上；查询切得太碎，反而会引入噪声词。**坑二：停用词**。「的、了、吗、请」这类高频词 IDF 接近零，本该自动失效，但小语料里统计不准，它们会白占分数并放大噪声——建一张停用词表，在切词后过滤一遍。</w:t>
+      </w:r>
+    </w:p>
+    <w:p>
+      <w:pPr>
+        <w:spacing w:line="312"/>
+        <w:ind w:firstLine="480"/>
+        <w:jc w:val="both"/>
+      </w:pPr>
+      <w:r>
+        <w:rPr>
+          <w:rFonts w:ascii="Calibri" w:eastAsia="Microsoft YaHei"/>
+          <w:color w:val="1A2B33"/>
+          <w:sz w:val="24"/>
+          <w:szCs w:val="24"/>
+        </w:rPr>
+        <w:t xml:space="preserve">**坑三：大小写与全半角**。iPhone 与 iphone、半角逗号与全角逗号，在 BM25 眼里是两个不同的词——入库与查询两侧必须做统一化（lowercase、全角转半角）。**坑四：未登录词（OOV）**。新型号、新错误码、新人名不在分词器词表里，会被切成无意义的碎块（iPhone 15 Pro Max 可能被切成 iphone/15/pro/max），字面精确匹配的优势直接瓦解。对策是**自定义词典**（jieba.add_word 或 ES 的动态词典）加**同义词表**（把「退款」与「退钱」「返款」挂上等价关系）。图3-2 把这条流水线与四个坑的位置画在了一起——写入道管前三坑，查询道管第四坑。</w:t>
       </w:r>
     </w:p>
     <w:p>
@@ -7037,8 +8144,28 @@
           <w:sz w:val="21"/>
           <w:szCs w:val="21"/>
         </w:rPr>
-        <w:t xml:space="preserve">图3-2 查询改写：同一个问题换三种问法一起搜，总有一张网能对上文档措辞</w:t>
-      </w:r>
+        <w:t xml:space="preserve">图3-2 BM25 中文实战流水线：写入道（切词→停用词→倒排）与查询道（切词→查倒排→打分），四个坑标注在对应环节</w:t>
+      </w:r>
+    </w:p>
+    <w:p>
+      <w:pPr>
+        <w:pStyle w:val="Heading3"/>
+        <w:keepNext/>
+        <w:spacing w:after="100" w:before="220" w:line="320" w:lineRule="atLeast"/>
+      </w:pPr>
+      <w:bookmarkStart w:id="100020" w:name="_Toc100020"/>
+      <w:r>
+        <w:rPr>
+          <w:rFonts w:ascii="Calibri" w:eastAsia="SimHei"/>
+          <w:b/>
+          <w:bCs/>
+          <w:color w:val="1B6B7A"/>
+          <w:sz w:val="24"/>
+          <w:szCs w:val="24"/>
+        </w:rPr>
+        <w:t xml:space="preserve">3.2.3 BM25 实战（二）：Elasticsearch + IK 分词器的生产形态</w:t>
+      </w:r>
+      <w:bookmarkEnd w:id="100020"/>
     </w:p>
     <w:p>
       <w:pPr>
@@ -7053,7 +8180,427 @@
           <w:sz w:val="24"/>
           <w:szCs w:val="24"/>
         </w:rPr>
-        <w:t xml:space="preserve">两种最常用的手法是多查询扩展与查询分解。多查询扩展让大模型把一个问题改写成三到五个不同角度的等价问法，各自检索后合并结果，用查询的多样性对冲单一表述的偏差；查询分解则面向复杂问题——把“比较 A 公司与 B 公司近三年营收增长”拆成“A 公司三年营收”“B 公司三年营收”“行业增速对比”三个子问题分别检索，每个子问题都变得可命中，答案在生成阶段再汇总。多查询与分解都会成倍增加检索次数，工程上要权衡延迟预算。</w:t>
+        <w:t xml:space="preserve">rank_bm25 适合原型与十万级以内文档；一旦语料到百万级、要求毫秒级响应与高并发，就该换 Elasticsearch（或 OpenSearch）。它把 BM25、倒排索引、分布式与高可用全部打包，只剩两件事需要你做对：**装 IK 中文分词插件**、**写对索引映射**。生产索引的映射长这样：</w:t>
+      </w:r>
+    </w:p>
+    <w:p>
+      <w:pPr>
+        <w:pBdr>
+          <w:left w:val="single" w:color="8FA6AD" w:sz="10" w:space="8"/>
+        </w:pBdr>
+        <w:shd w:fill="F4F6F7" w:val="clear"/>
+        <w:spacing w:after="0" w:before="0" w:line="276" w:lineRule="atLeast"/>
+        <w:ind w:left="240"/>
+        <w:jc w:val="left"/>
+      </w:pPr>
+      <w:r>
+        <w:rPr>
+          <w:rFonts w:ascii="Courier New" w:cs="Courier New" w:eastAsia="Microsoft YaHei" w:hAnsi="Courier New"/>
+          <w:color w:val="24343C"/>
+          <w:sz w:val="18"/>
+          <w:szCs w:val="18"/>
+        </w:rPr>
+        <w:t xml:space="preserve">PUT /kb_docs</w:t>
+      </w:r>
+    </w:p>
+    <w:p>
+      <w:pPr>
+        <w:pBdr>
+          <w:left w:val="single" w:color="8FA6AD" w:sz="10" w:space="8"/>
+        </w:pBdr>
+        <w:shd w:fill="F4F6F7" w:val="clear"/>
+        <w:spacing w:after="0" w:before="0" w:line="276" w:lineRule="atLeast"/>
+        <w:ind w:left="240"/>
+        <w:jc w:val="left"/>
+      </w:pPr>
+      <w:r>
+        <w:rPr>
+          <w:rFonts w:ascii="Courier New" w:cs="Courier New" w:eastAsia="Microsoft YaHei" w:hAnsi="Courier New"/>
+          <w:color w:val="24343C"/>
+          <w:sz w:val="18"/>
+          <w:szCs w:val="18"/>
+        </w:rPr>
+        <w:t xml:space="preserve">{</w:t>
+      </w:r>
+    </w:p>
+    <w:p>
+      <w:pPr>
+        <w:pBdr>
+          <w:left w:val="single" w:color="8FA6AD" w:sz="10" w:space="8"/>
+        </w:pBdr>
+        <w:shd w:fill="F4F6F7" w:val="clear"/>
+        <w:spacing w:after="0" w:before="0" w:line="276" w:lineRule="atLeast"/>
+        <w:ind w:left="240"/>
+        <w:jc w:val="left"/>
+      </w:pPr>
+      <w:r>
+        <w:rPr>
+          <w:rFonts w:ascii="Courier New" w:cs="Courier New" w:eastAsia="Microsoft YaHei" w:hAnsi="Courier New"/>
+          <w:color w:val="24343C"/>
+          <w:sz w:val="18"/>
+          <w:szCs w:val="18"/>
+        </w:rPr>
+        <w:t xml:space="preserve">  "settings": {</w:t>
+      </w:r>
+    </w:p>
+    <w:p>
+      <w:pPr>
+        <w:pBdr>
+          <w:left w:val="single" w:color="8FA6AD" w:sz="10" w:space="8"/>
+        </w:pBdr>
+        <w:shd w:fill="F4F6F7" w:val="clear"/>
+        <w:spacing w:after="0" w:before="0" w:line="276" w:lineRule="atLeast"/>
+        <w:ind w:left="240"/>
+        <w:jc w:val="left"/>
+      </w:pPr>
+      <w:r>
+        <w:rPr>
+          <w:rFonts w:ascii="Courier New" w:cs="Courier New" w:eastAsia="Microsoft YaHei" w:hAnsi="Courier New"/>
+          <w:color w:val="24343C"/>
+          <w:sz w:val="18"/>
+          <w:szCs w:val="18"/>
+        </w:rPr>
+        <w:t xml:space="preserve">    "analysis": {</w:t>
+      </w:r>
+    </w:p>
+    <w:p>
+      <w:pPr>
+        <w:pBdr>
+          <w:left w:val="single" w:color="8FA6AD" w:sz="10" w:space="8"/>
+        </w:pBdr>
+        <w:shd w:fill="F4F6F7" w:val="clear"/>
+        <w:spacing w:after="0" w:before="0" w:line="276" w:lineRule="atLeast"/>
+        <w:ind w:left="240"/>
+        <w:jc w:val="left"/>
+      </w:pPr>
+      <w:r>
+        <w:rPr>
+          <w:rFonts w:ascii="Courier New" w:cs="Courier New" w:eastAsia="Microsoft YaHei" w:hAnsi="Courier New"/>
+          <w:color w:val="24343C"/>
+          <w:sz w:val="18"/>
+          <w:szCs w:val="18"/>
+        </w:rPr>
+        <w:t xml:space="preserve">      "analyzer": {</w:t>
+      </w:r>
+    </w:p>
+    <w:p>
+      <w:pPr>
+        <w:pBdr>
+          <w:left w:val="single" w:color="8FA6AD" w:sz="10" w:space="8"/>
+        </w:pBdr>
+        <w:shd w:fill="F4F6F7" w:val="clear"/>
+        <w:spacing w:after="0" w:before="0" w:line="276" w:lineRule="atLeast"/>
+        <w:ind w:left="240"/>
+        <w:jc w:val="left"/>
+      </w:pPr>
+      <w:r>
+        <w:rPr>
+          <w:rFonts w:ascii="Courier New" w:cs="Courier New" w:eastAsia="Microsoft YaHei" w:hAnsi="Courier New"/>
+          <w:color w:val="24343C"/>
+          <w:sz w:val="18"/>
+          <w:szCs w:val="18"/>
+        </w:rPr>
+        <w:t xml:space="preserve">        "idx_analyzer": { "type": "custom",</w:t>
+      </w:r>
+    </w:p>
+    <w:p>
+      <w:pPr>
+        <w:pBdr>
+          <w:left w:val="single" w:color="8FA6AD" w:sz="10" w:space="8"/>
+        </w:pBdr>
+        <w:shd w:fill="F4F6F7" w:val="clear"/>
+        <w:spacing w:after="0" w:before="0" w:line="276" w:lineRule="atLeast"/>
+        <w:ind w:left="240"/>
+        <w:jc w:val="left"/>
+      </w:pPr>
+      <w:r>
+        <w:rPr>
+          <w:rFonts w:ascii="Courier New" w:cs="Courier New" w:eastAsia="Microsoft YaHei" w:hAnsi="Courier New"/>
+          <w:color w:val="24343C"/>
+          <w:sz w:val="18"/>
+          <w:szCs w:val="18"/>
+        </w:rPr>
+        <w:t xml:space="preserve">          "tokenizer": "ik_max_word" },</w:t>
+      </w:r>
+    </w:p>
+    <w:p>
+      <w:pPr>
+        <w:pBdr>
+          <w:left w:val="single" w:color="8FA6AD" w:sz="10" w:space="8"/>
+        </w:pBdr>
+        <w:shd w:fill="F4F6F7" w:val="clear"/>
+        <w:spacing w:after="0" w:before="0" w:line="276" w:lineRule="atLeast"/>
+        <w:ind w:left="240"/>
+        <w:jc w:val="left"/>
+      </w:pPr>
+      <w:r>
+        <w:rPr>
+          <w:rFonts w:ascii="Courier New" w:cs="Courier New" w:eastAsia="Microsoft YaHei" w:hAnsi="Courier New"/>
+          <w:color w:val="24343C"/>
+          <w:sz w:val="18"/>
+          <w:szCs w:val="18"/>
+        </w:rPr>
+        <w:t xml:space="preserve">        "qry_analyzer": { "type": "custom",</w:t>
+      </w:r>
+    </w:p>
+    <w:p>
+      <w:pPr>
+        <w:pBdr>
+          <w:left w:val="single" w:color="8FA6AD" w:sz="10" w:space="8"/>
+        </w:pBdr>
+        <w:shd w:fill="F4F6F7" w:val="clear"/>
+        <w:spacing w:after="0" w:before="0" w:line="276" w:lineRule="atLeast"/>
+        <w:ind w:left="240"/>
+        <w:jc w:val="left"/>
+      </w:pPr>
+      <w:r>
+        <w:rPr>
+          <w:rFonts w:ascii="Courier New" w:cs="Courier New" w:eastAsia="Microsoft YaHei" w:hAnsi="Courier New"/>
+          <w:color w:val="24343C"/>
+          <w:sz w:val="18"/>
+          <w:szCs w:val="18"/>
+        </w:rPr>
+        <w:t xml:space="preserve">          "tokenizer": "ik_smart" }</w:t>
+      </w:r>
+    </w:p>
+    <w:p>
+      <w:pPr>
+        <w:pBdr>
+          <w:left w:val="single" w:color="8FA6AD" w:sz="10" w:space="8"/>
+        </w:pBdr>
+        <w:shd w:fill="F4F6F7" w:val="clear"/>
+        <w:spacing w:after="0" w:before="0" w:line="276" w:lineRule="atLeast"/>
+        <w:ind w:left="240"/>
+        <w:jc w:val="left"/>
+      </w:pPr>
+      <w:r>
+        <w:rPr>
+          <w:rFonts w:ascii="Courier New" w:cs="Courier New" w:eastAsia="Microsoft YaHei" w:hAnsi="Courier New"/>
+          <w:color w:val="24343C"/>
+          <w:sz w:val="18"/>
+          <w:szCs w:val="18"/>
+        </w:rPr>
+        <w:t xml:space="preserve">      }</w:t>
+      </w:r>
+    </w:p>
+    <w:p>
+      <w:pPr>
+        <w:pBdr>
+          <w:left w:val="single" w:color="8FA6AD" w:sz="10" w:space="8"/>
+        </w:pBdr>
+        <w:shd w:fill="F4F6F7" w:val="clear"/>
+        <w:spacing w:after="0" w:before="0" w:line="276" w:lineRule="atLeast"/>
+        <w:ind w:left="240"/>
+        <w:jc w:val="left"/>
+      </w:pPr>
+      <w:r>
+        <w:rPr>
+          <w:rFonts w:ascii="Courier New" w:cs="Courier New" w:eastAsia="Microsoft YaHei" w:hAnsi="Courier New"/>
+          <w:color w:val="24343C"/>
+          <w:sz w:val="18"/>
+          <w:szCs w:val="18"/>
+        </w:rPr>
+        <w:t xml:space="preserve">    }</w:t>
+      </w:r>
+    </w:p>
+    <w:p>
+      <w:pPr>
+        <w:pBdr>
+          <w:left w:val="single" w:color="8FA6AD" w:sz="10" w:space="8"/>
+        </w:pBdr>
+        <w:shd w:fill="F4F6F7" w:val="clear"/>
+        <w:spacing w:after="0" w:before="0" w:line="276" w:lineRule="atLeast"/>
+        <w:ind w:left="240"/>
+        <w:jc w:val="left"/>
+      </w:pPr>
+      <w:r>
+        <w:rPr>
+          <w:rFonts w:ascii="Courier New" w:cs="Courier New" w:eastAsia="Microsoft YaHei" w:hAnsi="Courier New"/>
+          <w:color w:val="24343C"/>
+          <w:sz w:val="18"/>
+          <w:szCs w:val="18"/>
+        </w:rPr>
+        <w:t xml:space="preserve">  },</w:t>
+      </w:r>
+    </w:p>
+    <w:p>
+      <w:pPr>
+        <w:pBdr>
+          <w:left w:val="single" w:color="8FA6AD" w:sz="10" w:space="8"/>
+        </w:pBdr>
+        <w:shd w:fill="F4F6F7" w:val="clear"/>
+        <w:spacing w:after="0" w:before="0" w:line="276" w:lineRule="atLeast"/>
+        <w:ind w:left="240"/>
+        <w:jc w:val="left"/>
+      </w:pPr>
+      <w:r>
+        <w:rPr>
+          <w:rFonts w:ascii="Courier New" w:cs="Courier New" w:eastAsia="Microsoft YaHei" w:hAnsi="Courier New"/>
+          <w:color w:val="24343C"/>
+          <w:sz w:val="18"/>
+          <w:szCs w:val="18"/>
+        </w:rPr>
+        <w:t xml:space="preserve">  "mappings": {</w:t>
+      </w:r>
+    </w:p>
+    <w:p>
+      <w:pPr>
+        <w:pBdr>
+          <w:left w:val="single" w:color="8FA6AD" w:sz="10" w:space="8"/>
+        </w:pBdr>
+        <w:shd w:fill="F4F6F7" w:val="clear"/>
+        <w:spacing w:after="0" w:before="0" w:line="276" w:lineRule="atLeast"/>
+        <w:ind w:left="240"/>
+        <w:jc w:val="left"/>
+      </w:pPr>
+      <w:r>
+        <w:rPr>
+          <w:rFonts w:ascii="Courier New" w:cs="Courier New" w:eastAsia="Microsoft YaHei" w:hAnsi="Courier New"/>
+          <w:color w:val="24343C"/>
+          <w:sz w:val="18"/>
+          <w:szCs w:val="18"/>
+        </w:rPr>
+        <w:t xml:space="preserve">    "properties": {</w:t>
+      </w:r>
+    </w:p>
+    <w:p>
+      <w:pPr>
+        <w:pBdr>
+          <w:left w:val="single" w:color="8FA6AD" w:sz="10" w:space="8"/>
+        </w:pBdr>
+        <w:shd w:fill="F4F6F7" w:val="clear"/>
+        <w:spacing w:after="0" w:before="0" w:line="276" w:lineRule="atLeast"/>
+        <w:ind w:left="240"/>
+        <w:jc w:val="left"/>
+      </w:pPr>
+      <w:r>
+        <w:rPr>
+          <w:rFonts w:ascii="Courier New" w:cs="Courier New" w:eastAsia="Microsoft YaHei" w:hAnsi="Courier New"/>
+          <w:color w:val="24343C"/>
+          <w:sz w:val="18"/>
+          <w:szCs w:val="18"/>
+        </w:rPr>
+        <w:t xml:space="preserve">      "content": { "type": "text",</w:t>
+      </w:r>
+    </w:p>
+    <w:p>
+      <w:pPr>
+        <w:pBdr>
+          <w:left w:val="single" w:color="8FA6AD" w:sz="10" w:space="8"/>
+        </w:pBdr>
+        <w:shd w:fill="F4F6F7" w:val="clear"/>
+        <w:spacing w:after="0" w:before="0" w:line="276" w:lineRule="atLeast"/>
+        <w:ind w:left="240"/>
+        <w:jc w:val="left"/>
+      </w:pPr>
+      <w:r>
+        <w:rPr>
+          <w:rFonts w:ascii="Courier New" w:cs="Courier New" w:eastAsia="Microsoft YaHei" w:hAnsi="Courier New"/>
+          <w:color w:val="24343C"/>
+          <w:sz w:val="18"/>
+          <w:szCs w:val="18"/>
+        </w:rPr>
+        <w:t xml:space="preserve">        "analyzer": "idx_analyzer",</w:t>
+      </w:r>
+    </w:p>
+    <w:p>
+      <w:pPr>
+        <w:pBdr>
+          <w:left w:val="single" w:color="8FA6AD" w:sz="10" w:space="8"/>
+        </w:pBdr>
+        <w:shd w:fill="F4F6F7" w:val="clear"/>
+        <w:spacing w:after="0" w:before="0" w:line="276" w:lineRule="atLeast"/>
+        <w:ind w:left="240"/>
+        <w:jc w:val="left"/>
+      </w:pPr>
+      <w:r>
+        <w:rPr>
+          <w:rFonts w:ascii="Courier New" w:cs="Courier New" w:eastAsia="Microsoft YaHei" w:hAnsi="Courier New"/>
+          <w:color w:val="24343C"/>
+          <w:sz w:val="18"/>
+          <w:szCs w:val="18"/>
+        </w:rPr>
+        <w:t xml:space="preserve">        "search_analyzer": "qry_analyzer" },</w:t>
+      </w:r>
+    </w:p>
+    <w:p>
+      <w:pPr>
+        <w:pBdr>
+          <w:left w:val="single" w:color="8FA6AD" w:sz="10" w:space="8"/>
+        </w:pBdr>
+        <w:shd w:fill="F4F6F7" w:val="clear"/>
+        <w:spacing w:after="0" w:before="0" w:line="276" w:lineRule="atLeast"/>
+        <w:ind w:left="240"/>
+        <w:jc w:val="left"/>
+      </w:pPr>
+      <w:r>
+        <w:rPr>
+          <w:rFonts w:ascii="Courier New" w:cs="Courier New" w:eastAsia="Microsoft YaHei" w:hAnsi="Courier New"/>
+          <w:color w:val="24343C"/>
+          <w:sz w:val="18"/>
+          <w:szCs w:val="18"/>
+        </w:rPr>
+        <w:t xml:space="preserve">      "source":  { "type": "keyword" }          // 元数据：溯源与过滤用</w:t>
+      </w:r>
+    </w:p>
+    <w:p>
+      <w:pPr>
+        <w:pBdr>
+          <w:left w:val="single" w:color="8FA6AD" w:sz="10" w:space="8"/>
+        </w:pBdr>
+        <w:shd w:fill="F4F6F7" w:val="clear"/>
+        <w:spacing w:after="0" w:before="0" w:line="276" w:lineRule="atLeast"/>
+        <w:ind w:left="240"/>
+        <w:jc w:val="left"/>
+      </w:pPr>
+      <w:r>
+        <w:rPr>
+          <w:rFonts w:ascii="Courier New" w:cs="Courier New" w:eastAsia="Microsoft YaHei" w:hAnsi="Courier New"/>
+          <w:color w:val="24343C"/>
+          <w:sz w:val="18"/>
+          <w:szCs w:val="18"/>
+        </w:rPr>
+        <w:t xml:space="preserve">  }</w:t>
+      </w:r>
+    </w:p>
+    <w:p>
+      <w:pPr>
+        <w:pBdr>
+          <w:left w:val="single" w:color="8FA6AD" w:sz="10" w:space="8"/>
+        </w:pBdr>
+        <w:shd w:fill="F4F6F7" w:val="clear"/>
+        <w:spacing w:after="0" w:before="0" w:line="276" w:lineRule="atLeast"/>
+        <w:ind w:left="240"/>
+        <w:jc w:val="left"/>
+      </w:pPr>
+      <w:r>
+        <w:rPr>
+          <w:rFonts w:ascii="Courier New" w:cs="Courier New" w:eastAsia="Microsoft YaHei" w:hAnsi="Courier New"/>
+          <w:color w:val="24343C"/>
+          <w:sz w:val="18"/>
+          <w:szCs w:val="18"/>
+        </w:rPr>
+        <w:t xml:space="preserve">}</w:t>
+      </w:r>
+    </w:p>
+    <w:p>
+      <w:pPr>
+        <w:pBdr>
+          <w:left w:val="single" w:color="8FA6AD" w:sz="10" w:space="8"/>
+        </w:pBdr>
+        <w:shd w:fill="F4F6F7" w:val="clear"/>
+        <w:spacing w:after="0" w:before="0" w:line="276" w:lineRule="atLeast"/>
+        <w:ind w:left="240"/>
+        <w:jc w:val="left"/>
+      </w:pPr>
+      <w:r>
+        <w:rPr>
+          <w:rFonts w:ascii="Courier New" w:cs="Courier New" w:eastAsia="Microsoft YaHei" w:hAnsi="Courier New"/>
+          <w:color w:val="24343C"/>
+          <w:sz w:val="18"/>
+          <w:szCs w:val="18"/>
+        </w:rPr>
+        <w:t xml:space="preserve">}</w:t>
       </w:r>
     </w:p>
     <w:p>
@@ -7069,7 +8616,1052 @@
           <w:sz w:val="24"/>
           <w:szCs w:val="24"/>
         </w:rPr>
-        <w:t xml:space="preserve">第三种手法最为巧妙：HyDE（Hypothetical Document Embeddings，假设文档嵌入）。它的洞察是——问题与答案虽相关，却是两种“文体”；而答案与真实文档是同一种文体。既然如此，何不先让大模型凭参数记忆写一段“假设性答案”（内容可能不准，但格式、术语、行文像模像样），再用这段假设答案的向量去检索？假设文档充当了问题与真实文档之间的翻译官。在问答与客服场景，HyDE 通常能带来百分之五到十的召回提升。</w:t>
+        <w:t xml:space="preserve">两个关键设计值得停一下。第一，**索引与查询用不同分词器**（analyzer 与 search_analyzer 分开指定）：入库切得越细召回越全，查询切得太碎反而稀释相关性——这是中文 BM25 的行业标准姿势。第二，**先自测再上线**：用 _analyze 接口看「退款多久到账」到底被切成什么，确认每个词都符合预期——分词结果与预期不符，后面的调参全是无用功。查询侧则是一行 match 查询加高亮：</w:t>
+      </w:r>
+    </w:p>
+    <w:p>
+      <w:pPr>
+        <w:pBdr>
+          <w:left w:val="single" w:color="8FA6AD" w:sz="10" w:space="8"/>
+        </w:pBdr>
+        <w:shd w:fill="F4F6F7" w:val="clear"/>
+        <w:spacing w:after="0" w:before="0" w:line="276" w:lineRule="atLeast"/>
+        <w:ind w:left="240"/>
+        <w:jc w:val="left"/>
+      </w:pPr>
+      <w:r>
+        <w:rPr>
+          <w:rFonts w:ascii="Courier New" w:cs="Courier New" w:eastAsia="Microsoft YaHei" w:hAnsi="Courier New"/>
+          <w:color w:val="24343C"/>
+          <w:sz w:val="18"/>
+          <w:szCs w:val="18"/>
+        </w:rPr>
+        <w:t xml:space="preserve">GET /kb_docs/_search</w:t>
+      </w:r>
+    </w:p>
+    <w:p>
+      <w:pPr>
+        <w:pBdr>
+          <w:left w:val="single" w:color="8FA6AD" w:sz="10" w:space="8"/>
+        </w:pBdr>
+        <w:shd w:fill="F4F6F7" w:val="clear"/>
+        <w:spacing w:after="0" w:before="0" w:line="276" w:lineRule="atLeast"/>
+        <w:ind w:left="240"/>
+        <w:jc w:val="left"/>
+      </w:pPr>
+      <w:r>
+        <w:rPr>
+          <w:rFonts w:ascii="Courier New" w:cs="Courier New" w:eastAsia="Microsoft YaHei" w:hAnsi="Courier New"/>
+          <w:color w:val="24343C"/>
+          <w:sz w:val="18"/>
+          <w:szCs w:val="18"/>
+        </w:rPr>
+        <w:t xml:space="preserve">{</w:t>
+      </w:r>
+    </w:p>
+    <w:p>
+      <w:pPr>
+        <w:pBdr>
+          <w:left w:val="single" w:color="8FA6AD" w:sz="10" w:space="8"/>
+        </w:pBdr>
+        <w:shd w:fill="F4F6F7" w:val="clear"/>
+        <w:spacing w:after="0" w:before="0" w:line="276" w:lineRule="atLeast"/>
+        <w:ind w:left="240"/>
+        <w:jc w:val="left"/>
+      </w:pPr>
+      <w:r>
+        <w:rPr>
+          <w:rFonts w:ascii="Courier New" w:cs="Courier New" w:eastAsia="Microsoft YaHei" w:hAnsi="Courier New"/>
+          <w:color w:val="24343C"/>
+          <w:sz w:val="18"/>
+          <w:szCs w:val="18"/>
+        </w:rPr>
+        <w:t xml:space="preserve">  "query": { "match": { "content": "退款 多久到账" } },</w:t>
+      </w:r>
+    </w:p>
+    <w:p>
+      <w:pPr>
+        <w:pBdr>
+          <w:left w:val="single" w:color="8FA6AD" w:sz="10" w:space="8"/>
+        </w:pBdr>
+        <w:shd w:fill="F4F6F7" w:val="clear"/>
+        <w:spacing w:after="0" w:before="0" w:line="276" w:lineRule="atLeast"/>
+        <w:ind w:left="240"/>
+        <w:jc w:val="left"/>
+      </w:pPr>
+      <w:r>
+        <w:rPr>
+          <w:rFonts w:ascii="Courier New" w:cs="Courier New" w:eastAsia="Microsoft YaHei" w:hAnsi="Courier New"/>
+          <w:color w:val="24343C"/>
+          <w:sz w:val="18"/>
+          <w:szCs w:val="18"/>
+        </w:rPr>
+        <w:t xml:space="preserve">  "highlight": { "fields": { "content": {} } }</w:t>
+      </w:r>
+    </w:p>
+    <w:p>
+      <w:pPr>
+        <w:pBdr>
+          <w:left w:val="single" w:color="8FA6AD" w:sz="10" w:space="8"/>
+        </w:pBdr>
+        <w:shd w:fill="F4F6F7" w:val="clear"/>
+        <w:spacing w:after="0" w:before="0" w:line="276" w:lineRule="atLeast"/>
+        <w:ind w:left="240"/>
+        <w:jc w:val="left"/>
+      </w:pPr>
+      <w:r>
+        <w:rPr>
+          <w:rFonts w:ascii="Courier New" w:cs="Courier New" w:eastAsia="Microsoft YaHei" w:hAnsi="Courier New"/>
+          <w:color w:val="24343C"/>
+          <w:sz w:val="18"/>
+          <w:szCs w:val="18"/>
+        </w:rPr>
+        <w:t xml:space="preserve">}</w:t>
+      </w:r>
+    </w:p>
+    <w:p>
+      <w:pPr>
+        <w:spacing w:line="312"/>
+        <w:ind w:firstLine="480"/>
+        <w:jc w:val="both"/>
+      </w:pPr>
+      <w:r>
+        <w:rPr>
+          <w:rFonts w:ascii="Calibri" w:eastAsia="Microsoft YaHei"/>
+          <w:color w:val="1A2B33"/>
+          <w:sz w:val="24"/>
+          <w:szCs w:val="24"/>
+        </w:rPr>
+        <w:t xml:space="preserve">ES 默认就用 BM25 打分（旧版 TF-IDF 已废弃），highlight 会把命中的词标出来便于人工核验。到这一步，关键词通道的生产形态就完成了——它独立就能服务「精确匹配型」查询，与向量通道融合后（下一小节）就是完整的混合检索。</w:t>
+      </w:r>
+    </w:p>
+    <w:p>
+      <w:pPr>
+        <w:pStyle w:val="Heading3"/>
+        <w:keepNext/>
+        <w:spacing w:after="100" w:before="220" w:line="320" w:lineRule="atLeast"/>
+      </w:pPr>
+      <w:bookmarkStart w:id="100021" w:name="_Toc100021"/>
+      <w:r>
+        <w:rPr>
+          <w:rFonts w:ascii="Calibri" w:eastAsia="SimHei"/>
+          <w:b/>
+          <w:bCs/>
+          <w:color w:val="1B6B7A"/>
+          <w:sz w:val="24"/>
+          <w:szCs w:val="24"/>
+        </w:rPr>
+        <w:t xml:space="preserve">3.2.4 BM25 实战（三）：k1 与 b 不是玄学，用评估集网格实验定</w:t>
+      </w:r>
+      <w:bookmarkEnd w:id="100021"/>
+    </w:p>
+    <w:p>
+      <w:pPr>
+        <w:spacing w:line="312"/>
+        <w:ind w:firstLine="480"/>
+        <w:jc w:val="both"/>
+      </w:pPr>
+      <w:r>
+        <w:rPr>
+          <w:rFonts w:ascii="Calibri" w:eastAsia="Microsoft YaHei"/>
+          <w:color w:val="1A2B33"/>
+          <w:sz w:val="24"/>
+          <w:szCs w:val="24"/>
+        </w:rPr>
+        <w:t xml:space="preserve">卷09 讲了 k1 与 b 的原理，这里给出调参的实战做法：固定评估集，对候选参数组合网格遍历，用召回指标选优。rank_bm25 的 BM25Okapi 直接暴露了 k1 与 b，几行代码就能跑完全部组合：</w:t>
+      </w:r>
+    </w:p>
+    <w:p>
+      <w:pPr>
+        <w:pBdr>
+          <w:left w:val="single" w:color="8FA6AD" w:sz="10" w:space="8"/>
+        </w:pBdr>
+        <w:shd w:fill="F4F6F7" w:val="clear"/>
+        <w:spacing w:after="0" w:before="0" w:line="276" w:lineRule="atLeast"/>
+        <w:ind w:left="240"/>
+        <w:jc w:val="left"/>
+      </w:pPr>
+      <w:r>
+        <w:rPr>
+          <w:rFonts w:ascii="Courier New" w:cs="Courier New" w:eastAsia="Microsoft YaHei" w:hAnsi="Courier New"/>
+          <w:color w:val="24343C"/>
+          <w:sz w:val="18"/>
+          <w:szCs w:val="18"/>
+        </w:rPr>
+        <w:t xml:space="preserve">from rank_bm25 import BM25Okapi</w:t>
+      </w:r>
+    </w:p>
+    <w:p>
+      <w:pPr>
+        <w:pBdr>
+          <w:left w:val="single" w:color="8FA6AD" w:sz="10" w:space="8"/>
+        </w:pBdr>
+        <w:shd w:fill="F4F6F7" w:val="clear"/>
+        <w:spacing w:after="0" w:before="0" w:line="276" w:lineRule="atLeast"/>
+        <w:ind w:left="240"/>
+        <w:jc w:val="left"/>
+      </w:pPr>
+      <w:r>
+        <w:rPr>
+          <w:rFonts w:ascii="Courier New" w:cs="Courier New" w:eastAsia="Microsoft YaHei" w:hAnsi="Courier New"/>
+          <w:color w:val="24343C"/>
+          <w:sz w:val="18"/>
+          <w:szCs w:val="18"/>
+        </w:rPr>
+        <w:t xml:space="preserve">from itertools import product</w:t>
+      </w:r>
+    </w:p>
+    <w:p>
+      <w:pPr>
+        <w:pBdr>
+          <w:left w:val="single" w:color="8FA6AD" w:sz="10" w:space="8"/>
+        </w:pBdr>
+        <w:shd w:fill="F4F6F7" w:val="clear"/>
+        <w:spacing w:after="0" w:before="0" w:line="276" w:lineRule="atLeast"/>
+        <w:ind w:left="240"/>
+        <w:jc w:val="left"/>
+      </w:pPr>
+      <w:r>
+        <w:rPr>
+          <w:rFonts w:ascii="Courier New" w:cs="Courier New" w:eastAsia="Microsoft YaHei" w:hAnsi="Courier New"/>
+          <w:color w:val="24343C"/>
+          <w:sz w:val="18"/>
+          <w:szCs w:val="18"/>
+        </w:rPr>
+        <w:t xml:space="preserve"> </w:t>
+      </w:r>
+    </w:p>
+    <w:p>
+      <w:pPr>
+        <w:pBdr>
+          <w:left w:val="single" w:color="8FA6AD" w:sz="10" w:space="8"/>
+        </w:pBdr>
+        <w:shd w:fill="F4F6F7" w:val="clear"/>
+        <w:spacing w:after="0" w:before="0" w:line="276" w:lineRule="atLeast"/>
+        <w:ind w:left="240"/>
+        <w:jc w:val="left"/>
+      </w:pPr>
+      <w:r>
+        <w:rPr>
+          <w:rFonts w:ascii="Courier New" w:cs="Courier New" w:eastAsia="Microsoft YaHei" w:hAnsi="Courier New"/>
+          <w:color w:val="24343C"/>
+          <w:sz w:val="18"/>
+          <w:szCs w:val="18"/>
+        </w:rPr>
+        <w:t xml:space="preserve"># eval_set: [(query, 相关文档编号集合), ...]  来自黄金评估集（卷15）</w:t>
+      </w:r>
+    </w:p>
+    <w:p>
+      <w:pPr>
+        <w:pBdr>
+          <w:left w:val="single" w:color="8FA6AD" w:sz="10" w:space="8"/>
+        </w:pBdr>
+        <w:shd w:fill="F4F6F7" w:val="clear"/>
+        <w:spacing w:after="0" w:before="0" w:line="276" w:lineRule="atLeast"/>
+        <w:ind w:left="240"/>
+        <w:jc w:val="left"/>
+      </w:pPr>
+      <w:r>
+        <w:rPr>
+          <w:rFonts w:ascii="Courier New" w:cs="Courier New" w:eastAsia="Microsoft YaHei" w:hAnsi="Courier New"/>
+          <w:color w:val="24343C"/>
+          <w:sz w:val="18"/>
+          <w:szCs w:val="18"/>
+        </w:rPr>
+        <w:t xml:space="preserve">def evaluate(k1, b, tokenized_docs, eval_set):</w:t>
+      </w:r>
+    </w:p>
+    <w:p>
+      <w:pPr>
+        <w:pBdr>
+          <w:left w:val="single" w:color="8FA6AD" w:sz="10" w:space="8"/>
+        </w:pBdr>
+        <w:shd w:fill="F4F6F7" w:val="clear"/>
+        <w:spacing w:after="0" w:before="0" w:line="276" w:lineRule="atLeast"/>
+        <w:ind w:left="240"/>
+        <w:jc w:val="left"/>
+      </w:pPr>
+      <w:r>
+        <w:rPr>
+          <w:rFonts w:ascii="Courier New" w:cs="Courier New" w:eastAsia="Microsoft YaHei" w:hAnsi="Courier New"/>
+          <w:color w:val="24343C"/>
+          <w:sz w:val="18"/>
+          <w:szCs w:val="18"/>
+        </w:rPr>
+        <w:t xml:space="preserve">    bm25 = BM25Okapi(tokenized_docs, k1=k1, b=b)</w:t>
+      </w:r>
+    </w:p>
+    <w:p>
+      <w:pPr>
+        <w:pBdr>
+          <w:left w:val="single" w:color="8FA6AD" w:sz="10" w:space="8"/>
+        </w:pBdr>
+        <w:shd w:fill="F4F6F7" w:val="clear"/>
+        <w:spacing w:after="0" w:before="0" w:line="276" w:lineRule="atLeast"/>
+        <w:ind w:left="240"/>
+        <w:jc w:val="left"/>
+      </w:pPr>
+      <w:r>
+        <w:rPr>
+          <w:rFonts w:ascii="Courier New" w:cs="Courier New" w:eastAsia="Microsoft YaHei" w:hAnsi="Courier New"/>
+          <w:color w:val="24343C"/>
+          <w:sz w:val="18"/>
+          <w:szCs w:val="18"/>
+        </w:rPr>
+        <w:t xml:space="preserve">    hit = 0</w:t>
+      </w:r>
+    </w:p>
+    <w:p>
+      <w:pPr>
+        <w:pBdr>
+          <w:left w:val="single" w:color="8FA6AD" w:sz="10" w:space="8"/>
+        </w:pBdr>
+        <w:shd w:fill="F4F6F7" w:val="clear"/>
+        <w:spacing w:after="0" w:before="0" w:line="276" w:lineRule="atLeast"/>
+        <w:ind w:left="240"/>
+        <w:jc w:val="left"/>
+      </w:pPr>
+      <w:r>
+        <w:rPr>
+          <w:rFonts w:ascii="Courier New" w:cs="Courier New" w:eastAsia="Microsoft YaHei" w:hAnsi="Courier New"/>
+          <w:color w:val="24343C"/>
+          <w:sz w:val="18"/>
+          <w:szCs w:val="18"/>
+        </w:rPr>
+        <w:t xml:space="preserve">    for q, relevant in eval_set:</w:t>
+      </w:r>
+    </w:p>
+    <w:p>
+      <w:pPr>
+        <w:pBdr>
+          <w:left w:val="single" w:color="8FA6AD" w:sz="10" w:space="8"/>
+        </w:pBdr>
+        <w:shd w:fill="F4F6F7" w:val="clear"/>
+        <w:spacing w:after="0" w:before="0" w:line="276" w:lineRule="atLeast"/>
+        <w:ind w:left="240"/>
+        <w:jc w:val="left"/>
+      </w:pPr>
+      <w:r>
+        <w:rPr>
+          <w:rFonts w:ascii="Courier New" w:cs="Courier New" w:eastAsia="Microsoft YaHei" w:hAnsi="Courier New"/>
+          <w:color w:val="24343C"/>
+          <w:sz w:val="18"/>
+          <w:szCs w:val="18"/>
+        </w:rPr>
+        <w:t xml:space="preserve">        scores = bm25.get_scores(list(jieba.cut_for_search(q)))</w:t>
+      </w:r>
+    </w:p>
+    <w:p>
+      <w:pPr>
+        <w:pBdr>
+          <w:left w:val="single" w:color="8FA6AD" w:sz="10" w:space="8"/>
+        </w:pBdr>
+        <w:shd w:fill="F4F6F7" w:val="clear"/>
+        <w:spacing w:after="0" w:before="0" w:line="276" w:lineRule="atLeast"/>
+        <w:ind w:left="240"/>
+        <w:jc w:val="left"/>
+      </w:pPr>
+      <w:r>
+        <w:rPr>
+          <w:rFonts w:ascii="Courier New" w:cs="Courier New" w:eastAsia="Microsoft YaHei" w:hAnsi="Courier New"/>
+          <w:color w:val="24343C"/>
+          <w:sz w:val="18"/>
+          <w:szCs w:val="18"/>
+        </w:rPr>
+        <w:t xml:space="preserve">        top5 = sorted(range(len(scores)), key=lambda i: -scores[i])[:5]</w:t>
+      </w:r>
+    </w:p>
+    <w:p>
+      <w:pPr>
+        <w:pBdr>
+          <w:left w:val="single" w:color="8FA6AD" w:sz="10" w:space="8"/>
+        </w:pBdr>
+        <w:shd w:fill="F4F6F7" w:val="clear"/>
+        <w:spacing w:after="0" w:before="0" w:line="276" w:lineRule="atLeast"/>
+        <w:ind w:left="240"/>
+        <w:jc w:val="left"/>
+      </w:pPr>
+      <w:r>
+        <w:rPr>
+          <w:rFonts w:ascii="Courier New" w:cs="Courier New" w:eastAsia="Microsoft YaHei" w:hAnsi="Courier New"/>
+          <w:color w:val="24343C"/>
+          <w:sz w:val="18"/>
+          <w:szCs w:val="18"/>
+        </w:rPr>
+        <w:t xml:space="preserve">        hit += bool(set(top5) &amp; relevant)        # Top-5 内有相关文档即命中</w:t>
+      </w:r>
+    </w:p>
+    <w:p>
+      <w:pPr>
+        <w:pBdr>
+          <w:left w:val="single" w:color="8FA6AD" w:sz="10" w:space="8"/>
+        </w:pBdr>
+        <w:shd w:fill="F4F6F7" w:val="clear"/>
+        <w:spacing w:after="0" w:before="0" w:line="276" w:lineRule="atLeast"/>
+        <w:ind w:left="240"/>
+        <w:jc w:val="left"/>
+      </w:pPr>
+      <w:r>
+        <w:rPr>
+          <w:rFonts w:ascii="Courier New" w:cs="Courier New" w:eastAsia="Microsoft YaHei" w:hAnsi="Courier New"/>
+          <w:color w:val="24343C"/>
+          <w:sz w:val="18"/>
+          <w:szCs w:val="18"/>
+        </w:rPr>
+        <w:t xml:space="preserve">    return hit / len(eval_set)                    # Recall@5</w:t>
+      </w:r>
+    </w:p>
+    <w:p>
+      <w:pPr>
+        <w:pBdr>
+          <w:left w:val="single" w:color="8FA6AD" w:sz="10" w:space="8"/>
+        </w:pBdr>
+        <w:shd w:fill="F4F6F7" w:val="clear"/>
+        <w:spacing w:after="0" w:before="0" w:line="276" w:lineRule="atLeast"/>
+        <w:ind w:left="240"/>
+        <w:jc w:val="left"/>
+      </w:pPr>
+      <w:r>
+        <w:rPr>
+          <w:rFonts w:ascii="Courier New" w:cs="Courier New" w:eastAsia="Microsoft YaHei" w:hAnsi="Courier New"/>
+          <w:color w:val="24343C"/>
+          <w:sz w:val="18"/>
+          <w:szCs w:val="18"/>
+        </w:rPr>
+        <w:t xml:space="preserve"> </w:t>
+      </w:r>
+    </w:p>
+    <w:p>
+      <w:pPr>
+        <w:pBdr>
+          <w:left w:val="single" w:color="8FA6AD" w:sz="10" w:space="8"/>
+        </w:pBdr>
+        <w:shd w:fill="F4F6F7" w:val="clear"/>
+        <w:spacing w:after="0" w:before="0" w:line="276" w:lineRule="atLeast"/>
+        <w:ind w:left="240"/>
+        <w:jc w:val="left"/>
+      </w:pPr>
+      <w:r>
+        <w:rPr>
+          <w:rFonts w:ascii="Courier New" w:cs="Courier New" w:eastAsia="Microsoft YaHei" w:hAnsi="Courier New"/>
+          <w:color w:val="24343C"/>
+          <w:sz w:val="18"/>
+          <w:szCs w:val="18"/>
+        </w:rPr>
+        <w:t xml:space="preserve">best = max(</w:t>
+      </w:r>
+    </w:p>
+    <w:p>
+      <w:pPr>
+        <w:pBdr>
+          <w:left w:val="single" w:color="8FA6AD" w:sz="10" w:space="8"/>
+        </w:pBdr>
+        <w:shd w:fill="F4F6F7" w:val="clear"/>
+        <w:spacing w:after="0" w:before="0" w:line="276" w:lineRule="atLeast"/>
+        <w:ind w:left="240"/>
+        <w:jc w:val="left"/>
+      </w:pPr>
+      <w:r>
+        <w:rPr>
+          <w:rFonts w:ascii="Courier New" w:cs="Courier New" w:eastAsia="Microsoft YaHei" w:hAnsi="Courier New"/>
+          <w:color w:val="24343C"/>
+          <w:sz w:val="18"/>
+          <w:szCs w:val="18"/>
+        </w:rPr>
+        <w:t xml:space="preserve">    ((k1, b, evaluate(k1, b, tokenized, eval_set))</w:t>
+      </w:r>
+    </w:p>
+    <w:p>
+      <w:pPr>
+        <w:pBdr>
+          <w:left w:val="single" w:color="8FA6AD" w:sz="10" w:space="8"/>
+        </w:pBdr>
+        <w:shd w:fill="F4F6F7" w:val="clear"/>
+        <w:spacing w:after="0" w:before="0" w:line="276" w:lineRule="atLeast"/>
+        <w:ind w:left="240"/>
+        <w:jc w:val="left"/>
+      </w:pPr>
+      <w:r>
+        <w:rPr>
+          <w:rFonts w:ascii="Courier New" w:cs="Courier New" w:eastAsia="Microsoft YaHei" w:hAnsi="Courier New"/>
+          <w:color w:val="24343C"/>
+          <w:sz w:val="18"/>
+          <w:szCs w:val="18"/>
+        </w:rPr>
+        <w:t xml:space="preserve">     for k1, b in product([0.8, 1.2, 1.5, 2.0], [0.3, 0.6, 0.75])),</w:t>
+      </w:r>
+    </w:p>
+    <w:p>
+      <w:pPr>
+        <w:pBdr>
+          <w:left w:val="single" w:color="8FA6AD" w:sz="10" w:space="8"/>
+        </w:pBdr>
+        <w:shd w:fill="F4F6F7" w:val="clear"/>
+        <w:spacing w:after="0" w:before="0" w:line="276" w:lineRule="atLeast"/>
+        <w:ind w:left="240"/>
+        <w:jc w:val="left"/>
+      </w:pPr>
+      <w:r>
+        <w:rPr>
+          <w:rFonts w:ascii="Courier New" w:cs="Courier New" w:eastAsia="Microsoft YaHei" w:hAnsi="Courier New"/>
+          <w:color w:val="24343C"/>
+          <w:sz w:val="18"/>
+          <w:szCs w:val="18"/>
+        </w:rPr>
+        <w:t xml:space="preserve">    key=lambda x: x[2])</w:t>
+      </w:r>
+    </w:p>
+    <w:p>
+      <w:pPr>
+        <w:pBdr>
+          <w:left w:val="single" w:color="8FA6AD" w:sz="10" w:space="8"/>
+        </w:pBdr>
+        <w:shd w:fill="F4F6F7" w:val="clear"/>
+        <w:spacing w:after="0" w:before="0" w:line="276" w:lineRule="atLeast"/>
+        <w:ind w:left="240"/>
+        <w:jc w:val="left"/>
+      </w:pPr>
+      <w:r>
+        <w:rPr>
+          <w:rFonts w:ascii="Courier New" w:cs="Courier New" w:eastAsia="Microsoft YaHei" w:hAnsi="Courier New"/>
+          <w:color w:val="24343C"/>
+          <w:sz w:val="18"/>
+          <w:szCs w:val="18"/>
+        </w:rPr>
+        <w:t xml:space="preserve">print(f"最优组合 k1={best[0]} b={best[1]} Recall@5={best[2]:.2%}")</w:t>
+      </w:r>
+    </w:p>
+    <w:p>
+      <w:pPr>
+        <w:spacing w:line="312"/>
+        <w:ind w:firstLine="480"/>
+        <w:jc w:val="both"/>
+      </w:pPr>
+      <w:r>
+        <w:rPr>
+          <w:rFonts w:ascii="Calibri" w:eastAsia="Microsoft YaHei"/>
+          <w:color w:val="1A2B33"/>
+          <w:sz w:val="24"/>
+          <w:szCs w:val="24"/>
+        </w:rPr>
+        <w:t xml:space="preserve">实测通常会看到两个规律：**语料长度越不均匀，b 的影响越大**（全是一句话的 FAQ 与长短混杂的文档库，最优 b 差得很远）；**k1 对结果的影响比 b 平缓**（大部分场景 k1 在 1.2 到 2.0 之间差异不大）。所以调参的优先级是：先花精力做分词与停用词（影响大），再微调 b（中等），k1 最后（平缓）。记住这些参数的最优值与语料强绑定——换语料就要重跑实验，把这段网格代码留作常备工具。</w:t>
+      </w:r>
+    </w:p>
+    <w:p>
+      <w:pPr>
+        <w:pStyle w:val="Heading3"/>
+        <w:keepNext/>
+        <w:spacing w:after="100" w:before="220" w:line="320" w:lineRule="atLeast"/>
+      </w:pPr>
+      <w:bookmarkStart w:id="100022" w:name="_Toc100022"/>
+      <w:r>
+        <w:rPr>
+          <w:rFonts w:ascii="Calibri" w:eastAsia="SimHei"/>
+          <w:b/>
+          <w:bCs/>
+          <w:color w:val="1B6B7A"/>
+          <w:sz w:val="24"/>
+          <w:szCs w:val="24"/>
+        </w:rPr>
+        <w:t xml:space="preserve">3.2.5 实战收官：BM25 + 向量 + RRF 的完整混合检索</w:t>
+      </w:r>
+      <w:bookmarkEnd w:id="100022"/>
+    </w:p>
+    <w:p>
+      <w:pPr>
+        <w:spacing w:line="312"/>
+        <w:ind w:firstLine="480"/>
+        <w:jc w:val="both"/>
+      </w:pPr>
+      <w:r>
+        <w:rPr>
+          <w:rFonts w:ascii="Calibri" w:eastAsia="Microsoft YaHei"/>
+          <w:color w:val="1A2B33"/>
+          <w:sz w:val="24"/>
+          <w:szCs w:val="24"/>
+        </w:rPr>
+        <w:t xml:space="preserve">现在把本章的零件组装成完整流水线——这就是卷09 架构 A 里「检索侧」的完整代码形态：BM25 通道与向量通道并行召回，RRF 融合，再把结果交给重排序（3.4 节）：</w:t>
+      </w:r>
+    </w:p>
+    <w:p>
+      <w:pPr>
+        <w:pBdr>
+          <w:left w:val="single" w:color="8FA6AD" w:sz="10" w:space="8"/>
+        </w:pBdr>
+        <w:shd w:fill="F4F6F7" w:val="clear"/>
+        <w:spacing w:after="0" w:before="0" w:line="276" w:lineRule="atLeast"/>
+        <w:ind w:left="240"/>
+        <w:jc w:val="left"/>
+      </w:pPr>
+      <w:r>
+        <w:rPr>
+          <w:rFonts w:ascii="Courier New" w:cs="Courier New" w:eastAsia="Microsoft YaHei" w:hAnsi="Courier New"/>
+          <w:color w:val="24343C"/>
+          <w:sz w:val="18"/>
+          <w:szCs w:val="18"/>
+        </w:rPr>
+        <w:t xml:space="preserve">def hybrid_search(query: str, top_k: int = 10):</w:t>
+      </w:r>
+    </w:p>
+    <w:p>
+      <w:pPr>
+        <w:pBdr>
+          <w:left w:val="single" w:color="8FA6AD" w:sz="10" w:space="8"/>
+        </w:pBdr>
+        <w:shd w:fill="F4F6F7" w:val="clear"/>
+        <w:spacing w:after="0" w:before="0" w:line="276" w:lineRule="atLeast"/>
+        <w:ind w:left="240"/>
+        <w:jc w:val="left"/>
+      </w:pPr>
+      <w:r>
+        <w:rPr>
+          <w:rFonts w:ascii="Courier New" w:cs="Courier New" w:eastAsia="Microsoft YaHei" w:hAnsi="Courier New"/>
+          <w:color w:val="24343C"/>
+          <w:sz w:val="18"/>
+          <w:szCs w:val="18"/>
+        </w:rPr>
+        <w:t xml:space="preserve">    # 通道一：BM25（rank_bm25 或 ES match 查询）</w:t>
+      </w:r>
+    </w:p>
+    <w:p>
+      <w:pPr>
+        <w:pBdr>
+          <w:left w:val="single" w:color="8FA6AD" w:sz="10" w:space="8"/>
+        </w:pBdr>
+        <w:shd w:fill="F4F6F7" w:val="clear"/>
+        <w:spacing w:after="0" w:before="0" w:line="276" w:lineRule="atLeast"/>
+        <w:ind w:left="240"/>
+        <w:jc w:val="left"/>
+      </w:pPr>
+      <w:r>
+        <w:rPr>
+          <w:rFonts w:ascii="Courier New" w:cs="Courier New" w:eastAsia="Microsoft YaHei" w:hAnsi="Courier New"/>
+          <w:color w:val="24343C"/>
+          <w:sz w:val="18"/>
+          <w:szCs w:val="18"/>
+        </w:rPr>
+        <w:t xml:space="preserve">    q_tokens = list(jieba.cut_for_search(query))</w:t>
+      </w:r>
+    </w:p>
+    <w:p>
+      <w:pPr>
+        <w:pBdr>
+          <w:left w:val="single" w:color="8FA6AD" w:sz="10" w:space="8"/>
+        </w:pBdr>
+        <w:shd w:fill="F4F6F7" w:val="clear"/>
+        <w:spacing w:after="0" w:before="0" w:line="276" w:lineRule="atLeast"/>
+        <w:ind w:left="240"/>
+        <w:jc w:val="left"/>
+      </w:pPr>
+      <w:r>
+        <w:rPr>
+          <w:rFonts w:ascii="Courier New" w:cs="Courier New" w:eastAsia="Microsoft YaHei" w:hAnsi="Courier New"/>
+          <w:color w:val="24343C"/>
+          <w:sz w:val="18"/>
+          <w:szCs w:val="18"/>
+        </w:rPr>
+        <w:t xml:space="preserve">    bm25_scores = bm25.get_scores(q_tokens)</w:t>
+      </w:r>
+    </w:p>
+    <w:p>
+      <w:pPr>
+        <w:pBdr>
+          <w:left w:val="single" w:color="8FA6AD" w:sz="10" w:space="8"/>
+        </w:pBdr>
+        <w:shd w:fill="F4F6F7" w:val="clear"/>
+        <w:spacing w:after="0" w:before="0" w:line="276" w:lineRule="atLeast"/>
+        <w:ind w:left="240"/>
+        <w:jc w:val="left"/>
+      </w:pPr>
+      <w:r>
+        <w:rPr>
+          <w:rFonts w:ascii="Courier New" w:cs="Courier New" w:eastAsia="Microsoft YaHei" w:hAnsi="Courier New"/>
+          <w:color w:val="24343C"/>
+          <w:sz w:val="18"/>
+          <w:szCs w:val="18"/>
+        </w:rPr>
+        <w:t xml:space="preserve">    bm25_ids = sorted(range(len(scores_map)), key=lambda i: -bm25_scores[i])[:20]</w:t>
+      </w:r>
+    </w:p>
+    <w:p>
+      <w:pPr>
+        <w:pBdr>
+          <w:left w:val="single" w:color="8FA6AD" w:sz="10" w:space="8"/>
+        </w:pBdr>
+        <w:shd w:fill="F4F6F7" w:val="clear"/>
+        <w:spacing w:after="0" w:before="0" w:line="276" w:lineRule="atLeast"/>
+        <w:ind w:left="240"/>
+        <w:jc w:val="left"/>
+      </w:pPr>
+      <w:r>
+        <w:rPr>
+          <w:rFonts w:ascii="Courier New" w:cs="Courier New" w:eastAsia="Microsoft YaHei" w:hAnsi="Courier New"/>
+          <w:color w:val="24343C"/>
+          <w:sz w:val="18"/>
+          <w:szCs w:val="18"/>
+        </w:rPr>
+        <w:t xml:space="preserve"> </w:t>
+      </w:r>
+    </w:p>
+    <w:p>
+      <w:pPr>
+        <w:pBdr>
+          <w:left w:val="single" w:color="8FA6AD" w:sz="10" w:space="8"/>
+        </w:pBdr>
+        <w:shd w:fill="F4F6F7" w:val="clear"/>
+        <w:spacing w:after="0" w:before="0" w:line="276" w:lineRule="atLeast"/>
+        <w:ind w:left="240"/>
+        <w:jc w:val="left"/>
+      </w:pPr>
+      <w:r>
+        <w:rPr>
+          <w:rFonts w:ascii="Courier New" w:cs="Courier New" w:eastAsia="Microsoft YaHei" w:hAnsi="Courier New"/>
+          <w:color w:val="24343C"/>
+          <w:sz w:val="18"/>
+          <w:szCs w:val="18"/>
+        </w:rPr>
+        <w:t xml:space="preserve">    # 通道二：向量（任意向量库，此处示意 Qdrant）</w:t>
+      </w:r>
+    </w:p>
+    <w:p>
+      <w:pPr>
+        <w:pBdr>
+          <w:left w:val="single" w:color="8FA6AD" w:sz="10" w:space="8"/>
+        </w:pBdr>
+        <w:shd w:fill="F4F6F7" w:val="clear"/>
+        <w:spacing w:after="0" w:before="0" w:line="276" w:lineRule="atLeast"/>
+        <w:ind w:left="240"/>
+        <w:jc w:val="left"/>
+      </w:pPr>
+      <w:r>
+        <w:rPr>
+          <w:rFonts w:ascii="Courier New" w:cs="Courier New" w:eastAsia="Microsoft YaHei" w:hAnsi="Courier New"/>
+          <w:color w:val="24343C"/>
+          <w:sz w:val="18"/>
+          <w:szCs w:val="18"/>
+        </w:rPr>
+        <w:t xml:space="preserve">    q_vec = embed_model.encode(query)</w:t>
+      </w:r>
+    </w:p>
+    <w:p>
+      <w:pPr>
+        <w:pBdr>
+          <w:left w:val="single" w:color="8FA6AD" w:sz="10" w:space="8"/>
+        </w:pBdr>
+        <w:shd w:fill="F4F6F7" w:val="clear"/>
+        <w:spacing w:after="0" w:before="0" w:line="276" w:lineRule="atLeast"/>
+        <w:ind w:left="240"/>
+        <w:jc w:val="left"/>
+      </w:pPr>
+      <w:r>
+        <w:rPr>
+          <w:rFonts w:ascii="Courier New" w:cs="Courier New" w:eastAsia="Microsoft YaHei" w:hAnsi="Courier New"/>
+          <w:color w:val="24343C"/>
+          <w:sz w:val="18"/>
+          <w:szCs w:val="18"/>
+        </w:rPr>
+        <w:t xml:space="preserve">    vec_ids = qdrant.search(q_vec, limit=20)      # 返回文档 ID 列表</w:t>
+      </w:r>
+    </w:p>
+    <w:p>
+      <w:pPr>
+        <w:pBdr>
+          <w:left w:val="single" w:color="8FA6AD" w:sz="10" w:space="8"/>
+        </w:pBdr>
+        <w:shd w:fill="F4F6F7" w:val="clear"/>
+        <w:spacing w:after="0" w:before="0" w:line="276" w:lineRule="atLeast"/>
+        <w:ind w:left="240"/>
+        <w:jc w:val="left"/>
+      </w:pPr>
+      <w:r>
+        <w:rPr>
+          <w:rFonts w:ascii="Courier New" w:cs="Courier New" w:eastAsia="Microsoft YaHei" w:hAnsi="Courier New"/>
+          <w:color w:val="24343C"/>
+          <w:sz w:val="18"/>
+          <w:szCs w:val="18"/>
+        </w:rPr>
+        <w:t xml:space="preserve"> </w:t>
+      </w:r>
+    </w:p>
+    <w:p>
+      <w:pPr>
+        <w:pBdr>
+          <w:left w:val="single" w:color="8FA6AD" w:sz="10" w:space="8"/>
+        </w:pBdr>
+        <w:shd w:fill="F4F6F7" w:val="clear"/>
+        <w:spacing w:after="0" w:before="0" w:line="276" w:lineRule="atLeast"/>
+        <w:ind w:left="240"/>
+        <w:jc w:val="left"/>
+      </w:pPr>
+      <w:r>
+        <w:rPr>
+          <w:rFonts w:ascii="Courier New" w:cs="Courier New" w:eastAsia="Microsoft YaHei" w:hAnsi="Courier New"/>
+          <w:color w:val="24343C"/>
+          <w:sz w:val="18"/>
+          <w:szCs w:val="18"/>
+        </w:rPr>
+        <w:t xml:space="preserve">    # 融合：两路排名进 RRF（4.2 节函数），取 Top-10 去重</w:t>
+      </w:r>
+    </w:p>
+    <w:p>
+      <w:pPr>
+        <w:pBdr>
+          <w:left w:val="single" w:color="8FA6AD" w:sz="10" w:space="8"/>
+        </w:pBdr>
+        <w:shd w:fill="F4F6F7" w:val="clear"/>
+        <w:spacing w:after="0" w:before="0" w:line="276" w:lineRule="atLeast"/>
+        <w:ind w:left="240"/>
+        <w:jc w:val="left"/>
+      </w:pPr>
+      <w:r>
+        <w:rPr>
+          <w:rFonts w:ascii="Courier New" w:cs="Courier New" w:eastAsia="Microsoft YaHei" w:hAnsi="Courier New"/>
+          <w:color w:val="24343C"/>
+          <w:sz w:val="18"/>
+          <w:szCs w:val="18"/>
+        </w:rPr>
+        <w:t xml:space="preserve">    fused = reciprocal_rank_fusion([vec_ids, bm25_ids], k=60)</w:t>
+      </w:r>
+    </w:p>
+    <w:p>
+      <w:pPr>
+        <w:pBdr>
+          <w:left w:val="single" w:color="8FA6AD" w:sz="10" w:space="8"/>
+        </w:pBdr>
+        <w:shd w:fill="F4F6F7" w:val="clear"/>
+        <w:spacing w:after="0" w:before="0" w:line="276" w:lineRule="atLeast"/>
+        <w:ind w:left="240"/>
+        <w:jc w:val="left"/>
+      </w:pPr>
+      <w:r>
+        <w:rPr>
+          <w:rFonts w:ascii="Courier New" w:cs="Courier New" w:eastAsia="Microsoft YaHei" w:hAnsi="Courier New"/>
+          <w:color w:val="24343C"/>
+          <w:sz w:val="18"/>
+          <w:szCs w:val="18"/>
+        </w:rPr>
+        <w:t xml:space="preserve">    return fused[:top_k]</w:t>
+      </w:r>
+    </w:p>
+    <w:p>
+      <w:pPr>
+        <w:pBdr>
+          <w:left w:val="single" w:color="8FA6AD" w:sz="10" w:space="8"/>
+        </w:pBdr>
+        <w:shd w:fill="F4F6F7" w:val="clear"/>
+        <w:spacing w:after="0" w:before="0" w:line="276" w:lineRule="atLeast"/>
+        <w:ind w:left="240"/>
+        <w:jc w:val="left"/>
+      </w:pPr>
+      <w:r>
+        <w:rPr>
+          <w:rFonts w:ascii="Courier New" w:cs="Courier New" w:eastAsia="Microsoft YaHei" w:hAnsi="Courier New"/>
+          <w:color w:val="24343C"/>
+          <w:sz w:val="18"/>
+          <w:szCs w:val="18"/>
+        </w:rPr>
+        <w:t xml:space="preserve"> </w:t>
+      </w:r>
+    </w:p>
+    <w:p>
+      <w:pPr>
+        <w:pBdr>
+          <w:left w:val="single" w:color="8FA6AD" w:sz="10" w:space="8"/>
+        </w:pBdr>
+        <w:shd w:fill="F4F6F7" w:val="clear"/>
+        <w:spacing w:after="0" w:before="0" w:line="276" w:lineRule="atLeast"/>
+        <w:ind w:left="240"/>
+        <w:jc w:val="left"/>
+      </w:pPr>
+      <w:r>
+        <w:rPr>
+          <w:rFonts w:ascii="Courier New" w:cs="Courier New" w:eastAsia="Microsoft YaHei" w:hAnsi="Courier New"/>
+          <w:color w:val="24343C"/>
+          <w:sz w:val="18"/>
+          <w:szCs w:val="18"/>
+        </w:rPr>
+        <w:t xml:space="preserve"># 上线前的三个必答题：</w:t>
+      </w:r>
+    </w:p>
+    <w:p>
+      <w:pPr>
+        <w:pBdr>
+          <w:left w:val="single" w:color="8FA6AD" w:sz="10" w:space="8"/>
+        </w:pBdr>
+        <w:shd w:fill="F4F6F7" w:val="clear"/>
+        <w:spacing w:after="0" w:before="0" w:line="276" w:lineRule="atLeast"/>
+        <w:ind w:left="240"/>
+        <w:jc w:val="left"/>
+      </w:pPr>
+      <w:r>
+        <w:rPr>
+          <w:rFonts w:ascii="Courier New" w:cs="Courier New" w:eastAsia="Microsoft YaHei" w:hAnsi="Courier New"/>
+          <w:color w:val="24343C"/>
+          <w:sz w:val="18"/>
+          <w:szCs w:val="18"/>
+        </w:rPr>
+        <w:t xml:space="preserve"># ① 通道各自的召回量（20 还是 50）？——用评估集定，太小漏、太大浪费重排算力</w:t>
+      </w:r>
+    </w:p>
+    <w:p>
+      <w:pPr>
+        <w:pBdr>
+          <w:left w:val="single" w:color="8FA6AD" w:sz="10" w:space="8"/>
+        </w:pBdr>
+        <w:shd w:fill="F4F6F7" w:val="clear"/>
+        <w:spacing w:after="0" w:before="0" w:line="276" w:lineRule="atLeast"/>
+        <w:ind w:left="240"/>
+        <w:jc w:val="left"/>
+      </w:pPr>
+      <w:r>
+        <w:rPr>
+          <w:rFonts w:ascii="Courier New" w:cs="Courier New" w:eastAsia="Microsoft YaHei" w:hAnsi="Courier New"/>
+          <w:color w:val="24343C"/>
+          <w:sz w:val="18"/>
+          <w:szCs w:val="18"/>
+        </w:rPr>
+        <w:t xml:space="preserve"># ② 哪路权重更高？——按查询类型占比定（编号多则偏 BM25）</w:t>
+      </w:r>
+    </w:p>
+    <w:p>
+      <w:pPr>
+        <w:pBdr>
+          <w:left w:val="single" w:color="8FA6AD" w:sz="10" w:space="8"/>
+        </w:pBdr>
+        <w:shd w:fill="F4F6F7" w:val="clear"/>
+        <w:spacing w:after="0" w:before="0" w:line="276" w:lineRule="atLeast"/>
+        <w:ind w:left="240"/>
+        <w:jc w:val="left"/>
+      </w:pPr>
+      <w:r>
+        <w:rPr>
+          <w:rFonts w:ascii="Courier New" w:cs="Courier New" w:eastAsia="Microsoft YaHei" w:hAnsi="Courier New"/>
+          <w:color w:val="24343C"/>
+          <w:sz w:val="18"/>
+          <w:szCs w:val="18"/>
+        </w:rPr>
+        <w:t xml:space="preserve"># ③ 重排模型跟上了吗？——融合后的 Top-10 应过一遍交叉编码器（3.4 节）</w:t>
+      </w:r>
+    </w:p>
+    <w:tbl>
+      <w:tblPr>
+        <w:tblW w:type="dxa" w:w="8788"/>
+        <w:tblBorders>
+          <w:top w:val="single" w:color="C8DDE2" w:sz="4"/>
+          <w:left w:val="single" w:color="1B6B7A" w:sz="32"/>
+          <w:bottom w:val="single" w:color="C8DDE2" w:sz="4"/>
+          <w:right w:val="single" w:color="C8DDE2" w:sz="4"/>
+          <w:insideH w:val="none" w:color="FFFFFF" w:sz="0"/>
+          <w:insideV w:val="none" w:color="FFFFFF" w:sz="0"/>
+        </w:tblBorders>
+        <w:tblLayout w:type="fixed"/>
+      </w:tblPr>
+      <w:tblGrid>
+        <w:gridCol w:w="8788"/>
+      </w:tblGrid>
+      <w:tr>
+        <w:trPr>
+          <w:cantSplit/>
+        </w:trPr>
+        <w:tc>
+          <w:tcPr>
+            <w:shd w:fill="EEF5F7" w:val="clear"/>
+            <w:tcMar>
+              <w:top w:type="dxa" w:w="160"/>
+              <w:left w:type="dxa" w:w="240"/>
+              <w:bottom w:type="dxa" w:w="160"/>
+              <w:right w:type="dxa" w:w="200"/>
+            </w:tcMar>
+          </w:tcPr>
+          <w:p>
+            <w:pPr>
+              <w:spacing w:after="80" w:line="312"/>
+            </w:pPr>
+            <w:r>
+              <w:rPr>
+                <w:rFonts w:ascii="Calibri" w:eastAsia="SimHei"/>
+                <w:b/>
+                <w:bCs/>
+                <w:color w:val="1B6B7A"/>
+                <w:sz w:val="22"/>
+                <w:szCs w:val="22"/>
+              </w:rPr>
+              <w:t xml:space="preserve">◆ 从实战到生产的最后一步</w:t>
+            </w:r>
+          </w:p>
+          <w:p>
+            <w:pPr>
+              <w:spacing w:line="312"/>
+              <w:jc w:val="both"/>
+            </w:pPr>
+            <w:r>
+              <w:rPr>
+                <w:rFonts w:ascii="Calibri" w:eastAsia="Microsoft YaHei"/>
+                <w:color w:val="1A2B33"/>
+                <w:sz w:val="22"/>
+                <w:szCs w:val="22"/>
+              </w:rPr>
+              <w:t xml:space="preserve">这份骨架在万级文档上可以直接服役。规模过十万、需要高并发与过滤聚合时，把 rank_bm25 换成 ES（3.2.3 的生产形态）、把向量通道换成专用向量库（卷09 第五章选型），骨架代码不变——这正是「先跑通、再升级」路径的好处：每一层的替换都不推翻相邻层。</w:t>
+            </w:r>
+          </w:p>
+        </w:tc>
+      </w:tr>
+    </w:tbl>
+    <w:p>
+      <w:pPr>
+        <w:spacing w:after="100"/>
+      </w:pPr>
+    </w:p>
+    <w:p>
+      <w:pPr>
+        <w:pStyle w:val="Heading2"/>
+        <w:keepNext/>
+        <w:spacing w:after="140" w:before="280" w:line="360" w:lineRule="atLeast"/>
+      </w:pPr>
+      <w:bookmarkStart w:id="100023" w:name="_Toc100023"/>
+      <w:r>
+        <w:rPr>
+          <w:rFonts w:ascii="Calibri" w:eastAsia="SimHei"/>
+          <w:b/>
+          <w:bCs/>
+          <w:color w:val="1B4A5C"/>
+          <w:sz w:val="28"/>
+          <w:szCs w:val="28"/>
+        </w:rPr>
+        <w:t xml:space="preserve">3.3 查询改写：在提问与文档之间架桥</w:t>
+      </w:r>
+      <w:bookmarkEnd w:id="100023"/>
+    </w:p>
+    <w:p>
+      <w:pPr>
+        <w:spacing w:line="312"/>
+        <w:ind w:firstLine="480"/>
+        <w:jc w:val="both"/>
+      </w:pPr>
+      <w:r>
+        <w:rPr>
+          <w:rFonts w:ascii="Calibri" w:eastAsia="Microsoft YaHei"/>
+          <w:color w:val="1A2B33"/>
+          <w:sz w:val="24"/>
+          <w:szCs w:val="24"/>
+        </w:rPr>
+        <w:t xml:space="preserve">混合搜索解决了“通道”问题，还有一个更隐蔽的问题在查询侧：用户的问题与文档的表述天然不对称。用户问“密码忘了咋办”，文档标题是“账号凭证重置指引”；用户问“这机器能带几公斤行李”，文档写“免费托运额度的规定”。语义空间里两者确有距离，检索自然打折。查询改写（Query Rewriting）的哲学是：既然改不动存量文档，就改造查询——把口语化、含指代、有歧义的原始问题，加工成贴近文档语料的规范表达。</w:t>
+      </w:r>
+    </w:p>
+    <w:p>
+      <w:pPr>
+        <w:spacing w:line="312"/>
+        <w:ind w:firstLine="480"/>
+        <w:jc w:val="both"/>
+      </w:pPr>
+      <w:r>
+        <w:rPr>
+          <w:rFonts w:ascii="Calibri" w:eastAsia="Microsoft YaHei"/>
+          <w:color w:val="1A2B33"/>
+          <w:sz w:val="24"/>
+          <w:szCs w:val="24"/>
+        </w:rPr>
+        <w:t xml:space="preserve">图3-3 用「换个问法再问」把查询改写的思路画了出来。用户用口语问，文档用书面语写，只拿原问题去搜，命中全凭运气；改写成三种不同角度的表述一起搜，相当于撒了三张网。改写由模型完成（一次小成本调用），换来的是长尾查询召回率的显著提升。</w:t>
       </w:r>
     </w:p>
     <w:p>
@@ -7134,227 +9726,7 @@
           <w:sz w:val="21"/>
           <w:szCs w:val="21"/>
         </w:rPr>
-        <w:t xml:space="preserve">图3-3 HyDE 假设文档检索流程</w:t>
-      </w:r>
-    </w:p>
-    <w:p>
-      <w:pPr>
-        <w:pBdr>
-          <w:left w:val="single" w:color="8FA6AD" w:sz="10" w:space="8"/>
-        </w:pBdr>
-        <w:shd w:fill="F4F6F7" w:val="clear"/>
-        <w:spacing w:after="0" w:before="0" w:line="276" w:lineRule="atLeast"/>
-        <w:ind w:left="240"/>
-        <w:jc w:val="left"/>
-      </w:pPr>
-      <w:r>
-        <w:rPr>
-          <w:rFonts w:ascii="Courier New" w:cs="Courier New" w:eastAsia="Microsoft YaHei" w:hAnsi="Courier New"/>
-          <w:color w:val="24343C"/>
-          <w:sz w:val="18"/>
-          <w:szCs w:val="18"/>
-        </w:rPr>
-        <w:t xml:space="preserve">HYDE_PROMPT = """请针对下列问题，写一段约150字、</w:t>
-      </w:r>
-    </w:p>
-    <w:p>
-      <w:pPr>
-        <w:pBdr>
-          <w:left w:val="single" w:color="8FA6AD" w:sz="10" w:space="8"/>
-        </w:pBdr>
-        <w:shd w:fill="F4F6F7" w:val="clear"/>
-        <w:spacing w:after="0" w:before="0" w:line="276" w:lineRule="atLeast"/>
-        <w:ind w:left="240"/>
-        <w:jc w:val="left"/>
-      </w:pPr>
-      <w:r>
-        <w:rPr>
-          <w:rFonts w:ascii="Courier New" w:cs="Courier New" w:eastAsia="Microsoft YaHei" w:hAnsi="Courier New"/>
-          <w:color w:val="24343C"/>
-          <w:sz w:val="18"/>
-          <w:szCs w:val="18"/>
-        </w:rPr>
-        <w:t xml:space="preserve">看起来像知识库文档的回答。要求：使用书面语与专业术语，</w:t>
-      </w:r>
-    </w:p>
-    <w:p>
-      <w:pPr>
-        <w:pBdr>
-          <w:left w:val="single" w:color="8FA6AD" w:sz="10" w:space="8"/>
-        </w:pBdr>
-        <w:shd w:fill="F4F6F7" w:val="clear"/>
-        <w:spacing w:after="0" w:before="0" w:line="276" w:lineRule="atLeast"/>
-        <w:ind w:left="240"/>
-        <w:jc w:val="left"/>
-      </w:pPr>
-      <w:r>
-        <w:rPr>
-          <w:rFonts w:ascii="Courier New" w:cs="Courier New" w:eastAsia="Microsoft YaHei" w:hAnsi="Courier New"/>
-          <w:color w:val="24343C"/>
-          <w:sz w:val="18"/>
-          <w:szCs w:val="18"/>
-        </w:rPr>
-        <w:t xml:space="preserve">结构清晰。注意：内容不需要绝对准确，</w:t>
-      </w:r>
-    </w:p>
-    <w:p>
-      <w:pPr>
-        <w:pBdr>
-          <w:left w:val="single" w:color="8FA6AD" w:sz="10" w:space="8"/>
-        </w:pBdr>
-        <w:shd w:fill="F4F6F7" w:val="clear"/>
-        <w:spacing w:after="0" w:before="0" w:line="276" w:lineRule="atLeast"/>
-        <w:ind w:left="240"/>
-        <w:jc w:val="left"/>
-      </w:pPr>
-      <w:r>
-        <w:rPr>
-          <w:rFonts w:ascii="Courier New" w:cs="Courier New" w:eastAsia="Microsoft YaHei" w:hAnsi="Courier New"/>
-          <w:color w:val="24343C"/>
-          <w:sz w:val="18"/>
-          <w:szCs w:val="18"/>
-        </w:rPr>
-        <w:t xml:space="preserve">重点是模拟真实文档的表述方式。</w:t>
-      </w:r>
-    </w:p>
-    <w:p>
-      <w:pPr>
-        <w:pBdr>
-          <w:left w:val="single" w:color="8FA6AD" w:sz="10" w:space="8"/>
-        </w:pBdr>
-        <w:shd w:fill="F4F6F7" w:val="clear"/>
-        <w:spacing w:after="0" w:before="0" w:line="276" w:lineRule="atLeast"/>
-        <w:ind w:left="240"/>
-        <w:jc w:val="left"/>
-      </w:pPr>
-      <w:r>
-        <w:rPr>
-          <w:rFonts w:ascii="Courier New" w:cs="Courier New" w:eastAsia="Microsoft YaHei" w:hAnsi="Courier New"/>
-          <w:color w:val="24343C"/>
-          <w:sz w:val="18"/>
-          <w:szCs w:val="18"/>
-        </w:rPr>
-        <w:t xml:space="preserve"> </w:t>
-      </w:r>
-    </w:p>
-    <w:p>
-      <w:pPr>
-        <w:pBdr>
-          <w:left w:val="single" w:color="8FA6AD" w:sz="10" w:space="8"/>
-        </w:pBdr>
-        <w:shd w:fill="F4F6F7" w:val="clear"/>
-        <w:spacing w:after="0" w:before="0" w:line="276" w:lineRule="atLeast"/>
-        <w:ind w:left="240"/>
-        <w:jc w:val="left"/>
-      </w:pPr>
-      <w:r>
-        <w:rPr>
-          <w:rFonts w:ascii="Courier New" w:cs="Courier New" w:eastAsia="Microsoft YaHei" w:hAnsi="Courier New"/>
-          <w:color w:val="24343C"/>
-          <w:sz w:val="18"/>
-          <w:szCs w:val="18"/>
-        </w:rPr>
-        <w:t xml:space="preserve">问题：{question}</w:t>
-      </w:r>
-    </w:p>
-    <w:p>
-      <w:pPr>
-        <w:pBdr>
-          <w:left w:val="single" w:color="8FA6AD" w:sz="10" w:space="8"/>
-        </w:pBdr>
-        <w:shd w:fill="F4F6F7" w:val="clear"/>
-        <w:spacing w:after="0" w:before="0" w:line="276" w:lineRule="atLeast"/>
-        <w:ind w:left="240"/>
-        <w:jc w:val="left"/>
-      </w:pPr>
-      <w:r>
-        <w:rPr>
-          <w:rFonts w:ascii="Courier New" w:cs="Courier New" w:eastAsia="Microsoft YaHei" w:hAnsi="Courier New"/>
-          <w:color w:val="24343C"/>
-          <w:sz w:val="18"/>
-          <w:szCs w:val="18"/>
-        </w:rPr>
-        <w:t xml:space="preserve">"""</w:t>
-      </w:r>
-    </w:p>
-    <w:p>
-      <w:pPr>
-        <w:pBdr>
-          <w:left w:val="single" w:color="8FA6AD" w:sz="10" w:space="8"/>
-        </w:pBdr>
-        <w:shd w:fill="F4F6F7" w:val="clear"/>
-        <w:spacing w:after="0" w:before="0" w:line="276" w:lineRule="atLeast"/>
-        <w:ind w:left="240"/>
-        <w:jc w:val="left"/>
-      </w:pPr>
-      <w:r>
-        <w:rPr>
-          <w:rFonts w:ascii="Courier New" w:cs="Courier New" w:eastAsia="Microsoft YaHei" w:hAnsi="Courier New"/>
-          <w:color w:val="24343C"/>
-          <w:sz w:val="18"/>
-          <w:szCs w:val="18"/>
-        </w:rPr>
-        <w:t xml:space="preserve"> </w:t>
-      </w:r>
-    </w:p>
-    <w:p>
-      <w:pPr>
-        <w:pBdr>
-          <w:left w:val="single" w:color="8FA6AD" w:sz="10" w:space="8"/>
-        </w:pBdr>
-        <w:shd w:fill="F4F6F7" w:val="clear"/>
-        <w:spacing w:after="0" w:before="0" w:line="276" w:lineRule="atLeast"/>
-        <w:ind w:left="240"/>
-        <w:jc w:val="left"/>
-      </w:pPr>
-      <w:r>
-        <w:rPr>
-          <w:rFonts w:ascii="Courier New" w:cs="Courier New" w:eastAsia="Microsoft YaHei" w:hAnsi="Courier New"/>
-          <w:color w:val="24343C"/>
-          <w:sz w:val="18"/>
-          <w:szCs w:val="18"/>
-        </w:rPr>
-        <w:t xml:space="preserve">def hyde_retrieve(question, llm, embed_fn, index, k=5):</w:t>
-      </w:r>
-    </w:p>
-    <w:p>
-      <w:pPr>
-        <w:pBdr>
-          <w:left w:val="single" w:color="8FA6AD" w:sz="10" w:space="8"/>
-        </w:pBdr>
-        <w:shd w:fill="F4F6F7" w:val="clear"/>
-        <w:spacing w:after="0" w:before="0" w:line="276" w:lineRule="atLeast"/>
-        <w:ind w:left="240"/>
-        <w:jc w:val="left"/>
-      </w:pPr>
-      <w:r>
-        <w:rPr>
-          <w:rFonts w:ascii="Courier New" w:cs="Courier New" w:eastAsia="Microsoft YaHei" w:hAnsi="Courier New"/>
-          <w:color w:val="24343C"/>
-          <w:sz w:val="18"/>
-          <w:szCs w:val="18"/>
-        </w:rPr>
-        <w:t xml:space="preserve">    hypo = llm(HYDE_PROMPT.format(question=question))  # 生成假设文档</w:t>
-      </w:r>
-    </w:p>
-    <w:p>
-      <w:pPr>
-        <w:pBdr>
-          <w:left w:val="single" w:color="8FA6AD" w:sz="10" w:space="8"/>
-        </w:pBdr>
-        <w:shd w:fill="F4F6F7" w:val="clear"/>
-        <w:spacing w:after="0" w:before="0" w:line="276" w:lineRule="atLeast"/>
-        <w:ind w:left="240"/>
-        <w:jc w:val="left"/>
-      </w:pPr>
-      <w:r>
-        <w:rPr>
-          <w:rFonts w:ascii="Courier New" w:cs="Courier New" w:eastAsia="Microsoft YaHei" w:hAnsi="Courier New"/>
-          <w:color w:val="24343C"/>
-          <w:sz w:val="18"/>
-          <w:szCs w:val="18"/>
-        </w:rPr>
-        <w:t xml:space="preserve">    return index.search(embed_fn(hypo), top_k=k)       # 用假设文档检索</w:t>
+        <w:t xml:space="preserve">图3-3 查询改写：同一个问题换三种问法一起搜，总有一张网能对上文档措辞</w:t>
       </w:r>
     </w:p>
     <w:p>
@@ -7370,28 +9742,8 @@
           <w:sz w:val="24"/>
           <w:szCs w:val="24"/>
         </w:rPr>
-        <w:t xml:space="preserve">使用 HyDE 有两点须知。其一，它引入一次额外的模型调用，延迟增加数百毫秒，对延迟敏感的链路要权衡；其二，假设答案中的事实错误并不致命——检索只借用它的“形”（术语与表述风格），不借用它的“实”（具体事实），真实答案由后续生成阶段基于检索到的真实文档产生。但仍建议对假设文档做长度与格式约束，防止模型写出一篇偏离主题的长文，反而把检索带偏。</w:t>
-      </w:r>
-    </w:p>
-    <w:p>
-      <w:pPr>
-        <w:pStyle w:val="Heading2"/>
-        <w:keepNext/>
-        <w:spacing w:after="140" w:before="280" w:line="360" w:lineRule="atLeast"/>
-      </w:pPr>
-      <w:bookmarkStart w:id="100019" w:name="_Toc100019"/>
-      <w:r>
-        <w:rPr>
-          <w:rFonts w:ascii="Calibri" w:eastAsia="SimHei"/>
-          <w:b/>
-          <w:bCs/>
-          <w:color w:val="1B4A5C"/>
-          <w:sz w:val="28"/>
-          <w:szCs w:val="28"/>
-        </w:rPr>
-        <w:t xml:space="preserve">3.4 重排序：召回之后，把最准的几条捞出来</w:t>
-      </w:r>
-      <w:bookmarkEnd w:id="100019"/>
+        <w:t xml:space="preserve">两种最常用的手法是多查询扩展与查询分解。多查询扩展让大模型把一个问题改写成三到五个不同角度的等价问法，各自检索后合并结果，用查询的多样性对冲单一表述的偏差；查询分解则面向复杂问题——把“比较 A 公司与 B 公司近三年营收增长”拆成“A 公司三年营收”“B 公司三年营收”“行业增速对比”三个子问题分别检索，每个子问题都变得可命中，答案在生成阶段再汇总。多查询与分解都会成倍增加检索次数，工程上要权衡延迟预算。</w:t>
+      </w:r>
     </w:p>
     <w:p>
       <w:pPr>
@@ -7406,75 +9758,7 @@
           <w:sz w:val="24"/>
           <w:szCs w:val="24"/>
         </w:rPr>
-        <w:t xml:space="preserve">经过前述优化，我们手里有一批"相关但不齐整"的候选：可能有几十上百条，真伪混杂。把它们全部塞给模型，既浪费上下文预算，又稀释注意力。重排序（Rerank）是检索链路的最后一道精加工：用一个更重、更准的模型，对候选逐一精细打分，只把最相关的三五条送进提示词。整个检索因此呈漏斗形：粗排阶段从百万文档里宽召回（快而糙），精排阶段对头部候选细排序（慢而准）。</w:t>
-      </w:r>
-    </w:p>
-    <w:p>
-      <w:pPr>
-        <w:spacing w:line="312"/>
-        <w:ind w:firstLine="480"/>
-        <w:jc w:val="both"/>
-      </w:pPr>
-      <w:r>
-        <w:rPr>
-          <w:rFonts w:ascii="Calibri" w:eastAsia="Microsoft YaHei"/>
-          <w:color w:val="1A2B33"/>
-          <w:sz w:val="24"/>
-          <w:szCs w:val="24"/>
-        </w:rPr>
-        <w:t xml:space="preserve">两阶段背后的架构差异值得先建立直觉。嵌入检索属于双编码器（Bi-Encoder）：查询与文档各自独立编码成向量，靠点积比距离——文档向量可以离线算好，查询时只算一次查询向量，快如闪电；代价是两段文本自始至终没有"见面"，交互信息全部丢失。重排模型则采用交叉编码器（Cross-Encoder）：把查询与文档拼接成一段输入一起送进模型，让每个词与对方逐词交互后直接输出相关度——精度显著更高，但每个候选都要跑一次完整前向，比向量检索慢一到两个数量级。一快一慢，正好分工：快的做海选，慢的做面试。下面把这道工序彻底讲透：为什么值得做（3.4.1）、三种交互架构怎么取舍（3.4.2）、模型怎么选（3.4.3）、LLM 重排这条新路线（3.4.4）、工程落地的六个参数（3.4.5）与评估陷阱（3.4.6）。</w:t>
-      </w:r>
-    </w:p>
-    <w:p>
-      <w:pPr>
-        <w:pStyle w:val="Heading3"/>
-        <w:keepNext/>
-        <w:spacing w:after="100" w:before="220" w:line="320" w:lineRule="atLeast"/>
-      </w:pPr>
-      <w:bookmarkStart w:id="100020" w:name="_Toc100020"/>
-      <w:r>
-        <w:rPr>
-          <w:rFonts w:ascii="Calibri" w:eastAsia="SimHei"/>
-          <w:b/>
-          <w:bCs/>
-          <w:color w:val="1B6B7A"/>
-          <w:sz w:val="24"/>
-          <w:szCs w:val="24"/>
-        </w:rPr>
-        <w:t xml:space="preserve">3.4.1 两阶段的算力经济学：为什么必须"先宽后精"</w:t>
-      </w:r>
-      <w:bookmarkEnd w:id="100020"/>
-    </w:p>
-    <w:p>
-      <w:pPr>
-        <w:spacing w:line="312"/>
-        <w:ind w:firstLine="480"/>
-        <w:jc w:val="both"/>
-      </w:pPr>
-      <w:r>
-        <w:rPr>
-          <w:rFonts w:ascii="Calibri" w:eastAsia="Microsoft YaHei"/>
-          <w:color w:val="1A2B33"/>
-          <w:sz w:val="24"/>
-          <w:szCs w:val="24"/>
-        </w:rPr>
-        <w:t xml:space="preserve">重排序存在的根本原因，是一道算力分配题。假设语料库有 100 万篇文档，一次查询的目标是"把真正可用的 5 到 10 篇捞出来"。所有方案都在两个极端之间取舍。极端一：只用粗排——向量检索毫秒级返回 Top-5，但第 5 名之后的相关文档被直接丢弃，而向量相似度对精确记号与长尾查询的排序噪声很大（3.2 节讲过）。极端二：全部精排——把 100 万篇都送进交叉编码器打分，质量理论上最高，但按每篇 10 毫秒计算需要近三个小时，完全不可行。</w:t>
-      </w:r>
-    </w:p>
-    <w:p>
-      <w:pPr>
-        <w:spacing w:line="312"/>
-        <w:ind w:firstLine="480"/>
-        <w:jc w:val="both"/>
-      </w:pPr>
-      <w:r>
-        <w:rPr>
-          <w:rFonts w:ascii="Calibri" w:eastAsia="Microsoft YaHei"/>
-          <w:color w:val="1A2B33"/>
-          <w:sz w:val="24"/>
-          <w:szCs w:val="24"/>
-        </w:rPr>
-        <w:t xml:space="preserve">两阶段是唯一可行的折中：召回阶段负责"不漏"，用廉价的双编码器从百万级文档里取出 100 到 200 条候选（召回率优先，宁滥勿缺）；重排阶段负责"排准"，用昂贵的交叉编码器对这批候选精细打分（精确率优先，把噪声挤下去）。算一笔账：200 条候选交给重排模型在 GPU 上批处理（batch 32 时单条约 1 到 3 毫秒）≈ 追加 100 到 300 毫秒延迟——这是绝大多数在线问答可接受的成本，换来的是 Top-5 相关率从约三成提到八成以上（图 3-3 的示意数据）。重排的价值不在"找回新文档"，而在"把已经召回的好文档推到前面"——它改变的是排序，不是召回集合，所以它便宜，且收益直接。</w:t>
+        <w:t xml:space="preserve">第三种手法最为巧妙：HyDE（Hypothetical Document Embeddings，假设文档嵌入）。它的洞察是——问题与答案虽相关，却是两种“文体”；而答案与真实文档是同一种文体。既然如此，何不先让大模型凭参数记忆写一段“假设性答案”（内容可能不准，但格式、术语、行文像模像样），再用这段假设答案的向量去检索？假设文档充当了问题与真实文档之间的翻译官。在问答与客服场景，HyDE 通常能带来百分之五到十的召回提升。</w:t>
       </w:r>
     </w:p>
     <w:p>
@@ -7486,7 +9770,7 @@
       <w:r>
         <w:drawing>
           <wp:inline distT="0" distB="0" distL="0" distR="0">
-            <wp:extent cx="5305425" cy="3181350"/>
+            <wp:extent cx="5486400" cy="3295650"/>
             <wp:effectExtent t="0" r="0" b="0" l="0"/>
             <wp:docPr id="1" name="" descr="" title=""/>
             <wp:cNvGraphicFramePr>
@@ -7511,6 +9795,411 @@
                   <pic:spPr bwMode="auto">
                     <a:xfrm>
                       <a:off x="0" y="0"/>
+                      <a:ext cx="5486400" cy="3295650"/>
+                    </a:xfrm>
+                    <a:prstGeom prst="rect">
+                      <a:avLst/>
+                    </a:prstGeom>
+                  </pic:spPr>
+                </pic:pic>
+              </a:graphicData>
+            </a:graphic>
+          </wp:inline>
+        </w:drawing>
+      </w:r>
+    </w:p>
+    <w:p>
+      <w:pPr>
+        <w:keepNext w:val="false"/>
+        <w:spacing w:after="200" w:before="60" w:line="312"/>
+        <w:jc w:val="center"/>
+      </w:pPr>
+      <w:r>
+        <w:rPr>
+          <w:rFonts w:ascii="Calibri" w:eastAsia="Microsoft YaHei"/>
+          <w:b/>
+          <w:bCs/>
+          <w:color w:val="5A6B76"/>
+          <w:sz w:val="21"/>
+          <w:szCs w:val="21"/>
+        </w:rPr>
+        <w:t xml:space="preserve">图3-4 HyDE 假设文档检索流程</w:t>
+      </w:r>
+    </w:p>
+    <w:p>
+      <w:pPr>
+        <w:pBdr>
+          <w:left w:val="single" w:color="8FA6AD" w:sz="10" w:space="8"/>
+        </w:pBdr>
+        <w:shd w:fill="F4F6F7" w:val="clear"/>
+        <w:spacing w:after="0" w:before="0" w:line="276" w:lineRule="atLeast"/>
+        <w:ind w:left="240"/>
+        <w:jc w:val="left"/>
+      </w:pPr>
+      <w:r>
+        <w:rPr>
+          <w:rFonts w:ascii="Courier New" w:cs="Courier New" w:eastAsia="Microsoft YaHei" w:hAnsi="Courier New"/>
+          <w:color w:val="24343C"/>
+          <w:sz w:val="18"/>
+          <w:szCs w:val="18"/>
+        </w:rPr>
+        <w:t xml:space="preserve">HYDE_PROMPT = """请针对下列问题，写一段约150字、</w:t>
+      </w:r>
+    </w:p>
+    <w:p>
+      <w:pPr>
+        <w:pBdr>
+          <w:left w:val="single" w:color="8FA6AD" w:sz="10" w:space="8"/>
+        </w:pBdr>
+        <w:shd w:fill="F4F6F7" w:val="clear"/>
+        <w:spacing w:after="0" w:before="0" w:line="276" w:lineRule="atLeast"/>
+        <w:ind w:left="240"/>
+        <w:jc w:val="left"/>
+      </w:pPr>
+      <w:r>
+        <w:rPr>
+          <w:rFonts w:ascii="Courier New" w:cs="Courier New" w:eastAsia="Microsoft YaHei" w:hAnsi="Courier New"/>
+          <w:color w:val="24343C"/>
+          <w:sz w:val="18"/>
+          <w:szCs w:val="18"/>
+        </w:rPr>
+        <w:t xml:space="preserve">看起来像知识库文档的回答。要求：使用书面语与专业术语，</w:t>
+      </w:r>
+    </w:p>
+    <w:p>
+      <w:pPr>
+        <w:pBdr>
+          <w:left w:val="single" w:color="8FA6AD" w:sz="10" w:space="8"/>
+        </w:pBdr>
+        <w:shd w:fill="F4F6F7" w:val="clear"/>
+        <w:spacing w:after="0" w:before="0" w:line="276" w:lineRule="atLeast"/>
+        <w:ind w:left="240"/>
+        <w:jc w:val="left"/>
+      </w:pPr>
+      <w:r>
+        <w:rPr>
+          <w:rFonts w:ascii="Courier New" w:cs="Courier New" w:eastAsia="Microsoft YaHei" w:hAnsi="Courier New"/>
+          <w:color w:val="24343C"/>
+          <w:sz w:val="18"/>
+          <w:szCs w:val="18"/>
+        </w:rPr>
+        <w:t xml:space="preserve">结构清晰。注意：内容不需要绝对准确，</w:t>
+      </w:r>
+    </w:p>
+    <w:p>
+      <w:pPr>
+        <w:pBdr>
+          <w:left w:val="single" w:color="8FA6AD" w:sz="10" w:space="8"/>
+        </w:pBdr>
+        <w:shd w:fill="F4F6F7" w:val="clear"/>
+        <w:spacing w:after="0" w:before="0" w:line="276" w:lineRule="atLeast"/>
+        <w:ind w:left="240"/>
+        <w:jc w:val="left"/>
+      </w:pPr>
+      <w:r>
+        <w:rPr>
+          <w:rFonts w:ascii="Courier New" w:cs="Courier New" w:eastAsia="Microsoft YaHei" w:hAnsi="Courier New"/>
+          <w:color w:val="24343C"/>
+          <w:sz w:val="18"/>
+          <w:szCs w:val="18"/>
+        </w:rPr>
+        <w:t xml:space="preserve">重点是模拟真实文档的表述方式。</w:t>
+      </w:r>
+    </w:p>
+    <w:p>
+      <w:pPr>
+        <w:pBdr>
+          <w:left w:val="single" w:color="8FA6AD" w:sz="10" w:space="8"/>
+        </w:pBdr>
+        <w:shd w:fill="F4F6F7" w:val="clear"/>
+        <w:spacing w:after="0" w:before="0" w:line="276" w:lineRule="atLeast"/>
+        <w:ind w:left="240"/>
+        <w:jc w:val="left"/>
+      </w:pPr>
+      <w:r>
+        <w:rPr>
+          <w:rFonts w:ascii="Courier New" w:cs="Courier New" w:eastAsia="Microsoft YaHei" w:hAnsi="Courier New"/>
+          <w:color w:val="24343C"/>
+          <w:sz w:val="18"/>
+          <w:szCs w:val="18"/>
+        </w:rPr>
+        <w:t xml:space="preserve"> </w:t>
+      </w:r>
+    </w:p>
+    <w:p>
+      <w:pPr>
+        <w:pBdr>
+          <w:left w:val="single" w:color="8FA6AD" w:sz="10" w:space="8"/>
+        </w:pBdr>
+        <w:shd w:fill="F4F6F7" w:val="clear"/>
+        <w:spacing w:after="0" w:before="0" w:line="276" w:lineRule="atLeast"/>
+        <w:ind w:left="240"/>
+        <w:jc w:val="left"/>
+      </w:pPr>
+      <w:r>
+        <w:rPr>
+          <w:rFonts w:ascii="Courier New" w:cs="Courier New" w:eastAsia="Microsoft YaHei" w:hAnsi="Courier New"/>
+          <w:color w:val="24343C"/>
+          <w:sz w:val="18"/>
+          <w:szCs w:val="18"/>
+        </w:rPr>
+        <w:t xml:space="preserve">问题：{question}</w:t>
+      </w:r>
+    </w:p>
+    <w:p>
+      <w:pPr>
+        <w:pBdr>
+          <w:left w:val="single" w:color="8FA6AD" w:sz="10" w:space="8"/>
+        </w:pBdr>
+        <w:shd w:fill="F4F6F7" w:val="clear"/>
+        <w:spacing w:after="0" w:before="0" w:line="276" w:lineRule="atLeast"/>
+        <w:ind w:left="240"/>
+        <w:jc w:val="left"/>
+      </w:pPr>
+      <w:r>
+        <w:rPr>
+          <w:rFonts w:ascii="Courier New" w:cs="Courier New" w:eastAsia="Microsoft YaHei" w:hAnsi="Courier New"/>
+          <w:color w:val="24343C"/>
+          <w:sz w:val="18"/>
+          <w:szCs w:val="18"/>
+        </w:rPr>
+        <w:t xml:space="preserve">"""</w:t>
+      </w:r>
+    </w:p>
+    <w:p>
+      <w:pPr>
+        <w:pBdr>
+          <w:left w:val="single" w:color="8FA6AD" w:sz="10" w:space="8"/>
+        </w:pBdr>
+        <w:shd w:fill="F4F6F7" w:val="clear"/>
+        <w:spacing w:after="0" w:before="0" w:line="276" w:lineRule="atLeast"/>
+        <w:ind w:left="240"/>
+        <w:jc w:val="left"/>
+      </w:pPr>
+      <w:r>
+        <w:rPr>
+          <w:rFonts w:ascii="Courier New" w:cs="Courier New" w:eastAsia="Microsoft YaHei" w:hAnsi="Courier New"/>
+          <w:color w:val="24343C"/>
+          <w:sz w:val="18"/>
+          <w:szCs w:val="18"/>
+        </w:rPr>
+        <w:t xml:space="preserve"> </w:t>
+      </w:r>
+    </w:p>
+    <w:p>
+      <w:pPr>
+        <w:pBdr>
+          <w:left w:val="single" w:color="8FA6AD" w:sz="10" w:space="8"/>
+        </w:pBdr>
+        <w:shd w:fill="F4F6F7" w:val="clear"/>
+        <w:spacing w:after="0" w:before="0" w:line="276" w:lineRule="atLeast"/>
+        <w:ind w:left="240"/>
+        <w:jc w:val="left"/>
+      </w:pPr>
+      <w:r>
+        <w:rPr>
+          <w:rFonts w:ascii="Courier New" w:cs="Courier New" w:eastAsia="Microsoft YaHei" w:hAnsi="Courier New"/>
+          <w:color w:val="24343C"/>
+          <w:sz w:val="18"/>
+          <w:szCs w:val="18"/>
+        </w:rPr>
+        <w:t xml:space="preserve">def hyde_retrieve(question, llm, embed_fn, index, k=5):</w:t>
+      </w:r>
+    </w:p>
+    <w:p>
+      <w:pPr>
+        <w:pBdr>
+          <w:left w:val="single" w:color="8FA6AD" w:sz="10" w:space="8"/>
+        </w:pBdr>
+        <w:shd w:fill="F4F6F7" w:val="clear"/>
+        <w:spacing w:after="0" w:before="0" w:line="276" w:lineRule="atLeast"/>
+        <w:ind w:left="240"/>
+        <w:jc w:val="left"/>
+      </w:pPr>
+      <w:r>
+        <w:rPr>
+          <w:rFonts w:ascii="Courier New" w:cs="Courier New" w:eastAsia="Microsoft YaHei" w:hAnsi="Courier New"/>
+          <w:color w:val="24343C"/>
+          <w:sz w:val="18"/>
+          <w:szCs w:val="18"/>
+        </w:rPr>
+        <w:t xml:space="preserve">    hypo = llm(HYDE_PROMPT.format(question=question))  # 生成假设文档</w:t>
+      </w:r>
+    </w:p>
+    <w:p>
+      <w:pPr>
+        <w:pBdr>
+          <w:left w:val="single" w:color="8FA6AD" w:sz="10" w:space="8"/>
+        </w:pBdr>
+        <w:shd w:fill="F4F6F7" w:val="clear"/>
+        <w:spacing w:after="0" w:before="0" w:line="276" w:lineRule="atLeast"/>
+        <w:ind w:left="240"/>
+        <w:jc w:val="left"/>
+      </w:pPr>
+      <w:r>
+        <w:rPr>
+          <w:rFonts w:ascii="Courier New" w:cs="Courier New" w:eastAsia="Microsoft YaHei" w:hAnsi="Courier New"/>
+          <w:color w:val="24343C"/>
+          <w:sz w:val="18"/>
+          <w:szCs w:val="18"/>
+        </w:rPr>
+        <w:t xml:space="preserve">    return index.search(embed_fn(hypo), top_k=k)       # 用假设文档检索</w:t>
+      </w:r>
+    </w:p>
+    <w:p>
+      <w:pPr>
+        <w:spacing w:line="312"/>
+        <w:ind w:firstLine="480"/>
+        <w:jc w:val="both"/>
+      </w:pPr>
+      <w:r>
+        <w:rPr>
+          <w:rFonts w:ascii="Calibri" w:eastAsia="Microsoft YaHei"/>
+          <w:color w:val="1A2B33"/>
+          <w:sz w:val="24"/>
+          <w:szCs w:val="24"/>
+        </w:rPr>
+        <w:t xml:space="preserve">使用 HyDE 有两点须知。其一，它引入一次额外的模型调用，延迟增加数百毫秒，对延迟敏感的链路要权衡；其二，假设答案中的事实错误并不致命——检索只借用它的“形”（术语与表述风格），不借用它的“实”（具体事实），真实答案由后续生成阶段基于检索到的真实文档产生。但仍建议对假设文档做长度与格式约束，防止模型写出一篇偏离主题的长文，反而把检索带偏。</w:t>
+      </w:r>
+    </w:p>
+    <w:p>
+      <w:pPr>
+        <w:pStyle w:val="Heading2"/>
+        <w:keepNext/>
+        <w:spacing w:after="140" w:before="280" w:line="360" w:lineRule="atLeast"/>
+      </w:pPr>
+      <w:bookmarkStart w:id="100024" w:name="_Toc100024"/>
+      <w:r>
+        <w:rPr>
+          <w:rFonts w:ascii="Calibri" w:eastAsia="SimHei"/>
+          <w:b/>
+          <w:bCs/>
+          <w:color w:val="1B4A5C"/>
+          <w:sz w:val="28"/>
+          <w:szCs w:val="28"/>
+        </w:rPr>
+        <w:t xml:space="preserve">3.4 重排序：召回之后，把最准的几条捞出来</w:t>
+      </w:r>
+      <w:bookmarkEnd w:id="100024"/>
+    </w:p>
+    <w:p>
+      <w:pPr>
+        <w:spacing w:line="312"/>
+        <w:ind w:firstLine="480"/>
+        <w:jc w:val="both"/>
+      </w:pPr>
+      <w:r>
+        <w:rPr>
+          <w:rFonts w:ascii="Calibri" w:eastAsia="Microsoft YaHei"/>
+          <w:color w:val="1A2B33"/>
+          <w:sz w:val="24"/>
+          <w:szCs w:val="24"/>
+        </w:rPr>
+        <w:t xml:space="preserve">经过前述优化，我们手里有一批"相关但不齐整"的候选：可能有几十上百条，真伪混杂。把它们全部塞给模型，既浪费上下文预算，又稀释注意力。重排序（Rerank）是检索链路的最后一道精加工：用一个更重、更准的模型，对候选逐一精细打分，只把最相关的三五条送进提示词。整个检索因此呈漏斗形：粗排阶段从百万文档里宽召回（快而糙），精排阶段对头部候选细排序（慢而准）。</w:t>
+      </w:r>
+    </w:p>
+    <w:p>
+      <w:pPr>
+        <w:spacing w:line="312"/>
+        <w:ind w:firstLine="480"/>
+        <w:jc w:val="both"/>
+      </w:pPr>
+      <w:r>
+        <w:rPr>
+          <w:rFonts w:ascii="Calibri" w:eastAsia="Microsoft YaHei"/>
+          <w:color w:val="1A2B33"/>
+          <w:sz w:val="24"/>
+          <w:szCs w:val="24"/>
+        </w:rPr>
+        <w:t xml:space="preserve">两阶段背后的架构差异值得先建立直觉。嵌入检索属于双编码器（Bi-Encoder）：查询与文档各自独立编码成向量，靠点积比距离——文档向量可以离线算好，查询时只算一次查询向量，快如闪电；代价是两段文本自始至终没有"见面"，交互信息全部丢失。重排模型则采用交叉编码器（Cross-Encoder）：把查询与文档拼接成一段输入一起送进模型，让每个词与对方逐词交互后直接输出相关度——精度显著更高，但每个候选都要跑一次完整前向，比向量检索慢一到两个数量级。一快一慢，正好分工：快的做海选，慢的做面试。下面把这道工序彻底讲透：为什么值得做（3.4.1）、三种交互架构怎么取舍（3.4.2）、模型怎么选（3.4.3）、LLM 重排这条新路线（3.4.4）、工程落地的六个参数（3.4.5）与评估陷阱（3.4.6）。</w:t>
+      </w:r>
+    </w:p>
+    <w:p>
+      <w:pPr>
+        <w:pStyle w:val="Heading3"/>
+        <w:keepNext/>
+        <w:spacing w:after="100" w:before="220" w:line="320" w:lineRule="atLeast"/>
+      </w:pPr>
+      <w:bookmarkStart w:id="100025" w:name="_Toc100025"/>
+      <w:r>
+        <w:rPr>
+          <w:rFonts w:ascii="Calibri" w:eastAsia="SimHei"/>
+          <w:b/>
+          <w:bCs/>
+          <w:color w:val="1B6B7A"/>
+          <w:sz w:val="24"/>
+          <w:szCs w:val="24"/>
+        </w:rPr>
+        <w:t xml:space="preserve">3.4.1 两阶段的算力经济学：为什么必须"先宽后精"</w:t>
+      </w:r>
+      <w:bookmarkEnd w:id="100025"/>
+    </w:p>
+    <w:p>
+      <w:pPr>
+        <w:spacing w:line="312"/>
+        <w:ind w:firstLine="480"/>
+        <w:jc w:val="both"/>
+      </w:pPr>
+      <w:r>
+        <w:rPr>
+          <w:rFonts w:ascii="Calibri" w:eastAsia="Microsoft YaHei"/>
+          <w:color w:val="1A2B33"/>
+          <w:sz w:val="24"/>
+          <w:szCs w:val="24"/>
+        </w:rPr>
+        <w:t xml:space="preserve">重排序存在的根本原因，是一道算力分配题。假设语料库有 100 万篇文档，一次查询的目标是"把真正可用的 5 到 10 篇捞出来"。所有方案都在两个极端之间取舍。极端一：只用粗排——向量检索毫秒级返回 Top-5，但第 5 名之后的相关文档被直接丢弃，而向量相似度对精确记号与长尾查询的排序噪声很大（3.2 节讲过）。极端二：全部精排——把 100 万篇都送进交叉编码器打分，质量理论上最高，但按每篇 10 毫秒计算需要近三个小时，完全不可行。</w:t>
+      </w:r>
+    </w:p>
+    <w:p>
+      <w:pPr>
+        <w:spacing w:line="312"/>
+        <w:ind w:firstLine="480"/>
+        <w:jc w:val="both"/>
+      </w:pPr>
+      <w:r>
+        <w:rPr>
+          <w:rFonts w:ascii="Calibri" w:eastAsia="Microsoft YaHei"/>
+          <w:color w:val="1A2B33"/>
+          <w:sz w:val="24"/>
+          <w:szCs w:val="24"/>
+        </w:rPr>
+        <w:t xml:space="preserve">两阶段是唯一可行的折中：召回阶段负责"不漏"，用廉价的双编码器从百万级文档里取出 100 到 200 条候选（召回率优先，宁滥勿缺）；重排阶段负责"排准"，用昂贵的交叉编码器对这批候选精细打分（精确率优先，把噪声挤下去）。算一笔账：200 条候选交给重排模型在 GPU 上批处理（batch 32 时单条约 1 到 3 毫秒）≈ 追加 100 到 300 毫秒延迟——这是绝大多数在线问答可接受的成本，换来的是 Top-5 相关率从约三成提到八成以上（图 3-3 的示意数据）。重排的价值不在"找回新文档"，而在"把已经召回的好文档推到前面"——它改变的是排序，不是召回集合，所以它便宜，且收益直接。</w:t>
+      </w:r>
+    </w:p>
+    <w:p>
+      <w:pPr>
+        <w:keepNext/>
+        <w:spacing w:after="40" w:before="160"/>
+        <w:jc w:val="center"/>
+      </w:pPr>
+      <w:r>
+        <w:drawing>
+          <wp:inline distT="0" distB="0" distL="0" distR="0">
+            <wp:extent cx="5305425" cy="3181350"/>
+            <wp:effectExtent t="0" r="0" b="0" l="0"/>
+            <wp:docPr id="1" name="" descr="" title=""/>
+            <wp:cNvGraphicFramePr>
+              <a:graphicFrameLocks xmlns:a="http://schemas.openxmlformats.org/drawingml/2006/main" noChangeAspect="1"/>
+            </wp:cNvGraphicFramePr>
+            <a:graphic xmlns:a="http://schemas.openxmlformats.org/drawingml/2006/main">
+              <a:graphicData uri="http://schemas.openxmlformats.org/drawingml/2006/picture">
+                <pic:pic xmlns:pic="http://schemas.openxmlformats.org/drawingml/2006/picture">
+                  <pic:nvPicPr>
+                    <pic:cNvPr id="0" name="" descr=""/>
+                    <pic:cNvPicPr>
+                      <a:picLocks noChangeAspect="1" noChangeArrowheads="1"/>
+                    </pic:cNvPicPr>
+                  </pic:nvPicPr>
+                  <pic:blipFill>
+                    <a:blip r:embed="rId19" cstate="none"/>
+                    <a:srcRect/>
+                    <a:stretch>
+                      <a:fillRect/>
+                    </a:stretch>
+                  </pic:blipFill>
+                  <pic:spPr bwMode="auto">
+                    <a:xfrm>
+                      <a:off x="0" y="0"/>
                       <a:ext cx="5305425" cy="3181350"/>
                     </a:xfrm>
                     <a:prstGeom prst="rect">
@@ -7539,7 +10228,7 @@
           <w:sz w:val="21"/>
           <w:szCs w:val="21"/>
         </w:rPr>
-        <w:t xml:space="preserve">图3-4 召回—重排序漏斗的精度变化（示意）</w:t>
+        <w:t xml:space="preserve">图3-5 召回—重排序漏斗的精度变化（示意）</w:t>
       </w:r>
     </w:p>
     <w:p>
@@ -7555,7 +10244,7 @@
           <w:sz w:val="24"/>
           <w:szCs w:val="24"/>
         </w:rPr>
-        <w:t xml:space="preserve">图3-4 用示意数字展示了漏斗的效果：向量宽召回的 Top-100 里真正相关的可能只占三成，混合融合后略有改善，而交叉编码器重排后的 Top-5 里相关比例可达八成以上——候选变少了，密度却翻倍。重排序是 Advanced RAG 里"性价比最高的最后一跃"：改动小、见效快，几乎每个生产 RAG 系统都有它。</w:t>
+        <w:t xml:space="preserve">图3-5 用示意数字展示了漏斗的效果：向量宽召回的 Top-100 里真正相关的可能只占三成，混合融合后略有改善，而交叉编码器重排后的 Top-5 里相关比例可达八成以上——候选变少了，密度却翻倍。重排序是 Advanced RAG 里"性价比最高的最后一跃"：改动小、见效快，几乎每个生产 RAG 系统都有它。</w:t>
       </w:r>
     </w:p>
     <w:p>
@@ -7564,7 +10253,7 @@
         <w:keepNext/>
         <w:spacing w:after="100" w:before="220" w:line="320" w:lineRule="atLeast"/>
       </w:pPr>
-      <w:bookmarkStart w:id="100021" w:name="_Toc100021"/>
+      <w:bookmarkStart w:id="100026" w:name="_Toc100026"/>
       <w:r>
         <w:rPr>
           <w:rFonts w:ascii="Calibri" w:eastAsia="SimHei"/>
@@ -7576,7 +10265,7 @@
         </w:rPr>
         <w:t xml:space="preserve">3.4.2 三种交互架构：双塔、交叉编码器与晚期交互</w:t>
       </w:r>
-      <w:bookmarkEnd w:id="100021"/>
+      <w:bookmarkEnd w:id="100026"/>
     </w:p>
     <w:p>
       <w:pPr>
@@ -8724,7 +11413,7 @@
                     </pic:cNvPicPr>
                   </pic:nvPicPr>
                   <pic:blipFill>
-                    <a:blip r:embed="rId19" cstate="none"/>
+                    <a:blip r:embed="rId20" cstate="none"/>
                     <a:srcRect/>
                     <a:stretch>
                       <a:fillRect/>
@@ -8761,7 +11450,7 @@
           <w:sz w:val="21"/>
           <w:szCs w:val="21"/>
         </w:rPr>
-        <w:t xml:space="preserve">图3-5 三种交互架构：双塔各自编码比距离（快）、交叉编码器拼接后逐词交互（准）、晚期交互用 token 向量做 MaxSim（折中）</w:t>
+        <w:t xml:space="preserve">图3-6 三种交互架构：双塔各自编码比距离（快）、交叉编码器拼接后逐词交互（准）、晚期交互用 token 向量做 MaxSim（折中）</w:t>
       </w:r>
     </w:p>
     <w:p>
@@ -8770,7 +11459,7 @@
         <w:keepNext/>
         <w:spacing w:after="100" w:before="220" w:line="320" w:lineRule="atLeast"/>
       </w:pPr>
-      <w:bookmarkStart w:id="100022" w:name="_Toc100022"/>
+      <w:bookmarkStart w:id="100027" w:name="_Toc100027"/>
       <w:r>
         <w:rPr>
           <w:rFonts w:ascii="Calibri" w:eastAsia="SimHei"/>
@@ -8782,7 +11471,7 @@
         </w:rPr>
         <w:t xml:space="preserve">3.4.3 重排模型怎么选</w:t>
       </w:r>
-      <w:bookmarkEnd w:id="100022"/>
+      <w:bookmarkEnd w:id="100027"/>
     </w:p>
     <w:p>
       <w:pPr>
@@ -10017,7 +12706,7 @@
         <w:keepNext/>
         <w:spacing w:after="100" w:before="220" w:line="320" w:lineRule="atLeast"/>
       </w:pPr>
-      <w:bookmarkStart w:id="100023" w:name="_Toc100023"/>
+      <w:bookmarkStart w:id="100028" w:name="_Toc100028"/>
       <w:r>
         <w:rPr>
           <w:rFonts w:ascii="Calibri" w:eastAsia="SimHei"/>
@@ -10029,7 +12718,7 @@
         </w:rPr>
         <w:t xml:space="preserve">3.4.4 让 LLM 来排序：RankGPT 与 listwise 重排</w:t>
       </w:r>
-      <w:bookmarkEnd w:id="100023"/>
+      <w:bookmarkEnd w:id="100028"/>
     </w:p>
     <w:p>
       <w:pPr>
@@ -10069,7 +12758,7 @@
         <w:keepNext/>
         <w:spacing w:after="100" w:before="220" w:line="320" w:lineRule="atLeast"/>
       </w:pPr>
-      <w:bookmarkStart w:id="100024" w:name="_Toc100024"/>
+      <w:bookmarkStart w:id="100029" w:name="_Toc100029"/>
       <w:r>
         <w:rPr>
           <w:rFonts w:ascii="Calibri" w:eastAsia="SimHei"/>
@@ -10081,7 +12770,7 @@
         </w:rPr>
         <w:t xml:space="preserve">3.4.5 工程落地：六个参数与一条流水线</w:t>
       </w:r>
-      <w:bookmarkEnd w:id="100024"/>
+      <w:bookmarkEnd w:id="100029"/>
     </w:p>
     <w:p>
       <w:pPr>
@@ -10385,7 +13074,7 @@
         <w:keepNext/>
         <w:spacing w:after="100" w:before="220" w:line="320" w:lineRule="atLeast"/>
       </w:pPr>
-      <w:bookmarkStart w:id="100025" w:name="_Toc100025"/>
+      <w:bookmarkStart w:id="100030" w:name="_Toc100030"/>
       <w:r>
         <w:rPr>
           <w:rFonts w:ascii="Calibri" w:eastAsia="SimHei"/>
@@ -10397,7 +13086,7 @@
         </w:rPr>
         <w:t xml:space="preserve">3.4.6 评估与六个常见陷阱</w:t>
       </w:r>
-      <w:bookmarkEnd w:id="100025"/>
+      <w:bookmarkEnd w:id="100030"/>
     </w:p>
     <w:p>
       <w:pPr>
@@ -10523,7 +13212,7 @@
         <w:pageBreakBefore/>
         <w:spacing w:after="200" w:before="360" w:line="400" w:lineRule="atLeast"/>
       </w:pPr>
-      <w:bookmarkStart w:id="100026" w:name="_Toc100026"/>
+      <w:bookmarkStart w:id="100031" w:name="_Toc100031"/>
       <w:r>
         <w:rPr>
           <w:rFonts w:ascii="Calibri" w:eastAsia="SimHei"/>
@@ -10535,7 +13224,7 @@
         </w:rPr>
         <w:t xml:space="preserve">第四章 生成：从检索到可信回答</w:t>
       </w:r>
-      <w:bookmarkEnd w:id="100026"/>
+      <w:bookmarkEnd w:id="100031"/>
     </w:p>
     <w:p>
       <w:pPr>
@@ -10543,7 +13232,7 @@
         <w:keepNext/>
         <w:spacing w:after="140" w:before="280" w:line="360" w:lineRule="atLeast"/>
       </w:pPr>
-      <w:bookmarkStart w:id="100027" w:name="_Toc100027"/>
+      <w:bookmarkStart w:id="100032" w:name="_Toc100032"/>
       <w:r>
         <w:rPr>
           <w:rFonts w:ascii="Calibri" w:eastAsia="SimHei"/>
@@ -10555,7 +13244,7 @@
         </w:rPr>
         <w:t xml:space="preserve">4.1 上下文注入的排版规范</w:t>
       </w:r>
-      <w:bookmarkEnd w:id="100027"/>
+      <w:bookmarkEnd w:id="100032"/>
     </w:p>
     <w:p>
       <w:pPr>
@@ -11185,7 +13874,7 @@
         <w:keepNext/>
         <w:spacing w:after="140" w:before="280" w:line="360" w:lineRule="atLeast"/>
       </w:pPr>
-      <w:bookmarkStart w:id="100028" w:name="_Toc100028"/>
+      <w:bookmarkStart w:id="100033" w:name="_Toc100033"/>
       <w:r>
         <w:rPr>
           <w:rFonts w:ascii="Calibri" w:eastAsia="SimHei"/>
@@ -11197,7 +13886,7 @@
         </w:rPr>
         <w:t xml:space="preserve">4.2 引用与溯源：让每个结论都能被核查</w:t>
       </w:r>
-      <w:bookmarkEnd w:id="100028"/>
+      <w:bookmarkEnd w:id="100033"/>
     </w:p>
     <w:p>
       <w:pPr>
@@ -11237,7 +13926,7 @@
         <w:keepNext/>
         <w:spacing w:after="140" w:before="280" w:line="360" w:lineRule="atLeast"/>
       </w:pPr>
-      <w:bookmarkStart w:id="100029" w:name="_Toc100029"/>
+      <w:bookmarkStart w:id="100034" w:name="_Toc100034"/>
       <w:r>
         <w:rPr>
           <w:rFonts w:ascii="Calibri" w:eastAsia="SimHei"/>
@@ -11249,7 +13938,7 @@
         </w:rPr>
         <w:t xml:space="preserve">4.3 检索不到时，诚实地说不知道</w:t>
       </w:r>
-      <w:bookmarkEnd w:id="100029"/>
+      <w:bookmarkEnd w:id="100034"/>
     </w:p>
     <w:p>
       <w:pPr>
@@ -11289,7 +13978,7 @@
         <w:keepNext/>
         <w:spacing w:after="140" w:before="280" w:line="360" w:lineRule="atLeast"/>
       </w:pPr>
-      <w:bookmarkStart w:id="100030" w:name="_Toc100030"/>
+      <w:bookmarkStart w:id="100035" w:name="_Toc100035"/>
       <w:r>
         <w:rPr>
           <w:rFonts w:ascii="Calibri" w:eastAsia="SimHei"/>
@@ -11301,7 +13990,7 @@
         </w:rPr>
         <w:t xml:space="preserve">4.4 长上下文时代，RAG 还有必要吗</w:t>
       </w:r>
-      <w:bookmarkEnd w:id="100030"/>
+      <w:bookmarkEnd w:id="100035"/>
     </w:p>
     <w:p>
       <w:pPr>
@@ -11388,7 +14077,7 @@
         <w:pageBreakBefore/>
         <w:spacing w:after="200" w:before="360" w:line="400" w:lineRule="atLeast"/>
       </w:pPr>
-      <w:bookmarkStart w:id="100031" w:name="_Toc100031"/>
+      <w:bookmarkStart w:id="100036" w:name="_Toc100036"/>
       <w:r>
         <w:rPr>
           <w:rFonts w:ascii="Calibri" w:eastAsia="SimHei"/>
@@ -11400,7 +14089,7 @@
         </w:rPr>
         <w:t xml:space="preserve">第五章 Agentic RAG 与进阶架构</w:t>
       </w:r>
-      <w:bookmarkEnd w:id="100031"/>
+      <w:bookmarkEnd w:id="100036"/>
     </w:p>
     <w:p>
       <w:pPr>
@@ -11408,7 +14097,7 @@
         <w:keepNext/>
         <w:spacing w:after="140" w:before="280" w:line="360" w:lineRule="atLeast"/>
       </w:pPr>
-      <w:bookmarkStart w:id="100032" w:name="_Toc100032"/>
+      <w:bookmarkStart w:id="100037" w:name="_Toc100037"/>
       <w:r>
         <w:rPr>
           <w:rFonts w:ascii="Calibri" w:eastAsia="SimHei"/>
@@ -11420,7 +14109,7 @@
         </w:rPr>
         <w:t xml:space="preserve">5.1 从被动检索到主动规划</w:t>
       </w:r>
-      <w:bookmarkEnd w:id="100032"/>
+      <w:bookmarkEnd w:id="100037"/>
     </w:p>
     <w:p>
       <w:pPr>
@@ -11464,1006 +14153,6 @@
         <w:drawing>
           <wp:inline distT="0" distB="0" distL="0" distR="0">
             <wp:extent cx="5391150" cy="3238500"/>
-            <wp:effectExtent t="0" r="0" b="0" l="0"/>
-            <wp:docPr id="1" name="" descr="" title=""/>
-            <wp:cNvGraphicFramePr>
-              <a:graphicFrameLocks xmlns:a="http://schemas.openxmlformats.org/drawingml/2006/main" noChangeAspect="1"/>
-            </wp:cNvGraphicFramePr>
-            <a:graphic xmlns:a="http://schemas.openxmlformats.org/drawingml/2006/main">
-              <a:graphicData uri="http://schemas.openxmlformats.org/drawingml/2006/picture">
-                <pic:pic xmlns:pic="http://schemas.openxmlformats.org/drawingml/2006/picture">
-                  <pic:nvPicPr>
-                    <pic:cNvPr id="0" name="" descr=""/>
-                    <pic:cNvPicPr>
-                      <a:picLocks noChangeAspect="1" noChangeArrowheads="1"/>
-                    </pic:cNvPicPr>
-                  </pic:nvPicPr>
-                  <pic:blipFill>
-                    <a:blip r:embed="rId20" cstate="none"/>
-                    <a:srcRect/>
-                    <a:stretch>
-                      <a:fillRect/>
-                    </a:stretch>
-                  </pic:blipFill>
-                  <pic:spPr bwMode="auto">
-                    <a:xfrm>
-                      <a:off x="0" y="0"/>
-                      <a:ext cx="5391150" cy="3238500"/>
-                    </a:xfrm>
-                    <a:prstGeom prst="rect">
-                      <a:avLst/>
-                    </a:prstGeom>
-                  </pic:spPr>
-                </pic:pic>
-              </a:graphicData>
-            </a:graphic>
-          </wp:inline>
-        </w:drawing>
-      </w:r>
-    </w:p>
-    <w:p>
-      <w:pPr>
-        <w:keepNext w:val="false"/>
-        <w:spacing w:after="200" w:before="60" w:line="312"/>
-        <w:jc w:val="center"/>
-      </w:pPr>
-      <w:r>
-        <w:rPr>
-          <w:rFonts w:ascii="Calibri" w:eastAsia="Microsoft YaHei"/>
-          <w:b/>
-          <w:bCs/>
-          <w:color w:val="5A6B76"/>
-          <w:sz w:val="21"/>
-          <w:szCs w:val="21"/>
-        </w:rPr>
-        <w:t xml:space="preserve">图5-1 Agentic RAG 的决策循环</w:t>
-      </w:r>
-    </w:p>
-    <w:p>
-      <w:pPr>
-        <w:spacing w:line="312"/>
-        <w:ind w:firstLine="480"/>
-        <w:jc w:val="both"/>
-      </w:pPr>
-      <w:r>
-        <w:rPr>
-          <w:rFonts w:ascii="Calibri" w:eastAsia="Microsoft YaHei"/>
-          <w:color w:val="1A2B33"/>
-          <w:sz w:val="24"/>
-          <w:szCs w:val="24"/>
-        </w:rPr>
-        <w:t xml:space="preserve">图5-1 描绘了这个循环：模型先判断问题是否需要检索（闲聊与常识题直接回答，节省延迟与成本）；需要时规划检索方向、生成查询，执行后自我评估——证据够不够回答？不够就改写追问、多跳深挖，够则综合生成带引用的答案。全程需要护栏托底：循环轮数上限、检索预算、以及关键决策的人工审批点——这些保险丝的设计原理与卷十二的循环控制一脉相承。实现路线上有轻重的两派，下面两节分别展开。</w:t>
-      </w:r>
-    </w:p>
-    <w:p>
-      <w:pPr>
-        <w:pStyle w:val="Heading2"/>
-        <w:keepNext/>
-        <w:spacing w:after="140" w:before="280" w:line="360" w:lineRule="atLeast"/>
-      </w:pPr>
-      <w:bookmarkStart w:id="100033" w:name="_Toc100033"/>
-      <w:r>
-        <w:rPr>
-          <w:rFonts w:ascii="Calibri" w:eastAsia="SimHei"/>
-          <w:b/>
-          <w:bCs/>
-          <w:color w:val="1B4A5C"/>
-          <w:sz w:val="28"/>
-          <w:szCs w:val="28"/>
-        </w:rPr>
-        <w:t xml:space="preserve">5.2 Search-R1 与 ReSearch：让模型学会何时检索</w:t>
-      </w:r>
-      <w:bookmarkEnd w:id="100033"/>
-    </w:p>
-    <w:p>
-      <w:pPr>
-        <w:spacing w:line="312"/>
-        <w:ind w:firstLine="480"/>
-        <w:jc w:val="both"/>
-      </w:pPr>
-      <w:r>
-        <w:rPr>
-          <w:rFonts w:ascii="Calibri" w:eastAsia="Microsoft YaHei"/>
-          <w:color w:val="1A2B33"/>
-          <w:sz w:val="24"/>
-          <w:szCs w:val="24"/>
-        </w:rPr>
-        <w:t xml:space="preserve">轻量派走提示工程路线：不训练模型，靠精心设计的提示词与编排逻辑，让通用大模型扮演研究助手——代表项目有 gpt-researcher、deep-searcher 等。模型在循环中被要求“先思考需要什么信息，再发起搜索，评估结果，必要时继续”，多轮迭代后输出综合结论。这条路部署简单、随换随用，效果高度依赖底座模型的推理能力与提示词质量，是多数团队当下就能落地的选择。</w:t>
-      </w:r>
-    </w:p>
-    <w:p>
-      <w:pPr>
-        <w:spacing w:line="312"/>
-        <w:ind w:firstLine="480"/>
-        <w:jc w:val="both"/>
-      </w:pPr>
-      <w:r>
-        <w:rPr>
-          <w:rFonts w:ascii="Calibri" w:eastAsia="Microsoft YaHei"/>
-          <w:color w:val="1A2B33"/>
-          <w:sz w:val="24"/>
-          <w:szCs w:val="24"/>
-        </w:rPr>
-        <w:t xml:space="preserve">重量派则用强化学习把检索能力直接训练进模型。Search-R1（2025 年，UIUC 等机构）是代表：模型在推理中输出特殊动作标签——思考过程用 think 标签、发起搜索用 search 标签、检索结果以 information 标签回填、最终答案用 answer 标签收束——训练奖励只看最终答案对不对，模型自主学会何时插入搜索动作。一个关键设计是对检索返回的文本做损失屏蔽（loss masking）：检索内容不参与语言建模损失，迫使模型学的是“怎么查、怎么用”，而不是“背诵检索到的内容”。基于 Qwen2.5-7B 的版本在七个问答数据集上平均相对提升四成，且展现出零样本迁移与自发的反思纠错行为。</w:t>
-      </w:r>
-    </w:p>
-    <w:p>
-      <w:pPr>
-        <w:spacing w:line="312"/>
-        <w:ind w:firstLine="480"/>
-        <w:jc w:val="both"/>
-      </w:pPr>
-      <w:r>
-        <w:rPr>
-          <w:rFonts w:ascii="Calibri" w:eastAsia="Microsoft YaHei"/>
-          <w:color w:val="1A2B33"/>
-          <w:sz w:val="24"/>
-          <w:szCs w:val="24"/>
-        </w:rPr>
-        <w:t xml:space="preserve">同期的 ReSearch（发表于 NeurIPS 2025）理念更进一步：把搜索操作当作推理链中的一等原语——搜索不是外挂工具，而是与“思考”平级的推理动作，同样仅凭最终答案正确性做 GRPO 强化学习训练，平均精确匹配提升约十六个百分点。训练后的模型出现了有趣的自发行为：发现检索结果不理想时，会生成“我刚才的查询有问题”之类的反思并重写更精确的查询。产品层面，OpenAI 的 Deep Research 展示了这条路线的落地形态：自主浏览网页、阅读文件、运行代码，二十分钟左右产出一份带完整引用的研究报告，在专家级基准 Humanity's Last Exam 上取得 26.6% 的准确率，远超当时最强通用模型的个位数成绩。这些工作共同证明：检索策略不必人工编排，它是可以被学会的。</w:t>
-      </w:r>
-    </w:p>
-    <w:p>
-      <w:pPr>
-        <w:pStyle w:val="Heading2"/>
-        <w:keepNext/>
-        <w:spacing w:after="140" w:before="280" w:line="360" w:lineRule="atLeast"/>
-      </w:pPr>
-      <w:bookmarkStart w:id="100034" w:name="_Toc100034"/>
-      <w:r>
-        <w:rPr>
-          <w:rFonts w:ascii="Calibri" w:eastAsia="SimHei"/>
-          <w:b/>
-          <w:bCs/>
-          <w:color w:val="1B4A5C"/>
-          <w:sz w:val="28"/>
-          <w:szCs w:val="28"/>
-        </w:rPr>
-        <w:t xml:space="preserve">5.3 GraphRAG：用知识图谱回答全局问题</w:t>
-      </w:r>
-      <w:bookmarkEnd w:id="100034"/>
-    </w:p>
-    <w:p>
-      <w:pPr>
-        <w:spacing w:line="312"/>
-        <w:ind w:firstLine="480"/>
-        <w:jc w:val="both"/>
-      </w:pPr>
-      <w:r>
-        <w:rPr>
-          <w:rFonts w:ascii="Calibri" w:eastAsia="Microsoft YaHei"/>
-          <w:color w:val="1A2B33"/>
-          <w:sz w:val="24"/>
-          <w:szCs w:val="24"/>
-        </w:rPr>
-        <w:t xml:space="preserve">向量 RAG 还有一类结构性盲区：全局性、汇总性问题。“这批文档的核心主题是什么？”“不同项目之间有哪些共同的依赖风险？”这类问题的答案不在任何一段文字里，而是分散在全部文档中的模式——它需要综合与归纳。而相似度检索的机制决定了它只能找到与问题字面相似的局部片段：问“主要主题”，它捞回来的恰好是包含“主题”一词的那些段落，真正的全局图景反而缺席。</w:t>
-      </w:r>
-    </w:p>
-    <w:p>
-      <w:pPr>
-        <w:spacing w:line="312"/>
-        <w:ind w:firstLine="480"/>
-        <w:jc w:val="both"/>
-      </w:pPr>
-      <w:r>
-        <w:rPr>
-          <w:rFonts w:ascii="Calibri" w:eastAsia="Microsoft YaHei"/>
-          <w:color w:val="1A2B33"/>
-          <w:sz w:val="24"/>
-          <w:szCs w:val="24"/>
-        </w:rPr>
-        <w:t xml:space="preserve">微软研究院 2024 年提出的 GraphRAG 换了一条路：索引阶段，用大模型从文本块中抽取实体（人物、组织、地点、概念）与关系，构建知识图谱；再用社区检测算法（Leiden）把图谱划成层次化的社区——大社区是大主题，小社区是子话题；最后让大模型为每个社区生成结构化摘要。查询阶段双模式分工：全局搜索把问题并行发给各社区摘要，以 Map-Reduce 方式汇总成覆盖全库的宏观回答，擅长“这批资料在讲什么”；局部搜索从命中的实体出发沿图谱扩展关联上下文，擅长“这个实体的细节”。向量检索找局部，图谱摘要看全局，两者互补。</w:t>
-      </w:r>
-    </w:p>
-    <w:p>
-      <w:pPr>
-        <w:spacing w:line="312"/>
-        <w:ind w:firstLine="480"/>
-        <w:jc w:val="both"/>
-      </w:pPr>
-      <w:r>
-        <w:rPr>
-          <w:rFonts w:ascii="Calibri" w:eastAsia="Microsoft YaHei"/>
-          <w:color w:val="1A2B33"/>
-          <w:sz w:val="24"/>
-          <w:szCs w:val="24"/>
-        </w:rPr>
-        <w:t xml:space="preserve">GraphRAG 的代价是索引成本：实体抽取、关系抽取、社区摘要全要调用大模型，索引开销可达向量 RAG 的十到二十倍。微软随后提出的 LazyGraphRAG 用“延迟智能”化解——索引阶段完全不调用大模型，只用名词短语等轻量技术搭概念图，把所有智能开销推迟到查询时按需支付，索引成本降到传统 GraphRAG 的千分之一，与向量 RAG 基本持平。社区还有更轻的变体：LightRAG 把建图成本压到约百分之一，nano-graphrag 用千余行代码实现了核心思想。选型建议：知识库稳定、全局分析是刚需且预算充足时上 GraphRAG；知识库频繁更新、偶有全局问题时，LazyGraphRAG 或“向量 RAG 加定期人工综述”更经济。</w:t>
-      </w:r>
-    </w:p>
-    <w:p>
-      <w:pPr>
-        <w:pStyle w:val="Heading2"/>
-        <w:keepNext/>
-        <w:spacing w:after="140" w:before="280" w:line="360" w:lineRule="atLeast"/>
-      </w:pPr>
-      <w:bookmarkStart w:id="100035" w:name="_Toc100035"/>
-      <w:r>
-        <w:rPr>
-          <w:rFonts w:ascii="Calibri" w:eastAsia="SimHei"/>
-          <w:b/>
-          <w:bCs/>
-          <w:color w:val="1B4A5C"/>
-          <w:sz w:val="28"/>
-          <w:szCs w:val="28"/>
-        </w:rPr>
-        <w:t xml:space="preserve">5.4 多模态 RAG：知识不只有文字</w:t>
-      </w:r>
-      <w:bookmarkEnd w:id="100035"/>
-    </w:p>
-    <w:p>
-      <w:pPr>
-        <w:spacing w:line="312"/>
-        <w:ind w:firstLine="480"/>
-        <w:jc w:val="both"/>
-      </w:pPr>
-      <w:r>
-        <w:rPr>
-          <w:rFonts w:ascii="Calibri" w:eastAsia="Microsoft YaHei"/>
-          <w:color w:val="1A2B33"/>
-          <w:sz w:val="24"/>
-          <w:szCs w:val="24"/>
-        </w:rPr>
-        <w:t xml:space="preserve">企业知识存量中，文字只占一部分：产品手册里是标注尺寸的图纸，财报里是柱状图与表格截图，运维知识库里是架构图与告警面板截图。多模态 RAG 要解决的就是“图文混合知识的检索与问答”，当前有两条主流技术路线。</w:t>
-      </w:r>
-    </w:p>
-    <w:p>
-      <w:pPr>
-        <w:spacing w:line="312"/>
-        <w:ind w:firstLine="480"/>
-        <w:jc w:val="both"/>
-      </w:pPr>
-      <w:r>
-        <w:rPr>
-          <w:rFonts w:ascii="Calibri" w:eastAsia="Microsoft YaHei"/>
-          <w:color w:val="1A2B33"/>
-          <w:sz w:val="24"/>
-          <w:szCs w:val="24"/>
-        </w:rPr>
-        <w:t xml:space="preserve">第一条是描述化路线：用视觉语言模型把图片“翻译”成文字描述（必要时连同图表数据的结构化转写），把描述文本作为普通片段入库，检索与生成沿用既有文本管道。它实现简单、与现有系统无缝衔接，但有信息损耗——图表中的精确数值、空间关系在转述中容易失真。第二条是视觉嵌入路线：用图文对齐模型（如 CLIP 类）或文档页面向量模型（如 ColPali）直接把图像编码为向量，用户问题与图像在同一语义空间中匹配，命中的是原始图像，再由多模态模型读图作答。它保真度高，尤其擅长表格与版面密集的扫描文档，但需要多模态嵌入与生成模型的完整基建。两条路线的选择与图文混检的工程细节，是当前 RAG 前沿最活跃的方向之一，建议结合第五章评估方法自行实验。</w:t>
-      </w:r>
-    </w:p>
-    <w:p>
-      <w:pPr>
-        <w:pStyle w:val="Heading2"/>
-        <w:keepNext/>
-        <w:spacing w:after="140" w:before="280" w:line="360" w:lineRule="atLeast"/>
-      </w:pPr>
-      <w:bookmarkStart w:id="100036" w:name="_Toc100036"/>
-      <w:r>
-        <w:rPr>
-          <w:rFonts w:ascii="Calibri" w:eastAsia="SimHei"/>
-          <w:b/>
-          <w:bCs/>
-          <w:color w:val="1B4A5C"/>
-          <w:sz w:val="28"/>
-          <w:szCs w:val="28"/>
-        </w:rPr>
-        <w:t xml:space="preserve">5.5 评估指标速览：用数据代替感觉</w:t>
-      </w:r>
-      <w:bookmarkEnd w:id="100036"/>
-    </w:p>
-    <w:p>
-      <w:pPr>
-        <w:spacing w:line="312"/>
-        <w:ind w:firstLine="480"/>
-        <w:jc w:val="both"/>
-      </w:pPr>
-      <w:r>
-        <w:rPr>
-          <w:rFonts w:ascii="Calibri" w:eastAsia="Microsoft YaHei"/>
-          <w:color w:val="1A2B33"/>
-          <w:sz w:val="24"/>
-          <w:szCs w:val="24"/>
-        </w:rPr>
-        <w:t xml:space="preserve">本卷反复出现“用评估集说话”，这里把常用指标汇总备查。RAG 评估分两层：检索层衡量“找没找到”，生成层衡量“答得实不实”。</w:t>
-      </w:r>
-    </w:p>
-    <w:p>
-      <w:pPr>
-        <w:keepNext/>
-        <w:spacing w:after="60" w:before="200" w:line="312"/>
-        <w:jc w:val="center"/>
-      </w:pPr>
-      <w:r>
-        <w:rPr>
-          <w:rFonts w:ascii="Calibri" w:eastAsia="Microsoft YaHei"/>
-          <w:b/>
-          <w:bCs/>
-          <w:color w:val="5A6B76"/>
-          <w:sz w:val="21"/>
-          <w:szCs w:val="21"/>
-        </w:rPr>
-        <w:t xml:space="preserve">表5-1 RAG 常用评估指标速览</w:t>
-      </w:r>
-    </w:p>
-    <w:tbl>
-      <w:tblPr>
-        <w:tblW w:type="dxa" w:w="8788"/>
-        <w:tblBorders>
-          <w:top w:val="single" w:color="1B6B7A" w:sz="4"/>
-          <w:left w:val="none" w:color="FFFFFF" w:sz="0"/>
-          <w:bottom w:val="single" w:color="1B6B7A" w:sz="4"/>
-          <w:right w:val="none" w:color="FFFFFF" w:sz="0"/>
-          <w:insideH w:val="single" w:color="C8DDE2" w:sz="1"/>
-          <w:insideV w:val="none" w:color="FFFFFF" w:sz="0"/>
-        </w:tblBorders>
-        <w:tblLayout w:type="fixed"/>
-      </w:tblPr>
-      <w:tblGrid>
-        <w:gridCol w:w="2929"/>
-        <w:gridCol w:w="2929"/>
-        <w:gridCol w:w="2929"/>
-      </w:tblGrid>
-      <w:tr>
-        <w:trPr>
-          <w:cantSplit/>
-          <w:tblHeader/>
-        </w:trPr>
-        <w:tc>
-          <w:tcPr>
-            <w:tcW w:type="dxa" w:w="2929"/>
-            <w:shd w:fill="1B6B7A" w:val="clear"/>
-            <w:tcMar>
-              <w:top w:type="dxa" w:w="80"/>
-              <w:left w:type="dxa" w:w="120"/>
-              <w:bottom w:type="dxa" w:w="80"/>
-              <w:right w:type="dxa" w:w="120"/>
-            </w:tcMar>
-            <w:vAlign w:val="center"/>
-          </w:tcPr>
-          <w:p>
-            <w:pPr>
-              <w:spacing w:line="300"/>
-              <w:jc w:val="center"/>
-            </w:pPr>
-            <w:r>
-              <w:rPr>
-                <w:rFonts w:ascii="Calibri" w:eastAsia="Microsoft YaHei"/>
-                <w:b/>
-                <w:bCs/>
-                <w:color w:val="FFFFFF"/>
-                <w:sz w:val="21"/>
-                <w:szCs w:val="21"/>
-              </w:rPr>
-              <w:t xml:space="preserve">环节</w:t>
-            </w:r>
-          </w:p>
-        </w:tc>
-        <w:tc>
-          <w:tcPr>
-            <w:tcW w:type="dxa" w:w="2929"/>
-            <w:shd w:fill="1B6B7A" w:val="clear"/>
-            <w:tcMar>
-              <w:top w:type="dxa" w:w="80"/>
-              <w:left w:type="dxa" w:w="120"/>
-              <w:bottom w:type="dxa" w:w="80"/>
-              <w:right w:type="dxa" w:w="120"/>
-            </w:tcMar>
-            <w:vAlign w:val="center"/>
-          </w:tcPr>
-          <w:p>
-            <w:pPr>
-              <w:spacing w:line="300"/>
-              <w:jc w:val="center"/>
-            </w:pPr>
-            <w:r>
-              <w:rPr>
-                <w:rFonts w:ascii="Calibri" w:eastAsia="Microsoft YaHei"/>
-                <w:b/>
-                <w:bCs/>
-                <w:color w:val="FFFFFF"/>
-                <w:sz w:val="21"/>
-                <w:szCs w:val="21"/>
-              </w:rPr>
-              <w:t xml:space="preserve">指标</w:t>
-            </w:r>
-          </w:p>
-        </w:tc>
-        <w:tc>
-          <w:tcPr>
-            <w:tcW w:type="dxa" w:w="2929"/>
-            <w:shd w:fill="1B6B7A" w:val="clear"/>
-            <w:tcMar>
-              <w:top w:type="dxa" w:w="80"/>
-              <w:left w:type="dxa" w:w="120"/>
-              <w:bottom w:type="dxa" w:w="80"/>
-              <w:right w:type="dxa" w:w="120"/>
-            </w:tcMar>
-            <w:vAlign w:val="center"/>
-          </w:tcPr>
-          <w:p>
-            <w:pPr>
-              <w:spacing w:line="300"/>
-              <w:jc w:val="center"/>
-            </w:pPr>
-            <w:r>
-              <w:rPr>
-                <w:rFonts w:ascii="Calibri" w:eastAsia="Microsoft YaHei"/>
-                <w:b/>
-                <w:bCs/>
-                <w:color w:val="FFFFFF"/>
-                <w:sz w:val="21"/>
-                <w:szCs w:val="21"/>
-              </w:rPr>
-              <w:t xml:space="preserve">衡量什么</w:t>
-            </w:r>
-          </w:p>
-        </w:tc>
-      </w:tr>
-      <w:tr>
-        <w:trPr>
-          <w:cantSplit/>
-        </w:trPr>
-        <w:tc>
-          <w:tcPr>
-            <w:tcW w:type="dxa" w:w="2929"/>
-            <w:tcMar>
-              <w:top w:type="dxa" w:w="70"/>
-              <w:left w:type="dxa" w:w="120"/>
-              <w:bottom w:type="dxa" w:w="70"/>
-              <w:right w:type="dxa" w:w="120"/>
-            </w:tcMar>
-            <w:vAlign w:val="center"/>
-          </w:tcPr>
-          <w:p>
-            <w:pPr>
-              <w:spacing w:line="300"/>
-              <w:jc w:val="left"/>
-            </w:pPr>
-            <w:r>
-              <w:rPr>
-                <w:rFonts w:ascii="Calibri" w:eastAsia="Microsoft YaHei"/>
-                <w:color w:val="1A2B33"/>
-                <w:sz w:val="21"/>
-                <w:szCs w:val="21"/>
-              </w:rPr>
-              <w:t xml:space="preserve">检索层</w:t>
-            </w:r>
-          </w:p>
-        </w:tc>
-        <w:tc>
-          <w:tcPr>
-            <w:tcW w:type="dxa" w:w="2929"/>
-            <w:tcMar>
-              <w:top w:type="dxa" w:w="70"/>
-              <w:left w:type="dxa" w:w="120"/>
-              <w:bottom w:type="dxa" w:w="70"/>
-              <w:right w:type="dxa" w:w="120"/>
-            </w:tcMar>
-            <w:vAlign w:val="center"/>
-          </w:tcPr>
-          <w:p>
-            <w:pPr>
-              <w:spacing w:line="300"/>
-              <w:jc w:val="left"/>
-            </w:pPr>
-            <w:r>
-              <w:rPr>
-                <w:rFonts w:ascii="Calibri" w:eastAsia="Microsoft YaHei"/>
-                <w:color w:val="1A2B33"/>
-                <w:sz w:val="21"/>
-                <w:szCs w:val="21"/>
-              </w:rPr>
-              <w:t xml:space="preserve">Hit Rate 命中率</w:t>
-            </w:r>
-          </w:p>
-        </w:tc>
-        <w:tc>
-          <w:tcPr>
-            <w:tcW w:type="dxa" w:w="2929"/>
-            <w:tcMar>
-              <w:top w:type="dxa" w:w="70"/>
-              <w:left w:type="dxa" w:w="120"/>
-              <w:bottom w:type="dxa" w:w="70"/>
-              <w:right w:type="dxa" w:w="120"/>
-            </w:tcMar>
-            <w:vAlign w:val="center"/>
-          </w:tcPr>
-          <w:p>
-            <w:pPr>
-              <w:spacing w:line="300"/>
-              <w:jc w:val="left"/>
-            </w:pPr>
-            <w:r>
-              <w:rPr>
-                <w:rFonts w:ascii="Calibri" w:eastAsia="Microsoft YaHei"/>
-                <w:color w:val="1A2B33"/>
-                <w:sz w:val="21"/>
-                <w:szCs w:val="21"/>
-              </w:rPr>
-              <w:t xml:space="preserve">前 K 条结果中至少含一条相关文档的比例</w:t>
-            </w:r>
-          </w:p>
-        </w:tc>
-      </w:tr>
-      <w:tr>
-        <w:trPr>
-          <w:cantSplit/>
-        </w:trPr>
-        <w:tc>
-          <w:tcPr>
-            <w:tcW w:type="dxa" w:w="2929"/>
-            <w:shd w:fill="EDF3F5" w:val="clear"/>
-            <w:tcMar>
-              <w:top w:type="dxa" w:w="70"/>
-              <w:left w:type="dxa" w:w="120"/>
-              <w:bottom w:type="dxa" w:w="70"/>
-              <w:right w:type="dxa" w:w="120"/>
-            </w:tcMar>
-            <w:vAlign w:val="center"/>
-          </w:tcPr>
-          <w:p>
-            <w:pPr>
-              <w:spacing w:line="300"/>
-              <w:jc w:val="left"/>
-            </w:pPr>
-            <w:r>
-              <w:rPr>
-                <w:rFonts w:ascii="Calibri" w:eastAsia="Microsoft YaHei"/>
-                <w:color w:val="1A2B33"/>
-                <w:sz w:val="21"/>
-                <w:szCs w:val="21"/>
-              </w:rPr>
-              <w:t xml:space="preserve">检索层</w:t>
-            </w:r>
-          </w:p>
-        </w:tc>
-        <w:tc>
-          <w:tcPr>
-            <w:tcW w:type="dxa" w:w="2929"/>
-            <w:shd w:fill="EDF3F5" w:val="clear"/>
-            <w:tcMar>
-              <w:top w:type="dxa" w:w="70"/>
-              <w:left w:type="dxa" w:w="120"/>
-              <w:bottom w:type="dxa" w:w="70"/>
-              <w:right w:type="dxa" w:w="120"/>
-            </w:tcMar>
-            <w:vAlign w:val="center"/>
-          </w:tcPr>
-          <w:p>
-            <w:pPr>
-              <w:spacing w:line="300"/>
-              <w:jc w:val="left"/>
-            </w:pPr>
-            <w:r>
-              <w:rPr>
-                <w:rFonts w:ascii="Calibri" w:eastAsia="Microsoft YaHei"/>
-                <w:color w:val="1A2B33"/>
-                <w:sz w:val="21"/>
-                <w:szCs w:val="21"/>
-              </w:rPr>
-              <w:t xml:space="preserve">Recall 召回率</w:t>
-            </w:r>
-          </w:p>
-        </w:tc>
-        <w:tc>
-          <w:tcPr>
-            <w:tcW w:type="dxa" w:w="2929"/>
-            <w:shd w:fill="EDF3F5" w:val="clear"/>
-            <w:tcMar>
-              <w:top w:type="dxa" w:w="70"/>
-              <w:left w:type="dxa" w:w="120"/>
-              <w:bottom w:type="dxa" w:w="70"/>
-              <w:right w:type="dxa" w:w="120"/>
-            </w:tcMar>
-            <w:vAlign w:val="center"/>
-          </w:tcPr>
-          <w:p>
-            <w:pPr>
-              <w:spacing w:line="300"/>
-              <w:jc w:val="left"/>
-            </w:pPr>
-            <w:r>
-              <w:rPr>
-                <w:rFonts w:ascii="Calibri" w:eastAsia="Microsoft YaHei"/>
-                <w:color w:val="1A2B33"/>
-                <w:sz w:val="21"/>
-                <w:szCs w:val="21"/>
-              </w:rPr>
-              <w:t xml:space="preserve">全部相关文档中被找回来的比例</w:t>
-            </w:r>
-          </w:p>
-        </w:tc>
-      </w:tr>
-      <w:tr>
-        <w:trPr>
-          <w:cantSplit/>
-        </w:trPr>
-        <w:tc>
-          <w:tcPr>
-            <w:tcW w:type="dxa" w:w="2929"/>
-            <w:tcMar>
-              <w:top w:type="dxa" w:w="70"/>
-              <w:left w:type="dxa" w:w="120"/>
-              <w:bottom w:type="dxa" w:w="70"/>
-              <w:right w:type="dxa" w:w="120"/>
-            </w:tcMar>
-            <w:vAlign w:val="center"/>
-          </w:tcPr>
-          <w:p>
-            <w:pPr>
-              <w:spacing w:line="300"/>
-              <w:jc w:val="left"/>
-            </w:pPr>
-            <w:r>
-              <w:rPr>
-                <w:rFonts w:ascii="Calibri" w:eastAsia="Microsoft YaHei"/>
-                <w:color w:val="1A2B33"/>
-                <w:sz w:val="21"/>
-                <w:szCs w:val="21"/>
-              </w:rPr>
-              <w:t xml:space="preserve">检索层</w:t>
-            </w:r>
-          </w:p>
-        </w:tc>
-        <w:tc>
-          <w:tcPr>
-            <w:tcW w:type="dxa" w:w="2929"/>
-            <w:tcMar>
-              <w:top w:type="dxa" w:w="70"/>
-              <w:left w:type="dxa" w:w="120"/>
-              <w:bottom w:type="dxa" w:w="70"/>
-              <w:right w:type="dxa" w:w="120"/>
-            </w:tcMar>
-            <w:vAlign w:val="center"/>
-          </w:tcPr>
-          <w:p>
-            <w:pPr>
-              <w:spacing w:line="300"/>
-              <w:jc w:val="left"/>
-            </w:pPr>
-            <w:r>
-              <w:rPr>
-                <w:rFonts w:ascii="Calibri" w:eastAsia="Microsoft YaHei"/>
-                <w:color w:val="1A2B33"/>
-                <w:sz w:val="21"/>
-                <w:szCs w:val="21"/>
-              </w:rPr>
-              <w:t xml:space="preserve">MRR 平均倒数排名</w:t>
-            </w:r>
-          </w:p>
-        </w:tc>
-        <w:tc>
-          <w:tcPr>
-            <w:tcW w:type="dxa" w:w="2929"/>
-            <w:tcMar>
-              <w:top w:type="dxa" w:w="70"/>
-              <w:left w:type="dxa" w:w="120"/>
-              <w:bottom w:type="dxa" w:w="70"/>
-              <w:right w:type="dxa" w:w="120"/>
-            </w:tcMar>
-            <w:vAlign w:val="center"/>
-          </w:tcPr>
-          <w:p>
-            <w:pPr>
-              <w:spacing w:line="300"/>
-              <w:jc w:val="left"/>
-            </w:pPr>
-            <w:r>
-              <w:rPr>
-                <w:rFonts w:ascii="Calibri" w:eastAsia="Microsoft YaHei"/>
-                <w:color w:val="1A2B33"/>
-                <w:sz w:val="21"/>
-                <w:szCs w:val="21"/>
-              </w:rPr>
-              <w:t xml:space="preserve">第一条相关结果排得有多靠前</w:t>
-            </w:r>
-          </w:p>
-        </w:tc>
-      </w:tr>
-      <w:tr>
-        <w:trPr>
-          <w:cantSplit/>
-        </w:trPr>
-        <w:tc>
-          <w:tcPr>
-            <w:tcW w:type="dxa" w:w="2929"/>
-            <w:shd w:fill="EDF3F5" w:val="clear"/>
-            <w:tcMar>
-              <w:top w:type="dxa" w:w="70"/>
-              <w:left w:type="dxa" w:w="120"/>
-              <w:bottom w:type="dxa" w:w="70"/>
-              <w:right w:type="dxa" w:w="120"/>
-            </w:tcMar>
-            <w:vAlign w:val="center"/>
-          </w:tcPr>
-          <w:p>
-            <w:pPr>
-              <w:spacing w:line="300"/>
-              <w:jc w:val="left"/>
-            </w:pPr>
-            <w:r>
-              <w:rPr>
-                <w:rFonts w:ascii="Calibri" w:eastAsia="Microsoft YaHei"/>
-                <w:color w:val="1A2B33"/>
-                <w:sz w:val="21"/>
-                <w:szCs w:val="21"/>
-              </w:rPr>
-              <w:t xml:space="preserve">生成层</w:t>
-            </w:r>
-          </w:p>
-        </w:tc>
-        <w:tc>
-          <w:tcPr>
-            <w:tcW w:type="dxa" w:w="2929"/>
-            <w:shd w:fill="EDF3F5" w:val="clear"/>
-            <w:tcMar>
-              <w:top w:type="dxa" w:w="70"/>
-              <w:left w:type="dxa" w:w="120"/>
-              <w:bottom w:type="dxa" w:w="70"/>
-              <w:right w:type="dxa" w:w="120"/>
-            </w:tcMar>
-            <w:vAlign w:val="center"/>
-          </w:tcPr>
-          <w:p>
-            <w:pPr>
-              <w:spacing w:line="300"/>
-              <w:jc w:val="left"/>
-            </w:pPr>
-            <w:r>
-              <w:rPr>
-                <w:rFonts w:ascii="Calibri" w:eastAsia="Microsoft YaHei"/>
-                <w:color w:val="1A2B33"/>
-                <w:sz w:val="21"/>
-                <w:szCs w:val="21"/>
-              </w:rPr>
-              <w:t xml:space="preserve">Faithfulness 忠实度</w:t>
-            </w:r>
-          </w:p>
-        </w:tc>
-        <w:tc>
-          <w:tcPr>
-            <w:tcW w:type="dxa" w:w="2929"/>
-            <w:shd w:fill="EDF3F5" w:val="clear"/>
-            <w:tcMar>
-              <w:top w:type="dxa" w:w="70"/>
-              <w:left w:type="dxa" w:w="120"/>
-              <w:bottom w:type="dxa" w:w="70"/>
-              <w:right w:type="dxa" w:w="120"/>
-            </w:tcMar>
-            <w:vAlign w:val="center"/>
-          </w:tcPr>
-          <w:p>
-            <w:pPr>
-              <w:spacing w:line="300"/>
-              <w:jc w:val="left"/>
-            </w:pPr>
-            <w:r>
-              <w:rPr>
-                <w:rFonts w:ascii="Calibri" w:eastAsia="Microsoft YaHei"/>
-                <w:color w:val="1A2B33"/>
-                <w:sz w:val="21"/>
-                <w:szCs w:val="21"/>
-              </w:rPr>
-              <w:t xml:space="preserve">答案是否严格基于检索上下文而非编造</w:t>
-            </w:r>
-          </w:p>
-        </w:tc>
-      </w:tr>
-      <w:tr>
-        <w:trPr>
-          <w:cantSplit/>
-        </w:trPr>
-        <w:tc>
-          <w:tcPr>
-            <w:tcW w:type="dxa" w:w="2929"/>
-            <w:tcMar>
-              <w:top w:type="dxa" w:w="70"/>
-              <w:left w:type="dxa" w:w="120"/>
-              <w:bottom w:type="dxa" w:w="70"/>
-              <w:right w:type="dxa" w:w="120"/>
-            </w:tcMar>
-            <w:vAlign w:val="center"/>
-          </w:tcPr>
-          <w:p>
-            <w:pPr>
-              <w:spacing w:line="300"/>
-              <w:jc w:val="left"/>
-            </w:pPr>
-            <w:r>
-              <w:rPr>
-                <w:rFonts w:ascii="Calibri" w:eastAsia="Microsoft YaHei"/>
-                <w:color w:val="1A2B33"/>
-                <w:sz w:val="21"/>
-                <w:szCs w:val="21"/>
-              </w:rPr>
-              <w:t xml:space="preserve">生成层</w:t>
-            </w:r>
-          </w:p>
-        </w:tc>
-        <w:tc>
-          <w:tcPr>
-            <w:tcW w:type="dxa" w:w="2929"/>
-            <w:tcMar>
-              <w:top w:type="dxa" w:w="70"/>
-              <w:left w:type="dxa" w:w="120"/>
-              <w:bottom w:type="dxa" w:w="70"/>
-              <w:right w:type="dxa" w:w="120"/>
-            </w:tcMar>
-            <w:vAlign w:val="center"/>
-          </w:tcPr>
-          <w:p>
-            <w:pPr>
-              <w:spacing w:line="300"/>
-              <w:jc w:val="left"/>
-            </w:pPr>
-            <w:r>
-              <w:rPr>
-                <w:rFonts w:ascii="Calibri" w:eastAsia="Microsoft YaHei"/>
-                <w:color w:val="1A2B33"/>
-                <w:sz w:val="21"/>
-                <w:szCs w:val="21"/>
-              </w:rPr>
-              <w:t xml:space="preserve">Answer Relevance 答案相关性</w:t>
-            </w:r>
-          </w:p>
-        </w:tc>
-        <w:tc>
-          <w:tcPr>
-            <w:tcW w:type="dxa" w:w="2929"/>
-            <w:tcMar>
-              <w:top w:type="dxa" w:w="70"/>
-              <w:left w:type="dxa" w:w="120"/>
-              <w:bottom w:type="dxa" w:w="70"/>
-              <w:right w:type="dxa" w:w="120"/>
-            </w:tcMar>
-            <w:vAlign w:val="center"/>
-          </w:tcPr>
-          <w:p>
-            <w:pPr>
-              <w:spacing w:line="300"/>
-              <w:jc w:val="left"/>
-            </w:pPr>
-            <w:r>
-              <w:rPr>
-                <w:rFonts w:ascii="Calibri" w:eastAsia="Microsoft YaHei"/>
-                <w:color w:val="1A2B33"/>
-                <w:sz w:val="21"/>
-                <w:szCs w:val="21"/>
-              </w:rPr>
-              <w:t xml:space="preserve">答案是否切题、直击用户所问</w:t>
-            </w:r>
-          </w:p>
-        </w:tc>
-      </w:tr>
-      <w:tr>
-        <w:trPr>
-          <w:cantSplit/>
-        </w:trPr>
-        <w:tc>
-          <w:tcPr>
-            <w:tcW w:type="dxa" w:w="2929"/>
-            <w:shd w:fill="EDF3F5" w:val="clear"/>
-            <w:tcMar>
-              <w:top w:type="dxa" w:w="70"/>
-              <w:left w:type="dxa" w:w="120"/>
-              <w:bottom w:type="dxa" w:w="70"/>
-              <w:right w:type="dxa" w:w="120"/>
-            </w:tcMar>
-            <w:vAlign w:val="center"/>
-          </w:tcPr>
-          <w:p>
-            <w:pPr>
-              <w:spacing w:line="300"/>
-              <w:jc w:val="left"/>
-            </w:pPr>
-            <w:r>
-              <w:rPr>
-                <w:rFonts w:ascii="Calibri" w:eastAsia="Microsoft YaHei"/>
-                <w:color w:val="1A2B33"/>
-                <w:sz w:val="21"/>
-                <w:szCs w:val="21"/>
-              </w:rPr>
-              <w:t xml:space="preserve">生成层</w:t>
-            </w:r>
-          </w:p>
-        </w:tc>
-        <w:tc>
-          <w:tcPr>
-            <w:tcW w:type="dxa" w:w="2929"/>
-            <w:shd w:fill="EDF3F5" w:val="clear"/>
-            <w:tcMar>
-              <w:top w:type="dxa" w:w="70"/>
-              <w:left w:type="dxa" w:w="120"/>
-              <w:bottom w:type="dxa" w:w="70"/>
-              <w:right w:type="dxa" w:w="120"/>
-            </w:tcMar>
-            <w:vAlign w:val="center"/>
-          </w:tcPr>
-          <w:p>
-            <w:pPr>
-              <w:spacing w:line="300"/>
-              <w:jc w:val="left"/>
-            </w:pPr>
-            <w:r>
-              <w:rPr>
-                <w:rFonts w:ascii="Calibri" w:eastAsia="Microsoft YaHei"/>
-                <w:color w:val="1A2B33"/>
-                <w:sz w:val="21"/>
-                <w:szCs w:val="21"/>
-              </w:rPr>
-              <w:t xml:space="preserve">引用准确性</w:t>
-            </w:r>
-          </w:p>
-        </w:tc>
-        <w:tc>
-          <w:tcPr>
-            <w:tcW w:type="dxa" w:w="2929"/>
-            <w:shd w:fill="EDF3F5" w:val="clear"/>
-            <w:tcMar>
-              <w:top w:type="dxa" w:w="70"/>
-              <w:left w:type="dxa" w:w="120"/>
-              <w:bottom w:type="dxa" w:w="70"/>
-              <w:right w:type="dxa" w:w="120"/>
-            </w:tcMar>
-            <w:vAlign w:val="center"/>
-          </w:tcPr>
-          <w:p>
-            <w:pPr>
-              <w:spacing w:line="300"/>
-              <w:jc w:val="left"/>
-            </w:pPr>
-            <w:r>
-              <w:rPr>
-                <w:rFonts w:ascii="Calibri" w:eastAsia="Microsoft YaHei"/>
-                <w:color w:val="1A2B33"/>
-                <w:sz w:val="21"/>
-                <w:szCs w:val="21"/>
-              </w:rPr>
-              <w:t xml:space="preserve">所标注的来源是否真的支持对应结论</w:t>
-            </w:r>
-          </w:p>
-        </w:tc>
-      </w:tr>
-    </w:tbl>
-    <w:p>
-      <w:pPr>
-        <w:spacing w:after="120"/>
-      </w:pPr>
-    </w:p>
-    <w:p>
-      <w:pPr>
-        <w:spacing w:line="312"/>
-        <w:ind w:firstLine="480"/>
-        <w:jc w:val="both"/>
-      </w:pPr>
-      <w:r>
-        <w:rPr>
-          <w:rFonts w:ascii="Calibri" w:eastAsia="Microsoft YaHei"/>
-          <w:color w:val="1A2B33"/>
-          <w:sz w:val="24"/>
-          <w:szCs w:val="24"/>
-        </w:rPr>
-        <w:t xml:space="preserve">两层指标对应两条优化路径：命中率低，问题在索引与检索侧——回头检查切分、嵌入模型、混合搜索与重排；命中高而忠实度低，问题在生成侧——检查提示词规则、上下文排版与拒答逻辑。指标从哪来？检索层指标需要标注“哪些文档相关”（可用大模型辅助预标注再加人工校对）；生成层的忠实度等指标常用 RAGAS 这类基于大模型评判（LLM-as-a-Judge）的框架自动打分，成本低但有主观性，关键项目仍需人工抽检校准。指标体系是第三章所有优化手段的裁判：alpha 配比、重排开关、HyDE 去留，都让数据发言。完整的评估工程——评估集构建、回归测试、线上指标——留待卷15 展开。</w:t>
-      </w:r>
-    </w:p>
-    <w:p>
-      <w:pPr>
-        <w:spacing w:line="312"/>
-        <w:ind w:firstLine="480"/>
-        <w:jc w:val="both"/>
-      </w:pPr>
-      <w:r>
-        <w:rPr>
-          <w:rFonts w:ascii="Calibri" w:eastAsia="Microsoft YaHei"/>
-          <w:color w:val="1A2B33"/>
-          <w:sz w:val="24"/>
-          <w:szCs w:val="24"/>
-        </w:rPr>
-        <w:t xml:space="preserve">图5-2 把这套「先分诊再下药」的思路画成了诊台。它在实战中的价值怎么强调都不过分：RAG 调优最大的时间黑洞，就是没分清病因就开始乱调参数——把病型二当成病型一去换嵌入模型，折腾两周毫无起色；分对诊，对症的改动往往一天内就能见效。</w:t>
-      </w:r>
-    </w:p>
-    <w:p>
-      <w:pPr>
-        <w:keepNext/>
-        <w:spacing w:after="40" w:before="160"/>
-        <w:jc w:val="center"/>
-      </w:pPr>
-      <w:r>
-        <w:drawing>
-          <wp:inline distT="0" distB="0" distL="0" distR="0">
-            <wp:extent cx="5486400" cy="3295650"/>
             <wp:effectExtent t="0" r="0" b="0" l="0"/>
             <wp:docPr id="1" name="" descr="" title=""/>
             <wp:cNvGraphicFramePr>
@@ -12488,7 +14177,7 @@
                   <pic:spPr bwMode="auto">
                     <a:xfrm>
                       <a:off x="0" y="0"/>
-                      <a:ext cx="5486400" cy="3295650"/>
+                      <a:ext cx="5391150" cy="3238500"/>
                     </a:xfrm>
                     <a:prstGeom prst="rect">
                       <a:avLst/>
@@ -12516,29 +14205,24 @@
           <w:sz w:val="21"/>
           <w:szCs w:val="21"/>
         </w:rPr>
-        <w:t xml:space="preserve">图5-2 RAG 病三分诊：没找到修检索、排得差加重排、答偏修提示词</w:t>
-      </w:r>
-    </w:p>
-    <w:p>
-      <w:pPr>
-        <w:pStyle w:val="Heading1"/>
-        <w:keepNext/>
-        <w:pageBreakBefore/>
-        <w:spacing w:after="200" w:before="360" w:line="400" w:lineRule="atLeast"/>
-      </w:pPr>
-      <w:bookmarkStart w:id="100037" w:name="_Toc100037"/>
-      <w:r>
-        <w:rPr>
-          <w:rFonts w:ascii="Calibri" w:eastAsia="SimHei"/>
-          <w:b/>
-          <w:bCs/>
-          <w:color w:val="16324A"/>
-          <w:sz w:val="32"/>
-          <w:szCs w:val="32"/>
-        </w:rPr>
-        <w:t xml:space="preserve">第六章 LlamaIndex 框架深度：RAG 工程的另一条主线</w:t>
-      </w:r>
-      <w:bookmarkEnd w:id="100037"/>
+        <w:t xml:space="preserve">图5-1 Agentic RAG 的决策循环</w:t>
+      </w:r>
+    </w:p>
+    <w:p>
+      <w:pPr>
+        <w:spacing w:line="312"/>
+        <w:ind w:firstLine="480"/>
+        <w:jc w:val="both"/>
+      </w:pPr>
+      <w:r>
+        <w:rPr>
+          <w:rFonts w:ascii="Calibri" w:eastAsia="Microsoft YaHei"/>
+          <w:color w:val="1A2B33"/>
+          <w:sz w:val="24"/>
+          <w:szCs w:val="24"/>
+        </w:rPr>
+        <w:t xml:space="preserve">图5-1 描绘了这个循环：模型先判断问题是否需要检索（闲聊与常识题直接回答，节省延迟与成本）；需要时规划检索方向、生成查询，执行后自我评估——证据够不够回答？不够就改写追问、多跳深挖，够则综合生成带引用的答案。全程需要护栏托底：循环轮数上限、检索预算、以及关键决策的人工审批点——这些保险丝的设计原理与卷十二的循环控制一脉相承。实现路线上有轻重的两派，下面两节分别展开。</w:t>
+      </w:r>
     </w:p>
     <w:p>
       <w:pPr>
@@ -12556,7 +14240,7 @@
           <w:sz w:val="28"/>
           <w:szCs w:val="28"/>
         </w:rPr>
-        <w:t xml:space="preserve">6.1 为什么单独讲 LlamaIndex</w:t>
+        <w:t xml:space="preserve">5.2 Search-R1 与 ReSearch：让模型学会何时检索</w:t>
       </w:r>
       <w:bookmarkEnd w:id="100038"/>
     </w:p>
@@ -12573,7 +14257,7 @@
           <w:sz w:val="24"/>
           <w:szCs w:val="24"/>
         </w:rPr>
-        <w:t xml:space="preserve">前五章我们把 RAG 当作一种“模式”来拆解：理解原理、掌握切分与检索策略、做完评估闭环。然而把这些原理落进代码时，你会发现市面上有两条主流框架路径——LangChain 与 LlamaIndex。前者强调“组件齐全、灵活拼装”，适合需要把 LLM 调用、工具、记忆、Agent 编排一锅炖的场景；后者从一开始就把“把外部知识高效喂给 LLM”作为唯一焦点，沿着数据接入、索引、查询、响应合成这条路径深耕，是 RAG 工程化最值得掌握的“另一条主线”。</w:t>
+        <w:t xml:space="preserve">轻量派走提示工程路线：不训练模型，靠精心设计的提示词与编排逻辑，让通用大模型扮演研究助手——代表项目有 gpt-researcher、deep-searcher 等。模型在循环中被要求“先思考需要什么信息，再发起搜索，评估结果，必要时继续”，多轮迭代后输出综合结论。这条路部署简单、随换随用，效果高度依赖底座模型的推理能力与提示词质量，是多数团队当下就能落地的选择。</w:t>
       </w:r>
     </w:p>
     <w:p>
@@ -12589,7 +14273,7 @@
           <w:sz w:val="24"/>
           <w:szCs w:val="24"/>
         </w:rPr>
-        <w:t xml:space="preserve">LlamaIndex 早期叫 GPT Index，2023 年改名后定位更清晰：从“非结构化数据预处理 + 高质量索引 + 灵活查询”切入，把“Data Framework for LLMs”作为口号。它的特点决定了它的适用面：需要对接几十种数据源（PDF、Notion、Slack、数据库、API），索引策略需要根据业务频繁切换（图谱、向量、列表、关键词），需要把同一份知识用于多种回答形态（问答、摘要、结构化抽取、Agent 工具），以及团队希望快速从原型走到生产。LlamaIndex 在这四类场景中往往比“通用大杂烩”框架更顺手；反过来，如果你要造的是一个通用 Agent 编排系统、需要细粒度的状态管理，那 LangGraph / LangChain 一侧的工具更对路。</w:t>
+        <w:t xml:space="preserve">重量派则用强化学习把检索能力直接训练进模型。Search-R1（2025 年，UIUC 等机构）是代表：模型在推理中输出特殊动作标签——思考过程用 think 标签、发起搜索用 search 标签、检索结果以 information 标签回填、最终答案用 answer 标签收束——训练奖励只看最终答案对不对，模型自主学会何时插入搜索动作。一个关键设计是对检索返回的文本做损失屏蔽（loss masking）：检索内容不参与语言建模损失，迫使模型学的是“怎么查、怎么用”，而不是“背诵检索到的内容”。基于 Qwen2.5-7B 的版本在七个问答数据集上平均相对提升四成，且展现出零样本迁移与自发的反思纠错行为。</w:t>
       </w:r>
     </w:p>
     <w:p>
@@ -12605,7 +14289,858 @@
           <w:sz w:val="24"/>
           <w:szCs w:val="24"/>
         </w:rPr>
-        <w:t xml:space="preserve">本章不重复 RAG 的通用原理，而是聚焦 LlamaIndex 的抽象体系与工程范式：它的核心数据对象是什么、索引与查询引擎如何分层、Workflows 新范式为何重要、与 LangChain 如何互补选型。学完本章，你将能够独立搭建一个生产级 LlamaIndex 应用，并理解何时该用它、何时该绕开框架直接用底层 SDK。</w:t>
+        <w:t xml:space="preserve">同期的 ReSearch（发表于 NeurIPS 2025）理念更进一步：把搜索操作当作推理链中的一等原语——搜索不是外挂工具，而是与“思考”平级的推理动作，同样仅凭最终答案正确性做 GRPO 强化学习训练，平均精确匹配提升约十六个百分点。训练后的模型出现了有趣的自发行为：发现检索结果不理想时，会生成“我刚才的查询有问题”之类的反思并重写更精确的查询。产品层面，OpenAI 的 Deep Research 展示了这条路线的落地形态：自主浏览网页、阅读文件、运行代码，二十分钟左右产出一份带完整引用的研究报告，在专家级基准 Humanity's Last Exam 上取得 26.6% 的准确率，远超当时最强通用模型的个位数成绩。这些工作共同证明：检索策略不必人工编排，它是可以被学会的。</w:t>
+      </w:r>
+    </w:p>
+    <w:p>
+      <w:pPr>
+        <w:pStyle w:val="Heading2"/>
+        <w:keepNext/>
+        <w:spacing w:after="140" w:before="280" w:line="360" w:lineRule="atLeast"/>
+      </w:pPr>
+      <w:bookmarkStart w:id="100039" w:name="_Toc100039"/>
+      <w:r>
+        <w:rPr>
+          <w:rFonts w:ascii="Calibri" w:eastAsia="SimHei"/>
+          <w:b/>
+          <w:bCs/>
+          <w:color w:val="1B4A5C"/>
+          <w:sz w:val="28"/>
+          <w:szCs w:val="28"/>
+        </w:rPr>
+        <w:t xml:space="preserve">5.3 GraphRAG：用知识图谱回答全局问题</w:t>
+      </w:r>
+      <w:bookmarkEnd w:id="100039"/>
+    </w:p>
+    <w:p>
+      <w:pPr>
+        <w:spacing w:line="312"/>
+        <w:ind w:firstLine="480"/>
+        <w:jc w:val="both"/>
+      </w:pPr>
+      <w:r>
+        <w:rPr>
+          <w:rFonts w:ascii="Calibri" w:eastAsia="Microsoft YaHei"/>
+          <w:color w:val="1A2B33"/>
+          <w:sz w:val="24"/>
+          <w:szCs w:val="24"/>
+        </w:rPr>
+        <w:t xml:space="preserve">向量 RAG 还有一类结构性盲区：全局性、汇总性问题。“这批文档的核心主题是什么？”“不同项目之间有哪些共同的依赖风险？”这类问题的答案不在任何一段文字里，而是分散在全部文档中的模式——它需要综合与归纳。而相似度检索的机制决定了它只能找到与问题字面相似的局部片段：问“主要主题”，它捞回来的恰好是包含“主题”一词的那些段落，真正的全局图景反而缺席。</w:t>
+      </w:r>
+    </w:p>
+    <w:p>
+      <w:pPr>
+        <w:spacing w:line="312"/>
+        <w:ind w:firstLine="480"/>
+        <w:jc w:val="both"/>
+      </w:pPr>
+      <w:r>
+        <w:rPr>
+          <w:rFonts w:ascii="Calibri" w:eastAsia="Microsoft YaHei"/>
+          <w:color w:val="1A2B33"/>
+          <w:sz w:val="24"/>
+          <w:szCs w:val="24"/>
+        </w:rPr>
+        <w:t xml:space="preserve">微软研究院 2024 年提出的 GraphRAG 换了一条路：索引阶段，用大模型从文本块中抽取实体（人物、组织、地点、概念）与关系，构建知识图谱；再用社区检测算法（Leiden）把图谱划成层次化的社区——大社区是大主题，小社区是子话题；最后让大模型为每个社区生成结构化摘要。查询阶段双模式分工：全局搜索把问题并行发给各社区摘要，以 Map-Reduce 方式汇总成覆盖全库的宏观回答，擅长“这批资料在讲什么”；局部搜索从命中的实体出发沿图谱扩展关联上下文，擅长“这个实体的细节”。向量检索找局部，图谱摘要看全局，两者互补。</w:t>
+      </w:r>
+    </w:p>
+    <w:p>
+      <w:pPr>
+        <w:spacing w:line="312"/>
+        <w:ind w:firstLine="480"/>
+        <w:jc w:val="both"/>
+      </w:pPr>
+      <w:r>
+        <w:rPr>
+          <w:rFonts w:ascii="Calibri" w:eastAsia="Microsoft YaHei"/>
+          <w:color w:val="1A2B33"/>
+          <w:sz w:val="24"/>
+          <w:szCs w:val="24"/>
+        </w:rPr>
+        <w:t xml:space="preserve">GraphRAG 的代价是索引成本：实体抽取、关系抽取、社区摘要全要调用大模型，索引开销可达向量 RAG 的十到二十倍。微软随后提出的 LazyGraphRAG 用“延迟智能”化解——索引阶段完全不调用大模型，只用名词短语等轻量技术搭概念图，把所有智能开销推迟到查询时按需支付，索引成本降到传统 GraphRAG 的千分之一，与向量 RAG 基本持平。社区还有更轻的变体：LightRAG 把建图成本压到约百分之一，nano-graphrag 用千余行代码实现了核心思想。选型建议：知识库稳定、全局分析是刚需且预算充足时上 GraphRAG；知识库频繁更新、偶有全局问题时，LazyGraphRAG 或“向量 RAG 加定期人工综述”更经济。</w:t>
+      </w:r>
+    </w:p>
+    <w:p>
+      <w:pPr>
+        <w:pStyle w:val="Heading2"/>
+        <w:keepNext/>
+        <w:spacing w:after="140" w:before="280" w:line="360" w:lineRule="atLeast"/>
+      </w:pPr>
+      <w:bookmarkStart w:id="100040" w:name="_Toc100040"/>
+      <w:r>
+        <w:rPr>
+          <w:rFonts w:ascii="Calibri" w:eastAsia="SimHei"/>
+          <w:b/>
+          <w:bCs/>
+          <w:color w:val="1B4A5C"/>
+          <w:sz w:val="28"/>
+          <w:szCs w:val="28"/>
+        </w:rPr>
+        <w:t xml:space="preserve">5.4 多模态 RAG：知识不只有文字</w:t>
+      </w:r>
+      <w:bookmarkEnd w:id="100040"/>
+    </w:p>
+    <w:p>
+      <w:pPr>
+        <w:spacing w:line="312"/>
+        <w:ind w:firstLine="480"/>
+        <w:jc w:val="both"/>
+      </w:pPr>
+      <w:r>
+        <w:rPr>
+          <w:rFonts w:ascii="Calibri" w:eastAsia="Microsoft YaHei"/>
+          <w:color w:val="1A2B33"/>
+          <w:sz w:val="24"/>
+          <w:szCs w:val="24"/>
+        </w:rPr>
+        <w:t xml:space="preserve">企业知识存量中，文字只占一部分：产品手册里是标注尺寸的图纸，财报里是柱状图与表格截图，运维知识库里是架构图与告警面板截图。多模态 RAG 要解决的就是“图文混合知识的检索与问答”，当前有两条主流技术路线。</w:t>
+      </w:r>
+    </w:p>
+    <w:p>
+      <w:pPr>
+        <w:spacing w:line="312"/>
+        <w:ind w:firstLine="480"/>
+        <w:jc w:val="both"/>
+      </w:pPr>
+      <w:r>
+        <w:rPr>
+          <w:rFonts w:ascii="Calibri" w:eastAsia="Microsoft YaHei"/>
+          <w:color w:val="1A2B33"/>
+          <w:sz w:val="24"/>
+          <w:szCs w:val="24"/>
+        </w:rPr>
+        <w:t xml:space="preserve">第一条是描述化路线：用视觉语言模型把图片“翻译”成文字描述（必要时连同图表数据的结构化转写），把描述文本作为普通片段入库，检索与生成沿用既有文本管道。它实现简单、与现有系统无缝衔接，但有信息损耗——图表中的精确数值、空间关系在转述中容易失真。第二条是视觉嵌入路线：用图文对齐模型（如 CLIP 类）或文档页面向量模型（如 ColPali）直接把图像编码为向量，用户问题与图像在同一语义空间中匹配，命中的是原始图像，再由多模态模型读图作答。它保真度高，尤其擅长表格与版面密集的扫描文档，但需要多模态嵌入与生成模型的完整基建。两条路线的选择与图文混检的工程细节，是当前 RAG 前沿最活跃的方向之一，建议结合第五章评估方法自行实验。</w:t>
+      </w:r>
+    </w:p>
+    <w:p>
+      <w:pPr>
+        <w:pStyle w:val="Heading2"/>
+        <w:keepNext/>
+        <w:spacing w:after="140" w:before="280" w:line="360" w:lineRule="atLeast"/>
+      </w:pPr>
+      <w:bookmarkStart w:id="100041" w:name="_Toc100041"/>
+      <w:r>
+        <w:rPr>
+          <w:rFonts w:ascii="Calibri" w:eastAsia="SimHei"/>
+          <w:b/>
+          <w:bCs/>
+          <w:color w:val="1B4A5C"/>
+          <w:sz w:val="28"/>
+          <w:szCs w:val="28"/>
+        </w:rPr>
+        <w:t xml:space="preserve">5.5 评估指标速览：用数据代替感觉</w:t>
+      </w:r>
+      <w:bookmarkEnd w:id="100041"/>
+    </w:p>
+    <w:p>
+      <w:pPr>
+        <w:spacing w:line="312"/>
+        <w:ind w:firstLine="480"/>
+        <w:jc w:val="both"/>
+      </w:pPr>
+      <w:r>
+        <w:rPr>
+          <w:rFonts w:ascii="Calibri" w:eastAsia="Microsoft YaHei"/>
+          <w:color w:val="1A2B33"/>
+          <w:sz w:val="24"/>
+          <w:szCs w:val="24"/>
+        </w:rPr>
+        <w:t xml:space="preserve">本卷反复出现“用评估集说话”，这里把常用指标汇总备查。RAG 评估分两层：检索层衡量“找没找到”，生成层衡量“答得实不实”。</w:t>
+      </w:r>
+    </w:p>
+    <w:p>
+      <w:pPr>
+        <w:keepNext/>
+        <w:spacing w:after="60" w:before="200" w:line="312"/>
+        <w:jc w:val="center"/>
+      </w:pPr>
+      <w:r>
+        <w:rPr>
+          <w:rFonts w:ascii="Calibri" w:eastAsia="Microsoft YaHei"/>
+          <w:b/>
+          <w:bCs/>
+          <w:color w:val="5A6B76"/>
+          <w:sz w:val="21"/>
+          <w:szCs w:val="21"/>
+        </w:rPr>
+        <w:t xml:space="preserve">表5-1 RAG 常用评估指标速览</w:t>
+      </w:r>
+    </w:p>
+    <w:tbl>
+      <w:tblPr>
+        <w:tblW w:type="dxa" w:w="8788"/>
+        <w:tblBorders>
+          <w:top w:val="single" w:color="1B6B7A" w:sz="4"/>
+          <w:left w:val="none" w:color="FFFFFF" w:sz="0"/>
+          <w:bottom w:val="single" w:color="1B6B7A" w:sz="4"/>
+          <w:right w:val="none" w:color="FFFFFF" w:sz="0"/>
+          <w:insideH w:val="single" w:color="C8DDE2" w:sz="1"/>
+          <w:insideV w:val="none" w:color="FFFFFF" w:sz="0"/>
+        </w:tblBorders>
+        <w:tblLayout w:type="fixed"/>
+      </w:tblPr>
+      <w:tblGrid>
+        <w:gridCol w:w="2929"/>
+        <w:gridCol w:w="2929"/>
+        <w:gridCol w:w="2929"/>
+      </w:tblGrid>
+      <w:tr>
+        <w:trPr>
+          <w:cantSplit/>
+          <w:tblHeader/>
+        </w:trPr>
+        <w:tc>
+          <w:tcPr>
+            <w:tcW w:type="dxa" w:w="2929"/>
+            <w:shd w:fill="1B6B7A" w:val="clear"/>
+            <w:tcMar>
+              <w:top w:type="dxa" w:w="80"/>
+              <w:left w:type="dxa" w:w="120"/>
+              <w:bottom w:type="dxa" w:w="80"/>
+              <w:right w:type="dxa" w:w="120"/>
+            </w:tcMar>
+            <w:vAlign w:val="center"/>
+          </w:tcPr>
+          <w:p>
+            <w:pPr>
+              <w:spacing w:line="300"/>
+              <w:jc w:val="center"/>
+            </w:pPr>
+            <w:r>
+              <w:rPr>
+                <w:rFonts w:ascii="Calibri" w:eastAsia="Microsoft YaHei"/>
+                <w:b/>
+                <w:bCs/>
+                <w:color w:val="FFFFFF"/>
+                <w:sz w:val="21"/>
+                <w:szCs w:val="21"/>
+              </w:rPr>
+              <w:t xml:space="preserve">环节</w:t>
+            </w:r>
+          </w:p>
+        </w:tc>
+        <w:tc>
+          <w:tcPr>
+            <w:tcW w:type="dxa" w:w="2929"/>
+            <w:shd w:fill="1B6B7A" w:val="clear"/>
+            <w:tcMar>
+              <w:top w:type="dxa" w:w="80"/>
+              <w:left w:type="dxa" w:w="120"/>
+              <w:bottom w:type="dxa" w:w="80"/>
+              <w:right w:type="dxa" w:w="120"/>
+            </w:tcMar>
+            <w:vAlign w:val="center"/>
+          </w:tcPr>
+          <w:p>
+            <w:pPr>
+              <w:spacing w:line="300"/>
+              <w:jc w:val="center"/>
+            </w:pPr>
+            <w:r>
+              <w:rPr>
+                <w:rFonts w:ascii="Calibri" w:eastAsia="Microsoft YaHei"/>
+                <w:b/>
+                <w:bCs/>
+                <w:color w:val="FFFFFF"/>
+                <w:sz w:val="21"/>
+                <w:szCs w:val="21"/>
+              </w:rPr>
+              <w:t xml:space="preserve">指标</w:t>
+            </w:r>
+          </w:p>
+        </w:tc>
+        <w:tc>
+          <w:tcPr>
+            <w:tcW w:type="dxa" w:w="2929"/>
+            <w:shd w:fill="1B6B7A" w:val="clear"/>
+            <w:tcMar>
+              <w:top w:type="dxa" w:w="80"/>
+              <w:left w:type="dxa" w:w="120"/>
+              <w:bottom w:type="dxa" w:w="80"/>
+              <w:right w:type="dxa" w:w="120"/>
+            </w:tcMar>
+            <w:vAlign w:val="center"/>
+          </w:tcPr>
+          <w:p>
+            <w:pPr>
+              <w:spacing w:line="300"/>
+              <w:jc w:val="center"/>
+            </w:pPr>
+            <w:r>
+              <w:rPr>
+                <w:rFonts w:ascii="Calibri" w:eastAsia="Microsoft YaHei"/>
+                <w:b/>
+                <w:bCs/>
+                <w:color w:val="FFFFFF"/>
+                <w:sz w:val="21"/>
+                <w:szCs w:val="21"/>
+              </w:rPr>
+              <w:t xml:space="preserve">衡量什么</w:t>
+            </w:r>
+          </w:p>
+        </w:tc>
+      </w:tr>
+      <w:tr>
+        <w:trPr>
+          <w:cantSplit/>
+        </w:trPr>
+        <w:tc>
+          <w:tcPr>
+            <w:tcW w:type="dxa" w:w="2929"/>
+            <w:tcMar>
+              <w:top w:type="dxa" w:w="70"/>
+              <w:left w:type="dxa" w:w="120"/>
+              <w:bottom w:type="dxa" w:w="70"/>
+              <w:right w:type="dxa" w:w="120"/>
+            </w:tcMar>
+            <w:vAlign w:val="center"/>
+          </w:tcPr>
+          <w:p>
+            <w:pPr>
+              <w:spacing w:line="300"/>
+              <w:jc w:val="left"/>
+            </w:pPr>
+            <w:r>
+              <w:rPr>
+                <w:rFonts w:ascii="Calibri" w:eastAsia="Microsoft YaHei"/>
+                <w:color w:val="1A2B33"/>
+                <w:sz w:val="21"/>
+                <w:szCs w:val="21"/>
+              </w:rPr>
+              <w:t xml:space="preserve">检索层</w:t>
+            </w:r>
+          </w:p>
+        </w:tc>
+        <w:tc>
+          <w:tcPr>
+            <w:tcW w:type="dxa" w:w="2929"/>
+            <w:tcMar>
+              <w:top w:type="dxa" w:w="70"/>
+              <w:left w:type="dxa" w:w="120"/>
+              <w:bottom w:type="dxa" w:w="70"/>
+              <w:right w:type="dxa" w:w="120"/>
+            </w:tcMar>
+            <w:vAlign w:val="center"/>
+          </w:tcPr>
+          <w:p>
+            <w:pPr>
+              <w:spacing w:line="300"/>
+              <w:jc w:val="left"/>
+            </w:pPr>
+            <w:r>
+              <w:rPr>
+                <w:rFonts w:ascii="Calibri" w:eastAsia="Microsoft YaHei"/>
+                <w:color w:val="1A2B33"/>
+                <w:sz w:val="21"/>
+                <w:szCs w:val="21"/>
+              </w:rPr>
+              <w:t xml:space="preserve">Hit Rate 命中率</w:t>
+            </w:r>
+          </w:p>
+        </w:tc>
+        <w:tc>
+          <w:tcPr>
+            <w:tcW w:type="dxa" w:w="2929"/>
+            <w:tcMar>
+              <w:top w:type="dxa" w:w="70"/>
+              <w:left w:type="dxa" w:w="120"/>
+              <w:bottom w:type="dxa" w:w="70"/>
+              <w:right w:type="dxa" w:w="120"/>
+            </w:tcMar>
+            <w:vAlign w:val="center"/>
+          </w:tcPr>
+          <w:p>
+            <w:pPr>
+              <w:spacing w:line="300"/>
+              <w:jc w:val="left"/>
+            </w:pPr>
+            <w:r>
+              <w:rPr>
+                <w:rFonts w:ascii="Calibri" w:eastAsia="Microsoft YaHei"/>
+                <w:color w:val="1A2B33"/>
+                <w:sz w:val="21"/>
+                <w:szCs w:val="21"/>
+              </w:rPr>
+              <w:t xml:space="preserve">前 K 条结果中至少含一条相关文档的比例</w:t>
+            </w:r>
+          </w:p>
+        </w:tc>
+      </w:tr>
+      <w:tr>
+        <w:trPr>
+          <w:cantSplit/>
+        </w:trPr>
+        <w:tc>
+          <w:tcPr>
+            <w:tcW w:type="dxa" w:w="2929"/>
+            <w:shd w:fill="EDF3F5" w:val="clear"/>
+            <w:tcMar>
+              <w:top w:type="dxa" w:w="70"/>
+              <w:left w:type="dxa" w:w="120"/>
+              <w:bottom w:type="dxa" w:w="70"/>
+              <w:right w:type="dxa" w:w="120"/>
+            </w:tcMar>
+            <w:vAlign w:val="center"/>
+          </w:tcPr>
+          <w:p>
+            <w:pPr>
+              <w:spacing w:line="300"/>
+              <w:jc w:val="left"/>
+            </w:pPr>
+            <w:r>
+              <w:rPr>
+                <w:rFonts w:ascii="Calibri" w:eastAsia="Microsoft YaHei"/>
+                <w:color w:val="1A2B33"/>
+                <w:sz w:val="21"/>
+                <w:szCs w:val="21"/>
+              </w:rPr>
+              <w:t xml:space="preserve">检索层</w:t>
+            </w:r>
+          </w:p>
+        </w:tc>
+        <w:tc>
+          <w:tcPr>
+            <w:tcW w:type="dxa" w:w="2929"/>
+            <w:shd w:fill="EDF3F5" w:val="clear"/>
+            <w:tcMar>
+              <w:top w:type="dxa" w:w="70"/>
+              <w:left w:type="dxa" w:w="120"/>
+              <w:bottom w:type="dxa" w:w="70"/>
+              <w:right w:type="dxa" w:w="120"/>
+            </w:tcMar>
+            <w:vAlign w:val="center"/>
+          </w:tcPr>
+          <w:p>
+            <w:pPr>
+              <w:spacing w:line="300"/>
+              <w:jc w:val="left"/>
+            </w:pPr>
+            <w:r>
+              <w:rPr>
+                <w:rFonts w:ascii="Calibri" w:eastAsia="Microsoft YaHei"/>
+                <w:color w:val="1A2B33"/>
+                <w:sz w:val="21"/>
+                <w:szCs w:val="21"/>
+              </w:rPr>
+              <w:t xml:space="preserve">Recall 召回率</w:t>
+            </w:r>
+          </w:p>
+        </w:tc>
+        <w:tc>
+          <w:tcPr>
+            <w:tcW w:type="dxa" w:w="2929"/>
+            <w:shd w:fill="EDF3F5" w:val="clear"/>
+            <w:tcMar>
+              <w:top w:type="dxa" w:w="70"/>
+              <w:left w:type="dxa" w:w="120"/>
+              <w:bottom w:type="dxa" w:w="70"/>
+              <w:right w:type="dxa" w:w="120"/>
+            </w:tcMar>
+            <w:vAlign w:val="center"/>
+          </w:tcPr>
+          <w:p>
+            <w:pPr>
+              <w:spacing w:line="300"/>
+              <w:jc w:val="left"/>
+            </w:pPr>
+            <w:r>
+              <w:rPr>
+                <w:rFonts w:ascii="Calibri" w:eastAsia="Microsoft YaHei"/>
+                <w:color w:val="1A2B33"/>
+                <w:sz w:val="21"/>
+                <w:szCs w:val="21"/>
+              </w:rPr>
+              <w:t xml:space="preserve">全部相关文档中被找回来的比例</w:t>
+            </w:r>
+          </w:p>
+        </w:tc>
+      </w:tr>
+      <w:tr>
+        <w:trPr>
+          <w:cantSplit/>
+        </w:trPr>
+        <w:tc>
+          <w:tcPr>
+            <w:tcW w:type="dxa" w:w="2929"/>
+            <w:tcMar>
+              <w:top w:type="dxa" w:w="70"/>
+              <w:left w:type="dxa" w:w="120"/>
+              <w:bottom w:type="dxa" w:w="70"/>
+              <w:right w:type="dxa" w:w="120"/>
+            </w:tcMar>
+            <w:vAlign w:val="center"/>
+          </w:tcPr>
+          <w:p>
+            <w:pPr>
+              <w:spacing w:line="300"/>
+              <w:jc w:val="left"/>
+            </w:pPr>
+            <w:r>
+              <w:rPr>
+                <w:rFonts w:ascii="Calibri" w:eastAsia="Microsoft YaHei"/>
+                <w:color w:val="1A2B33"/>
+                <w:sz w:val="21"/>
+                <w:szCs w:val="21"/>
+              </w:rPr>
+              <w:t xml:space="preserve">检索层</w:t>
+            </w:r>
+          </w:p>
+        </w:tc>
+        <w:tc>
+          <w:tcPr>
+            <w:tcW w:type="dxa" w:w="2929"/>
+            <w:tcMar>
+              <w:top w:type="dxa" w:w="70"/>
+              <w:left w:type="dxa" w:w="120"/>
+              <w:bottom w:type="dxa" w:w="70"/>
+              <w:right w:type="dxa" w:w="120"/>
+            </w:tcMar>
+            <w:vAlign w:val="center"/>
+          </w:tcPr>
+          <w:p>
+            <w:pPr>
+              <w:spacing w:line="300"/>
+              <w:jc w:val="left"/>
+            </w:pPr>
+            <w:r>
+              <w:rPr>
+                <w:rFonts w:ascii="Calibri" w:eastAsia="Microsoft YaHei"/>
+                <w:color w:val="1A2B33"/>
+                <w:sz w:val="21"/>
+                <w:szCs w:val="21"/>
+              </w:rPr>
+              <w:t xml:space="preserve">MRR 平均倒数排名</w:t>
+            </w:r>
+          </w:p>
+        </w:tc>
+        <w:tc>
+          <w:tcPr>
+            <w:tcW w:type="dxa" w:w="2929"/>
+            <w:tcMar>
+              <w:top w:type="dxa" w:w="70"/>
+              <w:left w:type="dxa" w:w="120"/>
+              <w:bottom w:type="dxa" w:w="70"/>
+              <w:right w:type="dxa" w:w="120"/>
+            </w:tcMar>
+            <w:vAlign w:val="center"/>
+          </w:tcPr>
+          <w:p>
+            <w:pPr>
+              <w:spacing w:line="300"/>
+              <w:jc w:val="left"/>
+            </w:pPr>
+            <w:r>
+              <w:rPr>
+                <w:rFonts w:ascii="Calibri" w:eastAsia="Microsoft YaHei"/>
+                <w:color w:val="1A2B33"/>
+                <w:sz w:val="21"/>
+                <w:szCs w:val="21"/>
+              </w:rPr>
+              <w:t xml:space="preserve">第一条相关结果排得有多靠前</w:t>
+            </w:r>
+          </w:p>
+        </w:tc>
+      </w:tr>
+      <w:tr>
+        <w:trPr>
+          <w:cantSplit/>
+        </w:trPr>
+        <w:tc>
+          <w:tcPr>
+            <w:tcW w:type="dxa" w:w="2929"/>
+            <w:shd w:fill="EDF3F5" w:val="clear"/>
+            <w:tcMar>
+              <w:top w:type="dxa" w:w="70"/>
+              <w:left w:type="dxa" w:w="120"/>
+              <w:bottom w:type="dxa" w:w="70"/>
+              <w:right w:type="dxa" w:w="120"/>
+            </w:tcMar>
+            <w:vAlign w:val="center"/>
+          </w:tcPr>
+          <w:p>
+            <w:pPr>
+              <w:spacing w:line="300"/>
+              <w:jc w:val="left"/>
+            </w:pPr>
+            <w:r>
+              <w:rPr>
+                <w:rFonts w:ascii="Calibri" w:eastAsia="Microsoft YaHei"/>
+                <w:color w:val="1A2B33"/>
+                <w:sz w:val="21"/>
+                <w:szCs w:val="21"/>
+              </w:rPr>
+              <w:t xml:space="preserve">生成层</w:t>
+            </w:r>
+          </w:p>
+        </w:tc>
+        <w:tc>
+          <w:tcPr>
+            <w:tcW w:type="dxa" w:w="2929"/>
+            <w:shd w:fill="EDF3F5" w:val="clear"/>
+            <w:tcMar>
+              <w:top w:type="dxa" w:w="70"/>
+              <w:left w:type="dxa" w:w="120"/>
+              <w:bottom w:type="dxa" w:w="70"/>
+              <w:right w:type="dxa" w:w="120"/>
+            </w:tcMar>
+            <w:vAlign w:val="center"/>
+          </w:tcPr>
+          <w:p>
+            <w:pPr>
+              <w:spacing w:line="300"/>
+              <w:jc w:val="left"/>
+            </w:pPr>
+            <w:r>
+              <w:rPr>
+                <w:rFonts w:ascii="Calibri" w:eastAsia="Microsoft YaHei"/>
+                <w:color w:val="1A2B33"/>
+                <w:sz w:val="21"/>
+                <w:szCs w:val="21"/>
+              </w:rPr>
+              <w:t xml:space="preserve">Faithfulness 忠实度</w:t>
+            </w:r>
+          </w:p>
+        </w:tc>
+        <w:tc>
+          <w:tcPr>
+            <w:tcW w:type="dxa" w:w="2929"/>
+            <w:shd w:fill="EDF3F5" w:val="clear"/>
+            <w:tcMar>
+              <w:top w:type="dxa" w:w="70"/>
+              <w:left w:type="dxa" w:w="120"/>
+              <w:bottom w:type="dxa" w:w="70"/>
+              <w:right w:type="dxa" w:w="120"/>
+            </w:tcMar>
+            <w:vAlign w:val="center"/>
+          </w:tcPr>
+          <w:p>
+            <w:pPr>
+              <w:spacing w:line="300"/>
+              <w:jc w:val="left"/>
+            </w:pPr>
+            <w:r>
+              <w:rPr>
+                <w:rFonts w:ascii="Calibri" w:eastAsia="Microsoft YaHei"/>
+                <w:color w:val="1A2B33"/>
+                <w:sz w:val="21"/>
+                <w:szCs w:val="21"/>
+              </w:rPr>
+              <w:t xml:space="preserve">答案是否严格基于检索上下文而非编造</w:t>
+            </w:r>
+          </w:p>
+        </w:tc>
+      </w:tr>
+      <w:tr>
+        <w:trPr>
+          <w:cantSplit/>
+        </w:trPr>
+        <w:tc>
+          <w:tcPr>
+            <w:tcW w:type="dxa" w:w="2929"/>
+            <w:tcMar>
+              <w:top w:type="dxa" w:w="70"/>
+              <w:left w:type="dxa" w:w="120"/>
+              <w:bottom w:type="dxa" w:w="70"/>
+              <w:right w:type="dxa" w:w="120"/>
+            </w:tcMar>
+            <w:vAlign w:val="center"/>
+          </w:tcPr>
+          <w:p>
+            <w:pPr>
+              <w:spacing w:line="300"/>
+              <w:jc w:val="left"/>
+            </w:pPr>
+            <w:r>
+              <w:rPr>
+                <w:rFonts w:ascii="Calibri" w:eastAsia="Microsoft YaHei"/>
+                <w:color w:val="1A2B33"/>
+                <w:sz w:val="21"/>
+                <w:szCs w:val="21"/>
+              </w:rPr>
+              <w:t xml:space="preserve">生成层</w:t>
+            </w:r>
+          </w:p>
+        </w:tc>
+        <w:tc>
+          <w:tcPr>
+            <w:tcW w:type="dxa" w:w="2929"/>
+            <w:tcMar>
+              <w:top w:type="dxa" w:w="70"/>
+              <w:left w:type="dxa" w:w="120"/>
+              <w:bottom w:type="dxa" w:w="70"/>
+              <w:right w:type="dxa" w:w="120"/>
+            </w:tcMar>
+            <w:vAlign w:val="center"/>
+          </w:tcPr>
+          <w:p>
+            <w:pPr>
+              <w:spacing w:line="300"/>
+              <w:jc w:val="left"/>
+            </w:pPr>
+            <w:r>
+              <w:rPr>
+                <w:rFonts w:ascii="Calibri" w:eastAsia="Microsoft YaHei"/>
+                <w:color w:val="1A2B33"/>
+                <w:sz w:val="21"/>
+                <w:szCs w:val="21"/>
+              </w:rPr>
+              <w:t xml:space="preserve">Answer Relevance 答案相关性</w:t>
+            </w:r>
+          </w:p>
+        </w:tc>
+        <w:tc>
+          <w:tcPr>
+            <w:tcW w:type="dxa" w:w="2929"/>
+            <w:tcMar>
+              <w:top w:type="dxa" w:w="70"/>
+              <w:left w:type="dxa" w:w="120"/>
+              <w:bottom w:type="dxa" w:w="70"/>
+              <w:right w:type="dxa" w:w="120"/>
+            </w:tcMar>
+            <w:vAlign w:val="center"/>
+          </w:tcPr>
+          <w:p>
+            <w:pPr>
+              <w:spacing w:line="300"/>
+              <w:jc w:val="left"/>
+            </w:pPr>
+            <w:r>
+              <w:rPr>
+                <w:rFonts w:ascii="Calibri" w:eastAsia="Microsoft YaHei"/>
+                <w:color w:val="1A2B33"/>
+                <w:sz w:val="21"/>
+                <w:szCs w:val="21"/>
+              </w:rPr>
+              <w:t xml:space="preserve">答案是否切题、直击用户所问</w:t>
+            </w:r>
+          </w:p>
+        </w:tc>
+      </w:tr>
+      <w:tr>
+        <w:trPr>
+          <w:cantSplit/>
+        </w:trPr>
+        <w:tc>
+          <w:tcPr>
+            <w:tcW w:type="dxa" w:w="2929"/>
+            <w:shd w:fill="EDF3F5" w:val="clear"/>
+            <w:tcMar>
+              <w:top w:type="dxa" w:w="70"/>
+              <w:left w:type="dxa" w:w="120"/>
+              <w:bottom w:type="dxa" w:w="70"/>
+              <w:right w:type="dxa" w:w="120"/>
+            </w:tcMar>
+            <w:vAlign w:val="center"/>
+          </w:tcPr>
+          <w:p>
+            <w:pPr>
+              <w:spacing w:line="300"/>
+              <w:jc w:val="left"/>
+            </w:pPr>
+            <w:r>
+              <w:rPr>
+                <w:rFonts w:ascii="Calibri" w:eastAsia="Microsoft YaHei"/>
+                <w:color w:val="1A2B33"/>
+                <w:sz w:val="21"/>
+                <w:szCs w:val="21"/>
+              </w:rPr>
+              <w:t xml:space="preserve">生成层</w:t>
+            </w:r>
+          </w:p>
+        </w:tc>
+        <w:tc>
+          <w:tcPr>
+            <w:tcW w:type="dxa" w:w="2929"/>
+            <w:shd w:fill="EDF3F5" w:val="clear"/>
+            <w:tcMar>
+              <w:top w:type="dxa" w:w="70"/>
+              <w:left w:type="dxa" w:w="120"/>
+              <w:bottom w:type="dxa" w:w="70"/>
+              <w:right w:type="dxa" w:w="120"/>
+            </w:tcMar>
+            <w:vAlign w:val="center"/>
+          </w:tcPr>
+          <w:p>
+            <w:pPr>
+              <w:spacing w:line="300"/>
+              <w:jc w:val="left"/>
+            </w:pPr>
+            <w:r>
+              <w:rPr>
+                <w:rFonts w:ascii="Calibri" w:eastAsia="Microsoft YaHei"/>
+                <w:color w:val="1A2B33"/>
+                <w:sz w:val="21"/>
+                <w:szCs w:val="21"/>
+              </w:rPr>
+              <w:t xml:space="preserve">引用准确性</w:t>
+            </w:r>
+          </w:p>
+        </w:tc>
+        <w:tc>
+          <w:tcPr>
+            <w:tcW w:type="dxa" w:w="2929"/>
+            <w:shd w:fill="EDF3F5" w:val="clear"/>
+            <w:tcMar>
+              <w:top w:type="dxa" w:w="70"/>
+              <w:left w:type="dxa" w:w="120"/>
+              <w:bottom w:type="dxa" w:w="70"/>
+              <w:right w:type="dxa" w:w="120"/>
+            </w:tcMar>
+            <w:vAlign w:val="center"/>
+          </w:tcPr>
+          <w:p>
+            <w:pPr>
+              <w:spacing w:line="300"/>
+              <w:jc w:val="left"/>
+            </w:pPr>
+            <w:r>
+              <w:rPr>
+                <w:rFonts w:ascii="Calibri" w:eastAsia="Microsoft YaHei"/>
+                <w:color w:val="1A2B33"/>
+                <w:sz w:val="21"/>
+                <w:szCs w:val="21"/>
+              </w:rPr>
+              <w:t xml:space="preserve">所标注的来源是否真的支持对应结论</w:t>
+            </w:r>
+          </w:p>
+        </w:tc>
+      </w:tr>
+    </w:tbl>
+    <w:p>
+      <w:pPr>
+        <w:spacing w:after="120"/>
+      </w:pPr>
+    </w:p>
+    <w:p>
+      <w:pPr>
+        <w:spacing w:line="312"/>
+        <w:ind w:firstLine="480"/>
+        <w:jc w:val="both"/>
+      </w:pPr>
+      <w:r>
+        <w:rPr>
+          <w:rFonts w:ascii="Calibri" w:eastAsia="Microsoft YaHei"/>
+          <w:color w:val="1A2B33"/>
+          <w:sz w:val="24"/>
+          <w:szCs w:val="24"/>
+        </w:rPr>
+        <w:t xml:space="preserve">两层指标对应两条优化路径：命中率低，问题在索引与检索侧——回头检查切分、嵌入模型、混合搜索与重排；命中高而忠实度低，问题在生成侧——检查提示词规则、上下文排版与拒答逻辑。指标从哪来？检索层指标需要标注“哪些文档相关”（可用大模型辅助预标注再加人工校对）；生成层的忠实度等指标常用 RAGAS 这类基于大模型评判（LLM-as-a-Judge）的框架自动打分，成本低但有主观性，关键项目仍需人工抽检校准。指标体系是第三章所有优化手段的裁判：alpha 配比、重排开关、HyDE 去留，都让数据发言。完整的评估工程——评估集构建、回归测试、线上指标——留待卷15 展开。</w:t>
+      </w:r>
+    </w:p>
+    <w:p>
+      <w:pPr>
+        <w:spacing w:line="312"/>
+        <w:ind w:firstLine="480"/>
+        <w:jc w:val="both"/>
+      </w:pPr>
+      <w:r>
+        <w:rPr>
+          <w:rFonts w:ascii="Calibri" w:eastAsia="Microsoft YaHei"/>
+          <w:color w:val="1A2B33"/>
+          <w:sz w:val="24"/>
+          <w:szCs w:val="24"/>
+        </w:rPr>
+        <w:t xml:space="preserve">图5-2 把这套「先分诊再下药」的思路画成了诊台。它在实战中的价值怎么强调都不过分：RAG 调优最大的时间黑洞，就是没分清病因就开始乱调参数——把病型二当成病型一去换嵌入模型，折腾两周毫无起色；分对诊，对症的改动往往一天内就能见效。</w:t>
       </w:r>
     </w:p>
     <w:p>
@@ -12617,7 +15152,7 @@
       <w:r>
         <w:drawing>
           <wp:inline distT="0" distB="0" distL="0" distR="0">
-            <wp:extent cx="5391150" cy="3238500"/>
+            <wp:extent cx="5486400" cy="3295650"/>
             <wp:effectExtent t="0" r="0" b="0" l="0"/>
             <wp:docPr id="1" name="" descr="" title=""/>
             <wp:cNvGraphicFramePr>
@@ -12642,6 +15177,160 @@
                   <pic:spPr bwMode="auto">
                     <a:xfrm>
                       <a:off x="0" y="0"/>
+                      <a:ext cx="5486400" cy="3295650"/>
+                    </a:xfrm>
+                    <a:prstGeom prst="rect">
+                      <a:avLst/>
+                    </a:prstGeom>
+                  </pic:spPr>
+                </pic:pic>
+              </a:graphicData>
+            </a:graphic>
+          </wp:inline>
+        </w:drawing>
+      </w:r>
+    </w:p>
+    <w:p>
+      <w:pPr>
+        <w:keepNext w:val="false"/>
+        <w:spacing w:after="200" w:before="60" w:line="312"/>
+        <w:jc w:val="center"/>
+      </w:pPr>
+      <w:r>
+        <w:rPr>
+          <w:rFonts w:ascii="Calibri" w:eastAsia="Microsoft YaHei"/>
+          <w:b/>
+          <w:bCs/>
+          <w:color w:val="5A6B76"/>
+          <w:sz w:val="21"/>
+          <w:szCs w:val="21"/>
+        </w:rPr>
+        <w:t xml:space="preserve">图5-2 RAG 病三分诊：没找到修检索、排得差加重排、答偏修提示词</w:t>
+      </w:r>
+    </w:p>
+    <w:p>
+      <w:pPr>
+        <w:pStyle w:val="Heading1"/>
+        <w:keepNext/>
+        <w:pageBreakBefore/>
+        <w:spacing w:after="200" w:before="360" w:line="400" w:lineRule="atLeast"/>
+      </w:pPr>
+      <w:bookmarkStart w:id="100042" w:name="_Toc100042"/>
+      <w:r>
+        <w:rPr>
+          <w:rFonts w:ascii="Calibri" w:eastAsia="SimHei"/>
+          <w:b/>
+          <w:bCs/>
+          <w:color w:val="16324A"/>
+          <w:sz w:val="32"/>
+          <w:szCs w:val="32"/>
+        </w:rPr>
+        <w:t xml:space="preserve">第六章 LlamaIndex 框架深度：RAG 工程的另一条主线</w:t>
+      </w:r>
+      <w:bookmarkEnd w:id="100042"/>
+    </w:p>
+    <w:p>
+      <w:pPr>
+        <w:pStyle w:val="Heading2"/>
+        <w:keepNext/>
+        <w:spacing w:after="140" w:before="280" w:line="360" w:lineRule="atLeast"/>
+      </w:pPr>
+      <w:bookmarkStart w:id="100043" w:name="_Toc100043"/>
+      <w:r>
+        <w:rPr>
+          <w:rFonts w:ascii="Calibri" w:eastAsia="SimHei"/>
+          <w:b/>
+          <w:bCs/>
+          <w:color w:val="1B4A5C"/>
+          <w:sz w:val="28"/>
+          <w:szCs w:val="28"/>
+        </w:rPr>
+        <w:t xml:space="preserve">6.1 为什么单独讲 LlamaIndex</w:t>
+      </w:r>
+      <w:bookmarkEnd w:id="100043"/>
+    </w:p>
+    <w:p>
+      <w:pPr>
+        <w:spacing w:line="312"/>
+        <w:ind w:firstLine="480"/>
+        <w:jc w:val="both"/>
+      </w:pPr>
+      <w:r>
+        <w:rPr>
+          <w:rFonts w:ascii="Calibri" w:eastAsia="Microsoft YaHei"/>
+          <w:color w:val="1A2B33"/>
+          <w:sz w:val="24"/>
+          <w:szCs w:val="24"/>
+        </w:rPr>
+        <w:t xml:space="preserve">前五章我们把 RAG 当作一种“模式”来拆解：理解原理、掌握切分与检索策略、做完评估闭环。然而把这些原理落进代码时，你会发现市面上有两条主流框架路径——LangChain 与 LlamaIndex。前者强调“组件齐全、灵活拼装”，适合需要把 LLM 调用、工具、记忆、Agent 编排一锅炖的场景；后者从一开始就把“把外部知识高效喂给 LLM”作为唯一焦点，沿着数据接入、索引、查询、响应合成这条路径深耕，是 RAG 工程化最值得掌握的“另一条主线”。</w:t>
+      </w:r>
+    </w:p>
+    <w:p>
+      <w:pPr>
+        <w:spacing w:line="312"/>
+        <w:ind w:firstLine="480"/>
+        <w:jc w:val="both"/>
+      </w:pPr>
+      <w:r>
+        <w:rPr>
+          <w:rFonts w:ascii="Calibri" w:eastAsia="Microsoft YaHei"/>
+          <w:color w:val="1A2B33"/>
+          <w:sz w:val="24"/>
+          <w:szCs w:val="24"/>
+        </w:rPr>
+        <w:t xml:space="preserve">LlamaIndex 早期叫 GPT Index，2023 年改名后定位更清晰：从“非结构化数据预处理 + 高质量索引 + 灵活查询”切入，把“Data Framework for LLMs”作为口号。它的特点决定了它的适用面：需要对接几十种数据源（PDF、Notion、Slack、数据库、API），索引策略需要根据业务频繁切换（图谱、向量、列表、关键词），需要把同一份知识用于多种回答形态（问答、摘要、结构化抽取、Agent 工具），以及团队希望快速从原型走到生产。LlamaIndex 在这四类场景中往往比“通用大杂烩”框架更顺手；反过来，如果你要造的是一个通用 Agent 编排系统、需要细粒度的状态管理，那 LangGraph / LangChain 一侧的工具更对路。</w:t>
+      </w:r>
+    </w:p>
+    <w:p>
+      <w:pPr>
+        <w:spacing w:line="312"/>
+        <w:ind w:firstLine="480"/>
+        <w:jc w:val="both"/>
+      </w:pPr>
+      <w:r>
+        <w:rPr>
+          <w:rFonts w:ascii="Calibri" w:eastAsia="Microsoft YaHei"/>
+          <w:color w:val="1A2B33"/>
+          <w:sz w:val="24"/>
+          <w:szCs w:val="24"/>
+        </w:rPr>
+        <w:t xml:space="preserve">本章不重复 RAG 的通用原理，而是聚焦 LlamaIndex 的抽象体系与工程范式：它的核心数据对象是什么、索引与查询引擎如何分层、Workflows 新范式为何重要、与 LangChain 如何互补选型。学完本章，你将能够独立搭建一个生产级 LlamaIndex 应用，并理解何时该用它、何时该绕开框架直接用底层 SDK。</w:t>
+      </w:r>
+    </w:p>
+    <w:p>
+      <w:pPr>
+        <w:keepNext/>
+        <w:spacing w:after="40" w:before="160"/>
+        <w:jc w:val="center"/>
+      </w:pPr>
+      <w:r>
+        <w:drawing>
+          <wp:inline distT="0" distB="0" distL="0" distR="0">
+            <wp:extent cx="5391150" cy="3238500"/>
+            <wp:effectExtent t="0" r="0" b="0" l="0"/>
+            <wp:docPr id="1" name="" descr="" title=""/>
+            <wp:cNvGraphicFramePr>
+              <a:graphicFrameLocks xmlns:a="http://schemas.openxmlformats.org/drawingml/2006/main" noChangeAspect="1"/>
+            </wp:cNvGraphicFramePr>
+            <a:graphic xmlns:a="http://schemas.openxmlformats.org/drawingml/2006/main">
+              <a:graphicData uri="http://schemas.openxmlformats.org/drawingml/2006/picture">
+                <pic:pic xmlns:pic="http://schemas.openxmlformats.org/drawingml/2006/picture">
+                  <pic:nvPicPr>
+                    <pic:cNvPr id="0" name="" descr=""/>
+                    <pic:cNvPicPr>
+                      <a:picLocks noChangeAspect="1" noChangeArrowheads="1"/>
+                    </pic:cNvPicPr>
+                  </pic:nvPicPr>
+                  <pic:blipFill>
+                    <a:blip r:embed="rId23" cstate="none"/>
+                    <a:srcRect/>
+                    <a:stretch>
+                      <a:fillRect/>
+                    </a:stretch>
+                  </pic:blipFill>
+                  <pic:spPr bwMode="auto">
+                    <a:xfrm>
+                      <a:off x="0" y="0"/>
                       <a:ext cx="5391150" cy="3238500"/>
                     </a:xfrm>
                     <a:prstGeom prst="rect">
@@ -12679,7 +15368,7 @@
         <w:keepNext/>
         <w:spacing w:after="140" w:before="280" w:line="360" w:lineRule="atLeast"/>
       </w:pPr>
-      <w:bookmarkStart w:id="100039" w:name="_Toc100039"/>
+      <w:bookmarkStart w:id="100044" w:name="_Toc100044"/>
       <w:r>
         <w:rPr>
           <w:rFonts w:ascii="Calibri" w:eastAsia="SimHei"/>
@@ -12691,7 +15380,7 @@
         </w:rPr>
         <w:t xml:space="preserve">6.2 核心抽象与数据流</w:t>
       </w:r>
-      <w:bookmarkEnd w:id="100039"/>
+      <w:bookmarkEnd w:id="100044"/>
     </w:p>
     <w:p>
       <w:pPr>
@@ -13394,7 +16083,7 @@
         <w:keepNext/>
         <w:spacing w:after="140" w:before="280" w:line="360" w:lineRule="atLeast"/>
       </w:pPr>
-      <w:bookmarkStart w:id="100040" w:name="_Toc100040"/>
+      <w:bookmarkStart w:id="100045" w:name="_Toc100045"/>
       <w:r>
         <w:rPr>
           <w:rFonts w:ascii="Calibri" w:eastAsia="SimHei"/>
@@ -13406,7 +16095,7 @@
         </w:rPr>
         <w:t xml:space="preserve">6.3 数据接入：Reader 与 Document 体系</w:t>
       </w:r>
-      <w:bookmarkEnd w:id="100040"/>
+      <w:bookmarkEnd w:id="100045"/>
     </w:p>
     <w:p>
       <w:pPr>
@@ -13582,7 +16271,7 @@
         <w:keepNext/>
         <w:spacing w:after="140" w:before="280" w:line="360" w:lineRule="atLeast"/>
       </w:pPr>
-      <w:bookmarkStart w:id="100041" w:name="_Toc100041"/>
+      <w:bookmarkStart w:id="100046" w:name="_Toc100046"/>
       <w:r>
         <w:rPr>
           <w:rFonts w:ascii="Calibri" w:eastAsia="SimHei"/>
@@ -13594,7 +16283,7 @@
         </w:rPr>
         <w:t xml:space="preserve">6.4 索引体系详解</w:t>
       </w:r>
-      <w:bookmarkEnd w:id="100041"/>
+      <w:bookmarkEnd w:id="100046"/>
     </w:p>
     <w:p>
       <w:pPr>
@@ -14224,7 +16913,7 @@
         <w:keepNext/>
         <w:spacing w:after="140" w:before="280" w:line="360" w:lineRule="atLeast"/>
       </w:pPr>
-      <w:bookmarkStart w:id="100042" w:name="_Toc100042"/>
+      <w:bookmarkStart w:id="100047" w:name="_Toc100047"/>
       <w:r>
         <w:rPr>
           <w:rFonts w:ascii="Calibri" w:eastAsia="SimHei"/>
@@ -14236,7 +16925,7 @@
         </w:rPr>
         <w:t xml:space="preserve">6.5 查询引擎与响应合成</w:t>
       </w:r>
-      <w:bookmarkEnd w:id="100042"/>
+      <w:bookmarkEnd w:id="100047"/>
     </w:p>
     <w:p>
       <w:pPr>
@@ -14452,7 +17141,7 @@
         <w:keepNext/>
         <w:spacing w:after="140" w:before="280" w:line="360" w:lineRule="atLeast"/>
       </w:pPr>
-      <w:bookmarkStart w:id="100043" w:name="_Toc100043"/>
+      <w:bookmarkStart w:id="100048" w:name="_Toc100048"/>
       <w:r>
         <w:rPr>
           <w:rFonts w:ascii="Calibri" w:eastAsia="SimHei"/>
@@ -14464,7 +17153,7 @@
         </w:rPr>
         <w:t xml:space="preserve">6.6 Agent 与 Workflows 范式</w:t>
       </w:r>
-      <w:bookmarkEnd w:id="100043"/>
+      <w:bookmarkEnd w:id="100048"/>
     </w:p>
     <w:p>
       <w:pPr>
@@ -14764,7 +17453,7 @@
         <w:keepNext/>
         <w:spacing w:after="140" w:before="280" w:line="360" w:lineRule="atLeast"/>
       </w:pPr>
-      <w:bookmarkStart w:id="100044" w:name="_Toc100044"/>
+      <w:bookmarkStart w:id="100049" w:name="_Toc100049"/>
       <w:r>
         <w:rPr>
           <w:rFonts w:ascii="Calibri" w:eastAsia="SimHei"/>
@@ -14776,7 +17465,7 @@
         </w:rPr>
         <w:t xml:space="preserve">6.7 与 LangChain 的工程对比</w:t>
       </w:r>
-      <w:bookmarkEnd w:id="100044"/>
+      <w:bookmarkEnd w:id="100049"/>
     </w:p>
     <w:p>
       <w:pPr>
@@ -15654,7 +18343,7 @@
         <w:keepNext/>
         <w:spacing w:after="140" w:before="280" w:line="360" w:lineRule="atLeast"/>
       </w:pPr>
-      <w:bookmarkStart w:id="100045" w:name="_Toc100045"/>
+      <w:bookmarkStart w:id="100050" w:name="_Toc100050"/>
       <w:r>
         <w:rPr>
           <w:rFonts w:ascii="Calibri" w:eastAsia="SimHei"/>
@@ -15666,7 +18355,7 @@
         </w:rPr>
         <w:t xml:space="preserve">6.8 选型决策与工程落地建议</w:t>
       </w:r>
-      <w:bookmarkEnd w:id="100045"/>
+      <w:bookmarkEnd w:id="100050"/>
     </w:p>
     <w:p>
       <w:pPr>
@@ -15722,7 +18411,7 @@
         <w:keepNext/>
         <w:spacing w:after="200" w:before="360" w:line="400" w:lineRule="atLeast"/>
       </w:pPr>
-      <w:bookmarkStart w:id="100046" w:name="_Toc100046"/>
+      <w:bookmarkStart w:id="100051" w:name="_Toc100051"/>
       <w:r>
         <w:rPr>
           <w:rFonts w:ascii="Calibri" w:eastAsia="SimHei"/>
@@ -15734,7 +18423,7 @@
         </w:rPr>
         <w:t xml:space="preserve">本卷小结</w:t>
       </w:r>
-      <w:bookmarkEnd w:id="100046"/>
+      <w:bookmarkEnd w:id="100051"/>
     </w:p>
     <w:p>
       <w:pPr>
@@ -15790,7 +18479,7 @@
         <w:keepNext/>
         <w:spacing w:after="200" w:before="360" w:line="400" w:lineRule="atLeast"/>
       </w:pPr>
-      <w:bookmarkStart w:id="100047" w:name="_Toc100047"/>
+      <w:bookmarkStart w:id="100052" w:name="_Toc100052"/>
       <w:r>
         <w:rPr>
           <w:rFonts w:ascii="Calibri" w:eastAsia="SimHei"/>
@@ -15802,7 +18491,7 @@
         </w:rPr>
         <w:t xml:space="preserve">思考与练习</w:t>
       </w:r>
-      <w:bookmarkEnd w:id="100047"/>
+      <w:bookmarkEnd w:id="100052"/>
     </w:p>
     <w:p>
       <w:pPr>
@@ -15905,7 +18594,7 @@
         <w:keepNext/>
         <w:spacing w:after="200" w:before="360" w:line="400" w:lineRule="atLeast"/>
       </w:pPr>
-      <w:bookmarkStart w:id="100048" w:name="_Toc100048"/>
+      <w:bookmarkStart w:id="100053" w:name="_Toc100053"/>
       <w:r>
         <w:rPr>
           <w:rFonts w:ascii="Calibri" w:eastAsia="SimHei"/>
@@ -15915,9 +18604,424 @@
           <w:sz w:val="32"/>
           <w:szCs w:val="32"/>
         </w:rPr>
+        <w:t xml:space="preserve">面试题精选（附参考答案）</w:t>
+      </w:r>
+      <w:bookmarkEnd w:id="100053"/>
+    </w:p>
+    <w:p>
+      <w:pPr>
+        <w:spacing w:line="312"/>
+        <w:ind w:firstLine="480"/>
+        <w:jc w:val="both"/>
+      </w:pPr>
+      <w:r>
+        <w:rPr>
+          <w:rFonts w:ascii="Calibri" w:eastAsia="Microsoft YaHei"/>
+          <w:color w:val="1A2B33"/>
+          <w:sz w:val="24"/>
+          <w:szCs w:val="24"/>
+        </w:rPr>
+        <w:t xml:space="preserve">本节题目主要改编自配套的《RAG 检索增强架构经典面试题与答案》，依据本卷内容做了压缩改写与要点化，并新编了两道题库未覆盖的本卷重点题（父子分块、长上下文与 RAG 之争）。题目按由浅入深排列，覆盖定义与微调对比、演进脉络、切分与检索优化、前沿范式等核心考点。答案均为要点式，建议先自行作答再对照，重点核对关键数据与术语。</w:t>
+      </w:r>
+    </w:p>
+    <w:p>
+      <w:pPr>
+        <w:pStyle w:val="Heading2"/>
+        <w:keepNext/>
+        <w:spacing w:after="140" w:before="280" w:line="360" w:lineRule="atLeast"/>
+      </w:pPr>
+      <w:bookmarkStart w:id="100054" w:name="_Toc100054"/>
+      <w:r>
+        <w:rPr>
+          <w:rFonts w:ascii="Calibri" w:eastAsia="SimHei"/>
+          <w:b/>
+          <w:bCs/>
+          <w:color w:val="1B4A5C"/>
+          <w:sz w:val="28"/>
+          <w:szCs w:val="28"/>
+        </w:rPr>
+        <w:t xml:space="preserve">题1　什么是 RAG？它解决了大模型的哪些核心问题？</w:t>
+      </w:r>
+      <w:bookmarkEnd w:id="100054"/>
+    </w:p>
+    <w:p>
+      <w:pPr>
+        <w:spacing w:line="312"/>
+        <w:ind w:firstLine="480"/>
+        <w:jc w:val="both"/>
+      </w:pPr>
+      <w:r>
+        <w:rPr>
+          <w:rFonts w:ascii="Calibri" w:eastAsia="Microsoft YaHei"/>
+          <w:color w:val="1A2B33"/>
+          <w:sz w:val="24"/>
+          <w:szCs w:val="24"/>
+        </w:rPr>
+        <w:t xml:space="preserve">RAG（Retrieval-Augmented Generation，检索增强生成）的核心思想是：回答之前先从外部知识库检索出与问题最相关的文档片段，连同问题一起放进提示词，让模型看着资料作答，可概括为 RAG = Retriever（检索器）+ Generator（生成器）。它解决的是参数化记忆的三宗罪（见本卷 1.1 节）：知识过时——训练完成后模型认知即冻结，新政策新行情一无所知；私有知识缺失——企业内部文档从未进入训练语料，任何模型都不可能知道；幻觉——模型对记忆模糊的细节不会留白，而是顺着语感编造出与真话毫无二致的答案。RAG 把知识从参数搬到可更新、可溯源的外部库：补一份新文档立刻生效，答案可标注出处，上下文约束显著抑制幻觉，私有数据不必进入任何模型的训练集。</w:t>
+      </w:r>
+    </w:p>
+    <w:p>
+      <w:pPr>
+        <w:pStyle w:val="Heading2"/>
+        <w:keepNext/>
+        <w:spacing w:after="140" w:before="280" w:line="360" w:lineRule="atLeast"/>
+      </w:pPr>
+      <w:bookmarkStart w:id="100055" w:name="_Toc100055"/>
+      <w:r>
+        <w:rPr>
+          <w:rFonts w:ascii="Calibri" w:eastAsia="SimHei"/>
+          <w:b/>
+          <w:bCs/>
+          <w:color w:val="1B4A5C"/>
+          <w:sz w:val="28"/>
+          <w:szCs w:val="28"/>
+        </w:rPr>
+        <w:t xml:space="preserve">题2　RAG 与微调有什么区别？各自适用于什么场景？</w:t>
+      </w:r>
+      <w:bookmarkEnd w:id="100055"/>
+    </w:p>
+    <w:p>
+      <w:pPr>
+        <w:spacing w:line="312"/>
+        <w:ind w:firstLine="480"/>
+        <w:jc w:val="both"/>
+      </w:pPr>
+      <w:r>
+        <w:rPr>
+          <w:rFonts w:ascii="Calibri" w:eastAsia="Microsoft YaHei"/>
+          <w:color w:val="1A2B33"/>
+          <w:sz w:val="24"/>
+          <w:szCs w:val="24"/>
+        </w:rPr>
+        <w:t xml:space="preserve">两者互补而非互斥（见本卷 1.3 节）。微调改变的是模型参数，适合塑造行为：输出格式、语气与领域表达习惯；RAG 改变的是模型可见的信息，适合注入知识：事实、数据与文档内容。对照来看，RAG 更新知识只需改库、实时生效，成本低、答案可溯源、幻觉可控、知识容量理论无限、数据留在自有向量库；微调行为定制更深，但更新周期以天计、需要 GPU 与标注数据、黑盒难解释、知识受参数容量限制。判断法则：明天就要更新的需求用 RAG，一年不变且写不进提示词的需求才考虑微调，拿不准先做 RAG——见效快、可回滚、好评估。实践中常组合使用，例如金融客服用 RAG 实时检索最新条款与市场数据，用轻量微调塑造专业客户经理的语气。</w:t>
+      </w:r>
+    </w:p>
+    <w:p>
+      <w:pPr>
+        <w:pStyle w:val="Heading2"/>
+        <w:keepNext/>
+        <w:spacing w:after="140" w:before="280" w:line="360" w:lineRule="atLeast"/>
+      </w:pPr>
+      <w:bookmarkStart w:id="100056" w:name="_Toc100056"/>
+      <w:r>
+        <w:rPr>
+          <w:rFonts w:ascii="Calibri" w:eastAsia="SimHei"/>
+          <w:b/>
+          <w:bCs/>
+          <w:color w:val="1B4A5C"/>
+          <w:sz w:val="28"/>
+          <w:szCs w:val="28"/>
+        </w:rPr>
+        <w:t xml:space="preserve">题3　简述 RAG 技术的五阶段演进。</w:t>
+      </w:r>
+      <w:bookmarkEnd w:id="100056"/>
+    </w:p>
+    <w:p>
+      <w:pPr>
+        <w:spacing w:line="312"/>
+        <w:ind w:firstLine="480"/>
+        <w:jc w:val="both"/>
+      </w:pPr>
+      <w:r>
+        <w:rPr>
+          <w:rFonts w:ascii="Calibri" w:eastAsia="Microsoft YaHei"/>
+          <w:color w:val="1A2B33"/>
+          <w:sz w:val="24"/>
+          <w:szCs w:val="24"/>
+        </w:rPr>
+        <w:t xml:space="preserve">五个阶段是叠加关系而非替代关系，每个阶段都是对上一阶段失败模式的回应（见本卷 1.4 节）。Naive RAG（2020 年）：检索、拼接、生成的三段式，证明可行性但检索精度低、上下文碎片化；Advanced RAG（2023 至 2024 年）：检索前做查询改写与多查询扩展，检索中用混合搜索多路召回，检索后重排序与上下文压缩，把问答准确率从约六成抬升到八成以上，是当前生产主流基线；Modular RAG（2024 至 2025 年）：拆为索引、检索前后、记忆、生成、编排等模块，算子可插拔如乐高，支持迭代与自适应检索，是一种架构思想；GraphRAG（2024 年）：微软提出，用知识图谱与社区摘要回答跨文档的全局性问题；Agentic RAG（2025 年至今）：把检索控制权交给模型自主决策。健康策略是从 Naive 理解本质、以 Advanced 组件打底、按 Modular 思想留好插槽，再按业务真实痛点决定是否引入前沿范式。</w:t>
+      </w:r>
+    </w:p>
+    <w:p>
+      <w:pPr>
+        <w:pStyle w:val="Heading2"/>
+        <w:keepNext/>
+        <w:spacing w:after="140" w:before="280" w:line="360" w:lineRule="atLeast"/>
+      </w:pPr>
+      <w:bookmarkStart w:id="100057" w:name="_Toc100057"/>
+      <w:r>
+        <w:rPr>
+          <w:rFonts w:ascii="Calibri" w:eastAsia="SimHei"/>
+          <w:b/>
+          <w:bCs/>
+          <w:color w:val="1B4A5C"/>
+          <w:sz w:val="28"/>
+          <w:szCs w:val="28"/>
+        </w:rPr>
+        <w:t xml:space="preserve">题4　常见的文档切分策略有哪些？各适用于什么场景？</w:t>
+      </w:r>
+      <w:bookmarkEnd w:id="100057"/>
+    </w:p>
+    <w:p>
+      <w:pPr>
+        <w:spacing w:line="312"/>
+        <w:ind w:firstLine="480"/>
+        <w:jc w:val="both"/>
+      </w:pPr>
+      <w:r>
+        <w:rPr>
+          <w:rFonts w:ascii="Calibri" w:eastAsia="Microsoft YaHei"/>
+          <w:color w:val="1A2B33"/>
+          <w:sz w:val="24"/>
+          <w:szCs w:val="24"/>
+        </w:rPr>
+        <w:t xml:space="preserve">切分是在语义完整性与向量区分度之间走钢丝（见本卷 2.2 节）：片段太碎，嵌入无法代表完整含义；太大，关键信息被无关内容稀释，向量什么都有点像。四种主要策略：固定长度切分，按字符或 token 等长硬切并保留一成到两成的重叠，简单快速但会拦腰斩断句子，仅适合原型验证；递归字符切分，按分隔符优先级逐级降级（先段落、再句子、后词字），兼顾长度约束与自然边界，是多数项目的推荐起点，代表实现为 LangChain 的 RecursiveCharacterTextSplitter；语义切分，在相邻句嵌入相似度骤降处落刀，块内语义一致、召回质量上限最高，但切分阶段就要对全文做嵌入，成本高；按结构切分，利用标题层级、章节、代码函数等天然边界，是防止表格被切断、代码被拆散的最可靠手段。NVIDIA 2024 年基准研究显示，不同切分策略的召回率差距可达九个百分点。</w:t>
+      </w:r>
+    </w:p>
+    <w:p>
+      <w:pPr>
+        <w:pStyle w:val="ListParagraph"/>
+        <w:numPr>
+          <w:ilvl w:val="0"/>
+          <w:numId w:val="1"/>
+        </w:numPr>
+        <w:spacing w:line="312"/>
+      </w:pPr>
+      <w:r>
+        <w:rPr>
+          <w:rFonts w:ascii="Calibri" w:eastAsia="Microsoft YaHei"/>
+          <w:color w:val="1A2B33"/>
+          <w:sz w:val="24"/>
+          <w:szCs w:val="24"/>
+        </w:rPr>
+        <w:t xml:space="preserve">块大小没有最优值只有匹配值（见本卷 2.3 节）：事实查找类问题 256 到 512 token 足够，分析综合类需 1024 以上，512 左右是多数场景的稳健起点；最优值与嵌入模型、文档类型、问题分布耦合，应准备二三十道评估题，用命中率数据定参。</w:t>
+      </w:r>
+    </w:p>
+    <w:p>
+      <w:pPr>
+        <w:pStyle w:val="Heading2"/>
+        <w:keepNext/>
+        <w:spacing w:after="140" w:before="280" w:line="360" w:lineRule="atLeast"/>
+      </w:pPr>
+      <w:bookmarkStart w:id="100058" w:name="_Toc100058"/>
+      <w:r>
+        <w:rPr>
+          <w:rFonts w:ascii="Calibri" w:eastAsia="SimHei"/>
+          <w:b/>
+          <w:bCs/>
+          <w:color w:val="1B4A5C"/>
+          <w:sz w:val="28"/>
+          <w:szCs w:val="28"/>
+        </w:rPr>
+        <w:t xml:space="preserve">题5　什么是父子分块？它化解了什么矛盾？</w:t>
+      </w:r>
+      <w:bookmarkEnd w:id="100058"/>
+    </w:p>
+    <w:p>
+      <w:pPr>
+        <w:spacing w:line="312"/>
+        <w:ind w:firstLine="480"/>
+        <w:jc w:val="both"/>
+      </w:pPr>
+      <w:r>
+        <w:rPr>
+          <w:rFonts w:ascii="Calibri" w:eastAsia="Microsoft YaHei"/>
+          <w:color w:val="1A2B33"/>
+          <w:sz w:val="24"/>
+          <w:szCs w:val="24"/>
+        </w:rPr>
+        <w:t xml:space="preserve">检索与生成对片段大小的要求天然矛盾：检索喜欢小片段，短文本语义集中、向量区分度高、容易精准命中；生成喜欢大片段，上下文完整、模型不需要脑补（见本卷 2.2.3 节）。父子分块（Parent-Child Chunking，又称层次切分）的做法是把同一文档切出两到三层粒度，例如子块 128 token、父块 512 token、祖父块 2048 token；检索时用最小的子块做相似度匹配，命中后顺着映射关系取出对应父块注入上下文——用小块找到的，用大块来回答，检索的准与上下文的全两个都要。它好比索引卡与原书：命中的是小卡片，交给模型阅读的是卡片背后的整章书页。代价是需要维护层级映射、存储翻倍。</w:t>
+      </w:r>
+    </w:p>
+    <w:p>
+      <w:pPr>
+        <w:pStyle w:val="Heading2"/>
+        <w:keepNext/>
+        <w:spacing w:after="140" w:before="280" w:line="360" w:lineRule="atLeast"/>
+      </w:pPr>
+      <w:bookmarkStart w:id="100059" w:name="_Toc100059"/>
+      <w:r>
+        <w:rPr>
+          <w:rFonts w:ascii="Calibri" w:eastAsia="SimHei"/>
+          <w:b/>
+          <w:bCs/>
+          <w:color w:val="1B4A5C"/>
+          <w:sz w:val="28"/>
+          <w:szCs w:val="28"/>
+        </w:rPr>
+        <w:t xml:space="preserve">题6　什么是混合搜索？RRF 是如何融合多路结果的？</w:t>
+      </w:r>
+      <w:bookmarkEnd w:id="100059"/>
+    </w:p>
+    <w:p>
+      <w:pPr>
+        <w:spacing w:line="312"/>
+        <w:ind w:firstLine="480"/>
+        <w:jc w:val="both"/>
+      </w:pPr>
+      <w:r>
+        <w:rPr>
+          <w:rFonts w:ascii="Calibri" w:eastAsia="Microsoft YaHei"/>
+          <w:color w:val="1A2B33"/>
+          <w:sz w:val="24"/>
+          <w:szCs w:val="24"/>
+        </w:rPr>
+        <w:t xml:space="preserve">向量检索擅长语义泛化，盲区是精确记号：产品编号、错误代码、罕见术语这类语义最稀薄的文本，嵌入向量与查询向量未必接近；BM25 关键词检索在精确匹配上快准狠，却完全不理解同义词与改写，例如注销账号对不上用户主体注销流程（见本卷 3.2 节）。混合搜索让两条通道并行召回，再用 RRF（倒数排名融合）合并：每篇文档的融合得分为它在各通道排名倒数之和，即 score = Σ 1/(k + rank)，常数 k 通常取 60。它只看排名、不看各路分数，漂亮地绕开了向量余弦分数与 BM25 分数量纲不同、直接加权如同把身高和体重相加的归一化难题。通道配比经验起点是略偏向量的 0.5 到 0.7，查询以编号、代码、缩写为主时调低到 0.3 附近让关键词主导，最优配比用评估集网格搜索确定。</w:t>
+      </w:r>
+    </w:p>
+    <w:p>
+      <w:pPr>
+        <w:pStyle w:val="Heading2"/>
+        <w:keepNext/>
+        <w:spacing w:after="140" w:before="280" w:line="360" w:lineRule="atLeast"/>
+      </w:pPr>
+      <w:bookmarkStart w:id="100060" w:name="_Toc100060"/>
+      <w:r>
+        <w:rPr>
+          <w:rFonts w:ascii="Calibri" w:eastAsia="SimHei"/>
+          <w:b/>
+          <w:bCs/>
+          <w:color w:val="1B4A5C"/>
+          <w:sz w:val="28"/>
+          <w:szCs w:val="28"/>
+        </w:rPr>
+        <w:t xml:space="preserve">题7　Bi-Encoder 与 Cross-Encoder 有何区别？为何重排用后者？</w:t>
+      </w:r>
+      <w:bookmarkEnd w:id="100060"/>
+    </w:p>
+    <w:p>
+      <w:pPr>
+        <w:spacing w:line="312"/>
+        <w:ind w:firstLine="480"/>
+        <w:jc w:val="both"/>
+      </w:pPr>
+      <w:r>
+        <w:rPr>
+          <w:rFonts w:ascii="Calibri" w:eastAsia="Microsoft YaHei"/>
+          <w:color w:val="1A2B33"/>
+          <w:sz w:val="24"/>
+          <w:szCs w:val="24"/>
+        </w:rPr>
+        <w:t xml:space="preserve">嵌入检索属于双编码器（Bi-Encoder）：查询与文档各自独立编码成向量再比点积，文档向量可以离线算好建索引，查询时毫秒级返回；代价是两段文本自始至终没有见面，词级交互信息全部丢失。重排模型采用交叉编码器（Cross-Encoder）：把查询与文档拼接成一段输入送进模型，注意力机制让两边逐词交互后直接输出相关度，精度显著更高，但每个候选都要跑一次完整前向，比向量检索慢一到两个数量级（见本卷 3.4 节）。因此检索呈漏斗形分工：召回阶段用双塔从百万文档宽召回 100 到 200 条，重排阶段用交叉编码器精排取三到十条，GPU 批处理单条约 1 到 3 毫秒，重排后 Top-5 相关比例可从约三成提升到八成以上，中文项目常以 bge-reranker-v2-m3 起步。注意重排改变的是排序而非召回集合：候选之外的文档它永远找不回来，召回率要靠混合搜索保障。</w:t>
+      </w:r>
+    </w:p>
+    <w:p>
+      <w:pPr>
+        <w:pStyle w:val="Heading2"/>
+        <w:keepNext/>
+        <w:spacing w:after="140" w:before="280" w:line="360" w:lineRule="atLeast"/>
+      </w:pPr>
+      <w:bookmarkStart w:id="100061" w:name="_Toc100061"/>
+      <w:r>
+        <w:rPr>
+          <w:rFonts w:ascii="Calibri" w:eastAsia="SimHei"/>
+          <w:b/>
+          <w:bCs/>
+          <w:color w:val="1B4A5C"/>
+          <w:sz w:val="28"/>
+          <w:szCs w:val="28"/>
+        </w:rPr>
+        <w:t xml:space="preserve">题8　上下文窗口越来越大，RAG 还有必要吗？</w:t>
+      </w:r>
+      <w:bookmarkEnd w:id="100061"/>
+    </w:p>
+    <w:p>
+      <w:pPr>
+        <w:spacing w:line="312"/>
+        <w:ind w:firstLine="480"/>
+        <w:jc w:val="both"/>
+      </w:pPr>
+      <w:r>
+        <w:rPr>
+          <w:rFonts w:ascii="Calibri" w:eastAsia="Microsoft YaHei"/>
+          <w:color w:val="1A2B33"/>
+          <w:sz w:val="24"/>
+          <w:szCs w:val="24"/>
+        </w:rPr>
+        <w:t xml:space="preserve">直接把整个文档集塞进上下文，在文档很少时确实简单有效，但规模稍大就露出三重硬伤：百万 token 的预填充又慢又贵，且每次提问都要付一遍；Lost in the Middle 注意力稀释在超长上下文中变本加厉，关键段落埋在几十万字中间模型视而不见；大量无关噪音还会把生成带偏（见本卷 4.4 节）。微软 BenchmarkQED 实验显示，把向量 RAG 的上下文窗口从 8K 扩大到 120K 并未带来性能提升，即便给到 1M token，成绩仍被检索方案超越——塞得多不如选得准。可操作的结论：文档总量在一两篇短文以内，直接塞上下文是最优解；超过这个量级，检索是必选项；生产系统中无论窗口多长都应保留检索，因为它同时优化成本、延迟、精度与可溯源四本账。长上下文真正的价值是改善检索的出口：片段可以更大更完整，父子分块的父块甚至整章都能放行——检索负责准，长窗口负责全。</w:t>
+      </w:r>
+    </w:p>
+    <w:p>
+      <w:pPr>
+        <w:pStyle w:val="Heading2"/>
+        <w:keepNext/>
+        <w:spacing w:after="140" w:before="280" w:line="360" w:lineRule="atLeast"/>
+      </w:pPr>
+      <w:bookmarkStart w:id="100062" w:name="_Toc100062"/>
+      <w:r>
+        <w:rPr>
+          <w:rFonts w:ascii="Calibri" w:eastAsia="SimHei"/>
+          <w:b/>
+          <w:bCs/>
+          <w:color w:val="1B4A5C"/>
+          <w:sz w:val="28"/>
+          <w:szCs w:val="28"/>
+        </w:rPr>
+        <w:t xml:space="preserve">题9　什么是 Agentic RAG？它与固定流水线 RAG 有何不同？</w:t>
+      </w:r>
+      <w:bookmarkEnd w:id="100062"/>
+    </w:p>
+    <w:p>
+      <w:pPr>
+        <w:spacing w:line="312"/>
+        <w:ind w:firstLine="480"/>
+        <w:jc w:val="both"/>
+      </w:pPr>
+      <w:r>
+        <w:rPr>
+          <w:rFonts w:ascii="Calibri" w:eastAsia="Microsoft YaHei"/>
+          <w:color w:val="1A2B33"/>
+          <w:sz w:val="24"/>
+          <w:szCs w:val="24"/>
+        </w:rPr>
+        <w:t xml:space="preserve">传统 RAG 流程固定：检索一次、生成一次，检索策略在系统设计时就被写死，无法随问题难度自适应，难以完成跨文档的对比与综合。Agentic RAG 把检索的控制权交还模型：自主决定是否检索（闲聊与常识题直接回答）、检索什么、检索几轮、何时收工，证据不足时改写查询、自我纠错，并以循环轮数上限、检索预算与人工审批点做护栏（见本卷 5.1 节）。实现分两派：轻量派走提示工程，如 gpt-researcher，靠编排让通用模型扮演研究助手；重量派用强化学习把检索能力训进模型——Search-R1 用动作标签让模型学会何时插入搜索，关键设计是对检索返回的文本做损失屏蔽（loss masking），迫使模型学的是怎么查、怎么用，而不是背诵检索内容，基于 Qwen2.5-7B 在七个问答数据集上平均相对提升四成；ReSearch 把搜索当作与思考平级的推理原语，平均精确匹配提升约十六个百分点；OpenAI Deep Research 在 Humanity's Last Exam 上取得 26.6% 的准确率，展示了这条路线的产品上限。</w:t>
+      </w:r>
+    </w:p>
+    <w:p>
+      <w:pPr>
+        <w:pStyle w:val="Heading2"/>
+        <w:keepNext/>
+        <w:spacing w:after="140" w:before="280" w:line="360" w:lineRule="atLeast"/>
+      </w:pPr>
+      <w:bookmarkStart w:id="100063" w:name="_Toc100063"/>
+      <w:r>
+        <w:rPr>
+          <w:rFonts w:ascii="Calibri" w:eastAsia="SimHei"/>
+          <w:b/>
+          <w:bCs/>
+          <w:color w:val="1B4A5C"/>
+          <w:sz w:val="28"/>
+          <w:szCs w:val="28"/>
+        </w:rPr>
+        <w:t xml:space="preserve">题10　GraphRAG 是什么？它解决了向量 RAG 的什么盲区？</w:t>
+      </w:r>
+      <w:bookmarkEnd w:id="100063"/>
+    </w:p>
+    <w:p>
+      <w:pPr>
+        <w:spacing w:line="312"/>
+        <w:ind w:firstLine="480"/>
+        <w:jc w:val="both"/>
+      </w:pPr>
+      <w:r>
+        <w:rPr>
+          <w:rFonts w:ascii="Calibri" w:eastAsia="Microsoft YaHei"/>
+          <w:color w:val="1A2B33"/>
+          <w:sz w:val="24"/>
+          <w:szCs w:val="24"/>
+        </w:rPr>
+        <w:t xml:space="preserve">向量 RAG 的结构性盲区是全局性、汇总性问题，如这批文档的核心主题是什么、各项目有哪些共同的依赖风险：答案不在任何一段文字里，而是散落在全部文档中的模式，而相似度检索只能捞回与问题字面相似的局部片段，全局图景反而缺席（见本卷 5.3 节）。微软 2024 年提出的 GraphRAG 换了一条路：索引阶段用大模型抽取实体与关系构建知识图谱，再用 Leiden 社区检测把图谱划成层次化社区并生成摘要；查询阶段双模式分工——全局搜索把问题并行发给各社区摘要，以 Map-Reduce 方式汇总成覆盖全库的宏观回答，局部搜索从命中实体出发沿图谱扩展关联上下文。向量检索找局部，图谱摘要看全局，两者互补。代价是索引成本可达向量 RAG 的十到二十倍；LazyGraphRAG 把大模型开销推迟到查询时按需支付，索引成本降到传统 GraphRAG 的千分之一，与向量 RAG 基本持平。</w:t>
+      </w:r>
+    </w:p>
+    <w:p>
+      <w:pPr>
+        <w:pStyle w:val="Heading1"/>
+        <w:keepNext/>
+        <w:spacing w:after="200" w:before="360" w:line="400" w:lineRule="atLeast"/>
+      </w:pPr>
+      <w:bookmarkStart w:id="100064" w:name="_Toc100064"/>
+      <w:r>
+        <w:rPr>
+          <w:rFonts w:ascii="Calibri" w:eastAsia="SimHei"/>
+          <w:b/>
+          <w:bCs/>
+          <w:color w:val="16324A"/>
+          <w:sz w:val="32"/>
+          <w:szCs w:val="32"/>
+        </w:rPr>
         <w:t xml:space="preserve">下一卷预告</w:t>
       </w:r>
-      <w:bookmarkEnd w:id="100048"/>
+      <w:bookmarkEnd w:id="100064"/>
     </w:p>
     <w:p>
       <w:pPr>
